--- a/App Manual11_11_2024.docx
+++ b/App Manual11_11_2024.docx
@@ -1,8 +1,8 @@
 
 <file path=word/document.xml><?xml version="1.0" encoding="utf-8"?>
-<w:document xmlns:wpc="http://schemas.microsoft.com/office/word/2010/wordprocessingCanvas" xmlns:cx="http://schemas.microsoft.com/office/drawing/2014/chartex" xmlns:cx1="http://schemas.microsoft.com/office/drawing/2015/9/8/chartex" xmlns:cx2="http://schemas.microsoft.com/office/drawing/2015/10/21/chartex" xmlns:cx3="http://schemas.microsoft.com/office/drawing/2016/5/9/chartex" xmlns:cx4="http://schemas.microsoft.com/office/drawing/2016/5/10/chartex" xmlns:cx5="http://schemas.microsoft.com/office/drawing/2016/5/11/chartex" xmlns:cx6="http://schemas.microsoft.com/office/drawing/2016/5/12/chartex" xmlns:cx7="http://schemas.microsoft.com/office/drawing/2016/5/13/chartex" xmlns:cx8="http://schemas.microsoft.com/office/drawing/2016/5/14/chartex" xmlns:mc="http://schemas.openxmlformats.org/markup-compatibility/2006" xmlns:aink="http://schemas.microsoft.com/office/drawing/2016/ink" xmlns:am3d="http://schemas.microsoft.com/office/drawing/2017/model3d" xmlns:o="urn:schemas-microsoft-com:office:office" xmlns:oel="http://schemas.microsoft.com/office/2019/extlst" xmlns:r="http://schemas.openxmlformats.org/officeDocument/2006/relationships" xmlns:m="http://schemas.openxmlformats.org/officeDocument/2006/math" xmlns:v="urn:schemas-microsoft-com:vml" xmlns:wp14="http://schemas.microsoft.com/office/word/2010/wordprocessingDrawing" xmlns:wp="http://schemas.openxmlformats.org/drawingml/2006/wordprocessingDrawing" xmlns:w10="urn:schemas-microsoft-com:office:word" xmlns:w="http://schemas.openxmlformats.org/wordprocessingml/2006/main" xmlns:w14="http://schemas.microsoft.com/office/word/2010/wordml" xmlns:w15="http://schemas.microsoft.com/office/word/2012/wordml" xmlns:w16cex="http://schemas.microsoft.com/office/word/2018/wordml/cex" xmlns:w16cid="http://schemas.microsoft.com/office/word/2016/wordml/cid" xmlns:w16="http://schemas.microsoft.com/office/word/2018/wordml" xmlns:w16du="http://schemas.microsoft.com/office/word/2023/wordml/word16du" xmlns:w16sdtdh="http://schemas.microsoft.com/office/word/2020/wordml/sdtdatahash" xmlns:w16se="http://schemas.microsoft.com/office/word/2015/wordml/symex" xmlns:wpg="http://schemas.microsoft.com/office/word/2010/wordprocessingGroup" xmlns:wpi="http://schemas.microsoft.com/office/word/2010/wordprocessingInk" xmlns:wne="http://schemas.microsoft.com/office/word/2006/wordml" xmlns:wps="http://schemas.microsoft.com/office/word/2010/wordprocessingShape" mc:Ignorable="w14 w15 w16se w16cid w16 w16cex w16sdtdh w16du wp14">
+<w:document xmlns:ns1="http://schemas.openxmlformats.org/markup-compatibility/2006" xmlns:ns10="urn:schemas-microsoft-com:vml" xmlns:ns11="urn:schemas-microsoft-com:office:word" xmlns:ns2="http://schemas.microsoft.com/office/word/2010/wordml" xmlns:ns3="http://schemas.openxmlformats.org/drawingml/2006/wordprocessingDrawing" xmlns:ns4="http://schemas.microsoft.com/office/word/2010/wordprocessingDrawing" xmlns:ns5="http://schemas.openxmlformats.org/drawingml/2006/main" xmlns:ns6="http://schemas.openxmlformats.org/drawingml/2006/picture" xmlns:ns7="http://schemas.openxmlformats.org/officeDocument/2006/relationships" xmlns:ns8="http://schemas.microsoft.com/office/word/2010/wordprocessingGroup" xmlns:ns9="http://schemas.microsoft.com/office/word/2010/wordprocessingShape" xmlns:w="http://schemas.openxmlformats.org/wordprocessingml/2006/main" ns1:Ignorable="w14 w15 w16se w16cid w16 w16cex w16sdtdh w16du wp14">
   <w:body>
-    <w:p>
+    <w:p ns2:paraId="5BA14304" ns2:textId="77777777">
       <w:pPr>
         <w:spacing w:after="81" w:line="259" w:lineRule="auto"/>
         <w:ind w:left="155" w:right="0" w:firstLine="0"/>
@@ -18,7 +18,7 @@
         <w:t xml:space="preserve"> </w:t>
       </w:r>
     </w:p>
-    <w:p>
+    <w:p ns2:paraId="5494C592" ns2:textId="77777777">
       <w:pPr>
         <w:spacing w:after="81" w:line="259" w:lineRule="auto"/>
         <w:ind w:left="155" w:right="0" w:firstLine="0"/>
@@ -34,7 +34,7 @@
         <w:t xml:space="preserve"> </w:t>
       </w:r>
     </w:p>
-    <w:p>
+    <w:p ns2:paraId="6A6C5910" ns2:textId="77777777">
       <w:pPr>
         <w:spacing w:after="81" w:line="259" w:lineRule="auto"/>
         <w:ind w:left="155" w:right="0" w:firstLine="0"/>
@@ -50,7 +50,7 @@
         <w:t xml:space="preserve"> </w:t>
       </w:r>
     </w:p>
-    <w:p>
+    <w:p ns2:paraId="59A1B1A6" ns2:textId="77777777">
       <w:pPr>
         <w:spacing w:after="81" w:line="259" w:lineRule="auto"/>
         <w:ind w:left="155" w:right="0" w:firstLine="0"/>
@@ -66,7 +66,7 @@
         <w:t xml:space="preserve"> </w:t>
       </w:r>
     </w:p>
-    <w:p>
+    <w:p ns2:paraId="2B290A4B" ns2:textId="77777777">
       <w:pPr>
         <w:spacing w:after="81" w:line="259" w:lineRule="auto"/>
         <w:ind w:left="155" w:right="0" w:firstLine="0"/>
@@ -82,7 +82,7 @@
         <w:t xml:space="preserve"> </w:t>
       </w:r>
     </w:p>
-    <w:p>
+    <w:p ns2:paraId="48046E97" ns2:textId="77777777">
       <w:pPr>
         <w:spacing w:after="81" w:line="259" w:lineRule="auto"/>
         <w:ind w:left="155" w:right="0" w:firstLine="0"/>
@@ -95,7 +95,7 @@
         </w:rPr>
       </w:pPr>
     </w:p>
-    <w:p>
+    <w:p ns2:paraId="1D6FB2FE" ns2:textId="77777777">
       <w:pPr>
         <w:spacing w:after="81" w:line="259" w:lineRule="auto"/>
         <w:ind w:left="155" w:right="0" w:firstLine="0"/>
@@ -108,7 +108,7 @@
         </w:rPr>
       </w:pPr>
     </w:p>
-    <w:p>
+    <w:p ns2:paraId="6B99F784" ns2:textId="77777777">
       <w:pPr>
         <w:spacing w:after="81" w:line="259" w:lineRule="auto"/>
         <w:ind w:left="155" w:right="0" w:firstLine="0"/>
@@ -121,7 +121,7 @@
         </w:rPr>
       </w:pPr>
     </w:p>
-    <w:p>
+    <w:p ns2:paraId="607CA2AE" ns2:textId="425139A4">
       <w:pPr>
         <w:spacing w:after="81" w:line="259" w:lineRule="auto"/>
         <w:ind w:left="155" w:right="0" w:firstLine="0"/>
@@ -137,7 +137,7 @@
         <w:t xml:space="preserve"> </w:t>
       </w:r>
     </w:p>
-    <w:p>
+    <w:p ns2:paraId="2879D956" ns2:textId="77777777">
       <w:pPr>
         <w:spacing w:after="0" w:line="259" w:lineRule="auto"/>
         <w:ind w:left="36" w:right="0" w:firstLine="0"/>
@@ -153,7 +153,7 @@
         <w:t xml:space="preserve">RF Signal Mapping and Analysis Tool </w:t>
       </w:r>
     </w:p>
-    <w:p>
+    <w:p ns2:paraId="65936FD6" ns2:textId="77777777">
       <w:pPr>
         <w:spacing w:after="0" w:line="259" w:lineRule="auto"/>
         <w:ind w:left="86" w:right="0" w:firstLine="0"/>
@@ -166,7 +166,7 @@
         <w:t xml:space="preserve"> </w:t>
       </w:r>
     </w:p>
-    <w:p>
+    <w:p ns2:paraId="64365C67" ns2:textId="77777777">
       <w:pPr>
         <w:spacing w:after="0" w:line="259" w:lineRule="auto"/>
         <w:ind w:left="86" w:right="0" w:firstLine="0"/>
@@ -179,7 +179,7 @@
         <w:t xml:space="preserve"> </w:t>
       </w:r>
     </w:p>
-    <w:p>
+    <w:p ns2:paraId="1483B855" ns2:textId="77777777">
       <w:pPr>
         <w:spacing w:after="0" w:line="259" w:lineRule="auto"/>
         <w:ind w:left="1" w:right="0" w:firstLine="0"/>
@@ -192,7 +192,7 @@
         <w:t xml:space="preserve">User Manual and Documentation </w:t>
       </w:r>
     </w:p>
-    <w:p>
+    <w:p ns2:paraId="1C435159" ns2:textId="77777777">
       <w:pPr>
         <w:spacing w:after="158" w:line="259" w:lineRule="auto"/>
         <w:ind w:left="0" w:right="0" w:firstLine="0"/>
@@ -202,7 +202,7 @@
         <w:t xml:space="preserve"> </w:t>
       </w:r>
     </w:p>
-    <w:p>
+    <w:p ns2:paraId="5D948D36" ns2:textId="77777777">
       <w:pPr>
         <w:spacing w:after="0" w:line="259" w:lineRule="auto"/>
         <w:ind w:left="0" w:right="0" w:firstLine="0"/>
@@ -212,7 +212,7 @@
         <w:t xml:space="preserve"> </w:t>
       </w:r>
     </w:p>
-    <w:p>
+    <w:p ns2:paraId="20932575" ns2:textId="77777777">
       <w:pPr>
         <w:spacing w:after="160" w:line="278" w:lineRule="auto"/>
         <w:ind w:left="0" w:right="0" w:firstLine="0"/>
@@ -228,7 +228,7 @@
         <w:br w:type="page"/>
       </w:r>
     </w:p>
-    <w:p>
+    <w:p ns2:paraId="26FA2E34" ns2:textId="6CD41E16">
       <w:pPr>
         <w:spacing w:after="0" w:line="259" w:lineRule="auto"/>
         <w:ind w:left="0" w:right="0" w:firstLine="0"/>
@@ -256,7 +256,7 @@
         <w:t xml:space="preserve">Introduction </w:t>
       </w:r>
     </w:p>
-    <w:p>
+    <w:p ns2:paraId="66CB55B5" ns2:textId="15E3A54E">
       <w:pPr>
         <w:spacing w:after="241"/>
         <w:ind w:left="-5" w:right="0"/>
@@ -307,7 +307,7 @@
         <w:t xml:space="preserve"> regions, and signal dispersion throughout a target area. </w:t>
       </w:r>
     </w:p>
-    <w:p>
+    <w:p ns2:paraId="21A3F246" ns2:textId="77777777">
       <w:pPr>
         <w:pStyle w:val="Heading1"/>
         <w:ind w:left="-5"/>
@@ -333,7 +333,7 @@
         <w:t xml:space="preserve">Overview of the application </w:t>
       </w:r>
     </w:p>
-    <w:p>
+    <w:p ns2:paraId="29922206" ns2:textId="77777777">
       <w:pPr>
         <w:spacing w:after="164"/>
         <w:ind w:left="-5" w:right="0"/>
@@ -350,7 +350,7 @@
         <w:t xml:space="preserve"> for signal transmission and the analysis of signal propagation in diverse contexts. This program enables academics, engineers, and anyone else interested in signal propagation analysis to get insights into signal intensity, coverage, and dispersion through the provision of an intuitive user interface and strong computing capabilities. </w:t>
       </w:r>
     </w:p>
-    <w:p>
+    <w:p ns2:paraId="66301BAA" ns2:textId="77777777">
       <w:pPr>
         <w:spacing w:after="243"/>
         <w:ind w:left="-5" w:right="0"/>
@@ -359,7 +359,7 @@
         <w:t xml:space="preserve">The project offers a thorough and user-friendly framework for signal propagation analysis, enabling users to learn important details about signal strength and coverage regions in various settings. This program makes it easier to examine signal propagation and produce instructive signal maps for RF signal tracking algorithm training and testing, whether for research, engineering, or instructional applications. </w:t>
       </w:r>
     </w:p>
-    <w:p>
+    <w:p ns2:paraId="5EA240A4" ns2:textId="77777777">
       <w:pPr>
         <w:pStyle w:val="Heading1"/>
         <w:ind w:left="-5"/>
@@ -385,7 +385,7 @@
         <w:t xml:space="preserve">Purpose and Objectives </w:t>
       </w:r>
     </w:p>
-    <w:p>
+    <w:p ns2:paraId="1196C566" ns2:textId="77777777">
       <w:pPr>
         <w:spacing w:after="161"/>
         <w:ind w:left="-5" w:right="0"/>
@@ -410,7 +410,7 @@
         <w:t xml:space="preserve"> practical functions, the program seeks to make the process of assessing signal strength, coverage regions, and signal dispersion across a given territory more straightforward. </w:t>
       </w:r>
     </w:p>
-    <w:p>
+    <w:p ns2:paraId="601F8A28" ns2:textId="77777777">
       <w:pPr>
         <w:ind w:left="-5" w:right="0"/>
       </w:pPr>
@@ -418,7 +418,7 @@
         <w:t xml:space="preserve">The main objectives are: </w:t>
       </w:r>
     </w:p>
-    <w:p>
+    <w:p ns2:paraId="350411E6" ns2:textId="77777777">
       <w:pPr>
         <w:numPr>
           <w:ilvl w:val="0"/>
@@ -431,7 +431,7 @@
         <w:t xml:space="preserve">Simplify Signal Propagation Analysis: </w:t>
       </w:r>
     </w:p>
-    <w:p>
+    <w:p ns2:paraId="782F7792" ns2:textId="77777777">
       <w:pPr>
         <w:numPr>
           <w:ilvl w:val="1"/>
@@ -444,7 +444,7 @@
         <w:t xml:space="preserve">Offer consumers an easy-to-use, interactive platform to examine signal propagation in various situations. </w:t>
       </w:r>
     </w:p>
-    <w:p>
+    <w:p ns2:paraId="500B2622" ns2:textId="77777777">
       <w:pPr>
         <w:numPr>
           <w:ilvl w:val="1"/>
@@ -457,7 +457,7 @@
         <w:t xml:space="preserve">Give users the option to choose target areas and choose multiple propagation models to simulate various environmental circumstances. </w:t>
       </w:r>
     </w:p>
-    <w:p>
+    <w:p ns2:paraId="56C2B733" ns2:textId="77777777">
       <w:pPr>
         <w:numPr>
           <w:ilvl w:val="1"/>
@@ -470,7 +470,7 @@
         <w:t xml:space="preserve">Display the target areas on an interactive map to make the study of signal coverage easier to grasp. </w:t>
       </w:r>
     </w:p>
-    <w:p>
+    <w:p ns2:paraId="06FAF8FF" ns2:textId="77777777">
       <w:pPr>
         <w:numPr>
           <w:ilvl w:val="0"/>
@@ -483,7 +483,7 @@
         <w:t xml:space="preserve">Facilitate Transmitter and Receiver Placement: </w:t>
       </w:r>
     </w:p>
-    <w:p>
+    <w:p ns2:paraId="652EFD77" ns2:textId="77777777">
       <w:pPr>
         <w:numPr>
           <w:ilvl w:val="1"/>
@@ -496,7 +496,7 @@
         <w:t xml:space="preserve">Allow users to manually enter or upload a CSV file to establish the locations and specifications of transmitters and receivers. </w:t>
       </w:r>
     </w:p>
-    <w:p>
+    <w:p ns2:paraId="56BEAC39" ns2:textId="77777777">
       <w:pPr>
         <w:numPr>
           <w:ilvl w:val="1"/>
@@ -509,7 +509,7 @@
         <w:t xml:space="preserve">Give users access to tools for calculating the appropriate coverage area for the specified transmitters, receivers, and geographic location. </w:t>
       </w:r>
     </w:p>
-    <w:p>
+    <w:p ns2:paraId="6BE1F96B" ns2:textId="77777777">
       <w:pPr>
         <w:numPr>
           <w:ilvl w:val="1"/>
@@ -530,7 +530,7 @@
         <w:t xml:space="preserve"> it possible for users to investigate directional antenna layouts. </w:t>
       </w:r>
     </w:p>
-    <w:p>
+    <w:p ns2:paraId="572A8198" ns2:textId="77777777">
       <w:pPr>
         <w:numPr>
           <w:ilvl w:val="0"/>
@@ -543,7 +543,7 @@
         <w:t xml:space="preserve">Generate Informative Signal Maps: </w:t>
       </w:r>
     </w:p>
-    <w:p>
+    <w:p ns2:paraId="14BA8AA6" ns2:textId="77777777">
       <w:pPr>
         <w:numPr>
           <w:ilvl w:val="1"/>
@@ -556,7 +556,7 @@
         <w:t xml:space="preserve">Provide the option to create random locations within the target area depending on predetermined criteria, such as the quantity of transmitters, the size of the grid, the types of distribution, the frequency, and the power. </w:t>
       </w:r>
     </w:p>
-    <w:p>
+    <w:p ns2:paraId="5365C165" ns2:textId="77777777">
       <w:pPr>
         <w:numPr>
           <w:ilvl w:val="1"/>
@@ -576,7 +576,7 @@
         <w:t xml:space="preserve"> obstructions like buildings. </w:t>
       </w:r>
     </w:p>
-    <w:p>
+    <w:p ns2:paraId="01B91749" ns2:textId="77777777">
       <w:pPr>
         <w:numPr>
           <w:ilvl w:val="1"/>
@@ -590,7 +590,7 @@
         <w:t xml:space="preserve">Produce heatmaps that show the signal distribution and coverage across the specified grid, enabling users to understand how the signal varies over the area. </w:t>
       </w:r>
     </w:p>
-    <w:p>
+    <w:p ns2:paraId="34BF0BF5" ns2:textId="77777777">
       <w:pPr>
         <w:numPr>
           <w:ilvl w:val="0"/>
@@ -603,7 +603,7 @@
         <w:t xml:space="preserve">Enable Dataset Generation and Export: </w:t>
       </w:r>
     </w:p>
-    <w:p>
+    <w:p ns2:paraId="203A97F1" ns2:textId="77777777">
       <w:pPr>
         <w:numPr>
           <w:ilvl w:val="1"/>
@@ -624,7 +624,7 @@
         <w:t xml:space="preserve"> distribution and heatmap data as CSV files for later analysis and documentation. </w:t>
       </w:r>
     </w:p>
-    <w:p>
+    <w:p ns2:paraId="02E3AC2E" ns2:textId="77777777">
       <w:pPr>
         <w:numPr>
           <w:ilvl w:val="1"/>
@@ -637,7 +637,7 @@
         <w:t xml:space="preserve">Give users a simple-to-use interface to designate the dataset's output route for downloading, making it simple to maintain and have access to the data that has been created. </w:t>
       </w:r>
     </w:p>
-    <w:p>
+    <w:p ns2:paraId="735119F4" ns2:textId="77777777">
       <w:pPr>
         <w:spacing w:after="243"/>
         <w:ind w:left="-5" w:right="0"/>
@@ -646,7 +646,7 @@
         <w:t xml:space="preserve">By achieving these goals, the project hopes to equip researchers, engineers, and anyone else interested in signal propagation analysis with the tools necessary to quickly analyze and visualize signal strength, coverage areas, and distribution, and assist them to make well-informed decisions and optimize a variety of signal-dependent applications. </w:t>
       </w:r>
     </w:p>
-    <w:p>
+    <w:p ns2:paraId="095D9D28" ns2:textId="77777777">
       <w:pPr>
         <w:pStyle w:val="Heading1"/>
         <w:ind w:left="-5"/>
@@ -672,7 +672,7 @@
         <w:t xml:space="preserve">Target Audience </w:t>
       </w:r>
     </w:p>
-    <w:p>
+    <w:p ns2:paraId="6762C725" ns2:textId="77777777">
       <w:pPr>
         <w:ind w:left="-5" w:right="0"/>
       </w:pPr>
@@ -680,7 +680,7 @@
         <w:t xml:space="preserve">The project is intended to serve a broad spectrum of experts and researchers engaged in the study of wireless communication networks and signal propagation. The following audience is the target of the application: </w:t>
       </w:r>
     </w:p>
-    <w:p>
+    <w:p ns2:paraId="537EB872" ns2:textId="77777777">
       <w:pPr>
         <w:numPr>
           <w:ilvl w:val="0"/>
@@ -693,7 +693,7 @@
         <w:t xml:space="preserve">Telecommunication Engineers and Researchers: </w:t>
       </w:r>
     </w:p>
-    <w:p>
+    <w:p ns2:paraId="3F76DDBB" ns2:textId="77777777">
       <w:pPr>
         <w:numPr>
           <w:ilvl w:val="1"/>
@@ -706,7 +706,7 @@
         <w:t xml:space="preserve">Telecommunication professionals who are involved in designing and optimizing wireless communication networks. </w:t>
       </w:r>
     </w:p>
-    <w:p>
+    <w:p ns2:paraId="4E25337D" ns2:textId="77777777">
       <w:pPr>
         <w:numPr>
           <w:ilvl w:val="1"/>
@@ -719,7 +719,7 @@
         <w:t xml:space="preserve">Researchers working on signal propagation analysis, antenna modeling, and coverage optimization. </w:t>
       </w:r>
     </w:p>
-    <w:p>
+    <w:p ns2:paraId="0435131D" ns2:textId="77777777">
       <w:pPr>
         <w:numPr>
           <w:ilvl w:val="0"/>
@@ -732,7 +732,7 @@
         <w:t xml:space="preserve">Wireless Network Planners and Operators: </w:t>
       </w:r>
     </w:p>
-    <w:p>
+    <w:p ns2:paraId="032AE4B4" ns2:textId="77777777">
       <w:pPr>
         <w:numPr>
           <w:ilvl w:val="1"/>
@@ -745,7 +745,7 @@
         <w:t xml:space="preserve">Network planners responsible for assessing signal coverage, capacity, and quality in wireless networks. </w:t>
       </w:r>
     </w:p>
-    <w:p>
+    <w:p ns2:paraId="1F948477" ns2:textId="77777777">
       <w:pPr>
         <w:numPr>
           <w:ilvl w:val="1"/>
@@ -758,7 +758,7 @@
         <w:t xml:space="preserve">Operators who need to optimize their network performance and troubleshoot signal coverage issues. </w:t>
       </w:r>
     </w:p>
-    <w:p>
+    <w:p ns2:paraId="1FAA901E" ns2:textId="77777777">
       <w:pPr>
         <w:numPr>
           <w:ilvl w:val="0"/>
@@ -771,7 +771,7 @@
         <w:t xml:space="preserve">IoT (Internet of Things) Application Developers: </w:t>
       </w:r>
     </w:p>
-    <w:p>
+    <w:p ns2:paraId="6D6792EE" ns2:textId="77777777">
       <w:pPr>
         <w:numPr>
           <w:ilvl w:val="1"/>
@@ -784,7 +784,7 @@
         <w:t xml:space="preserve">Developers working on IoT applications that rely on wireless connectivity and require accurate signal strength analysis. </w:t>
       </w:r>
     </w:p>
-    <w:p>
+    <w:p ns2:paraId="397CB1F7" ns2:textId="77777777">
       <w:pPr>
         <w:numPr>
           <w:ilvl w:val="1"/>
@@ -806,7 +806,7 @@
         <w:t xml:space="preserve">Academic Researchers and Students: </w:t>
       </w:r>
     </w:p>
-    <w:p>
+    <w:p ns2:paraId="7FC43428" ns2:textId="77777777">
       <w:pPr>
         <w:numPr>
           <w:ilvl w:val="1"/>
@@ -819,7 +819,7 @@
         <w:t xml:space="preserve">Researchers and students in the field of wireless communications, network engineering, and signal processing. </w:t>
       </w:r>
     </w:p>
-    <w:p>
+    <w:p ns2:paraId="2511E429" ns2:textId="77777777">
       <w:pPr>
         <w:numPr>
           <w:ilvl w:val="1"/>
@@ -832,7 +832,7 @@
         <w:t xml:space="preserve">Those who require a comprehensive and user-friendly tool for conducting experiments, simulations, and data analysis. </w:t>
       </w:r>
     </w:p>
-    <w:p>
+    <w:p ns2:paraId="3A6AB5A9" ns2:textId="77777777">
       <w:pPr>
         <w:spacing w:after="34"/>
         <w:ind w:left="-5" w:right="0"/>
@@ -850,7 +850,7 @@
         <w:t xml:space="preserve">Signal Analysis and RF Engineers: </w:t>
       </w:r>
     </w:p>
-    <w:p>
+    <w:p ns2:paraId="2AC7FA26" ns2:textId="77777777">
       <w:pPr>
         <w:numPr>
           <w:ilvl w:val="0"/>
@@ -863,7 +863,7 @@
         <w:t xml:space="preserve">Engineers involved in analyzing and troubleshooting signal strength, interference, and noise in wireless systems. </w:t>
       </w:r>
     </w:p>
-    <w:p>
+    <w:p ns2:paraId="54D450E8" ns2:textId="77777777">
       <w:pPr>
         <w:numPr>
           <w:ilvl w:val="0"/>
@@ -876,7 +876,7 @@
         <w:t xml:space="preserve">RF (Radio Frequency) engineers working on antenna design, characterization, and performance evaluation. </w:t>
       </w:r>
     </w:p>
-    <w:p>
+    <w:p ns2:paraId="7030AA99" ns2:textId="77777777">
       <w:pPr>
         <w:spacing w:after="0" w:line="259" w:lineRule="auto"/>
         <w:ind w:left="0" w:right="0" w:firstLine="0"/>
@@ -886,7 +886,7 @@
         <w:t xml:space="preserve"> </w:t>
       </w:r>
     </w:p>
-    <w:p>
+    <w:p ns2:paraId="160D9304" ns2:textId="77777777">
       <w:pPr>
         <w:pStyle w:val="Heading1"/>
         <w:ind w:left="-5"/>
@@ -906,7 +906,7 @@
         <w:t xml:space="preserve">Installation and Setup </w:t>
       </w:r>
     </w:p>
-    <w:p>
+    <w:p ns2:paraId="21CDB56E" ns2:textId="77777777">
       <w:pPr>
         <w:pStyle w:val="Heading2"/>
         <w:ind w:left="-5"/>
@@ -925,7 +925,7 @@
         <w:t xml:space="preserve">System requirement </w:t>
       </w:r>
     </w:p>
-    <w:p>
+    <w:p ns2:paraId="6BB6008B" ns2:textId="77777777">
       <w:pPr>
         <w:spacing w:after="161"/>
         <w:ind w:left="-5" w:right="0"/>
@@ -934,7 +934,7 @@
         <w:t xml:space="preserve">Ensure that your system meets the minimum requirements: </w:t>
       </w:r>
     </w:p>
-    <w:p>
+    <w:p ns2:paraId="403FCE8E" ns2:textId="77777777">
       <w:pPr>
         <w:spacing w:after="163"/>
         <w:ind w:left="-5" w:right="0"/>
@@ -943,7 +943,7 @@
         <w:t xml:space="preserve">Operating System: Window 10 or more </w:t>
       </w:r>
     </w:p>
-    <w:p>
+    <w:p ns2:paraId="6AE3F360" ns2:textId="77777777">
       <w:pPr>
         <w:spacing w:after="241"/>
         <w:ind w:left="-5" w:right="0"/>
@@ -952,7 +952,7 @@
         <w:t xml:space="preserve">MATLAB version 2021 or more </w:t>
       </w:r>
     </w:p>
-    <w:p>
+    <w:p ns2:paraId="45FCA941" ns2:textId="77777777">
       <w:pPr>
         <w:pStyle w:val="Heading2"/>
         <w:spacing w:after="57"/>
@@ -972,7 +972,7 @@
         <w:t xml:space="preserve">Installation Instructions </w:t>
       </w:r>
     </w:p>
-    <w:p>
+    <w:p ns2:paraId="08F5F45D" ns2:textId="77777777">
       <w:pPr>
         <w:spacing w:after="0" w:line="259" w:lineRule="auto"/>
         <w:ind w:left="-5" w:right="0"/>
@@ -999,7 +999,7 @@
         <w:t xml:space="preserve">MATLAB Installation: </w:t>
       </w:r>
     </w:p>
-    <w:p>
+    <w:p ns2:paraId="5EAC4DC7" ns2:textId="77777777">
       <w:pPr>
         <w:numPr>
           <w:ilvl w:val="0"/>
@@ -1012,7 +1012,7 @@
         <w:t xml:space="preserve">If you haven't already, install MATLAB by following the instructions provided by MathWorks on their website. </w:t>
       </w:r>
     </w:p>
-    <w:p>
+    <w:p ns2:paraId="1330BBC3" ns2:textId="77777777">
       <w:pPr>
         <w:numPr>
           <w:ilvl w:val="0"/>
@@ -1025,7 +1025,7 @@
         <w:t xml:space="preserve">Make sure to activate your MATLAB license. </w:t>
       </w:r>
     </w:p>
-    <w:p>
+    <w:p ns2:paraId="4F9FF3F7" ns2:textId="77777777">
       <w:pPr>
         <w:spacing w:after="0" w:line="259" w:lineRule="auto"/>
         <w:ind w:left="-5" w:right="0"/>
@@ -1052,7 +1052,7 @@
         <w:t xml:space="preserve">Downloading the project Application: </w:t>
       </w:r>
     </w:p>
-    <w:p>
+    <w:p ns2:paraId="465F398D" ns2:textId="77777777">
       <w:pPr>
         <w:numPr>
           <w:ilvl w:val="0"/>
@@ -1065,7 +1065,7 @@
         <w:t xml:space="preserve">Go to the project repository on GitHub. </w:t>
       </w:r>
     </w:p>
-    <w:p>
+    <w:p ns2:paraId="4E2FA280" ns2:textId="77777777">
       <w:pPr>
         <w:numPr>
           <w:ilvl w:val="0"/>
@@ -1078,7 +1078,7 @@
         <w:t xml:space="preserve">Click on the "Download" button or clone the repository to your local machine. </w:t>
       </w:r>
     </w:p>
-    <w:p>
+    <w:p ns2:paraId="1479DEE5" ns2:textId="77777777">
       <w:pPr>
         <w:spacing w:after="0" w:line="259" w:lineRule="auto"/>
         <w:ind w:left="-5" w:right="0"/>
@@ -1105,7 +1105,7 @@
         <w:t xml:space="preserve">Extracting the Files: </w:t>
       </w:r>
     </w:p>
-    <w:p>
+    <w:p ns2:paraId="2268BB3A" ns2:textId="77777777">
       <w:pPr>
         <w:spacing w:after="216"/>
         <w:ind w:left="370" w:right="0"/>
@@ -1123,7 +1123,7 @@
         <w:t xml:space="preserve">If you downloaded a ZIP file, extract its contents to a preferred location on your computer. </w:t>
       </w:r>
     </w:p>
-    <w:p>
+    <w:p ns2:paraId="26E37737" ns2:textId="77777777">
       <w:pPr>
         <w:spacing w:after="0" w:line="259" w:lineRule="auto"/>
         <w:ind w:left="-5" w:right="0"/>
@@ -1150,7 +1150,7 @@
         <w:t xml:space="preserve">Launching the Application: </w:t>
       </w:r>
     </w:p>
-    <w:p>
+    <w:p ns2:paraId="7F6135F8" ns2:textId="77777777">
       <w:pPr>
         <w:numPr>
           <w:ilvl w:val="0"/>
@@ -1163,7 +1163,7 @@
         <w:t xml:space="preserve">Open MATLAB on your computer. </w:t>
       </w:r>
     </w:p>
-    <w:p>
+    <w:p ns2:paraId="4F6065C0" ns2:textId="77777777">
       <w:pPr>
         <w:numPr>
           <w:ilvl w:val="0"/>
@@ -1176,7 +1176,7 @@
         <w:t xml:space="preserve">Navigate to the extracted project folder using the MATLAB file browser. </w:t>
       </w:r>
     </w:p>
-    <w:p>
+    <w:p ns2:paraId="402C5DED" ns2:textId="77777777">
       <w:pPr>
         <w:spacing w:after="0" w:line="259" w:lineRule="auto"/>
         <w:ind w:left="-5" w:right="0"/>
@@ -1203,97 +1203,22 @@
         <w:t xml:space="preserve">Running the Application: </w:t>
       </w:r>
     </w:p>
-    <w:p>
-      <w:pPr>
-        <w:numPr>
-          <w:ilvl w:val="0"/>
-          <w:numId w:val="8"/>
-        </w:numPr>
-        <w:spacing w:after="3"/>
-        <w:ind w:right="0" w:hanging="360"/>
-      </w:pPr>
-      <w:r>
-        <w:t xml:space="preserve">In </w:t>
-      </w:r>
-      <w:r>
-        <w:tab/>
-        <w:t xml:space="preserve">the </w:t>
-      </w:r>
-      <w:r>
-        <w:tab/>
-        <w:t xml:space="preserve">MATLAB </w:t>
-      </w:r>
-      <w:r>
-        <w:tab/>
-        <w:t xml:space="preserve">file </w:t>
-      </w:r>
-      <w:r>
-        <w:tab/>
-        <w:t xml:space="preserve">browser, </w:t>
-      </w:r>
-      <w:r>
-        <w:tab/>
-        <w:t xml:space="preserve">locate </w:t>
-      </w:r>
-      <w:r>
-        <w:tab/>
-        <w:t xml:space="preserve">the </w:t>
-      </w:r>
-      <w:r>
-        <w:tab/>
-        <w:t xml:space="preserve">main </w:t>
-      </w:r>
-      <w:r>
-        <w:tab/>
-        <w:t xml:space="preserve">application </w:t>
-      </w:r>
-      <w:r>
-        <w:tab/>
-      </w:r>
-      <w:proofErr w:type="gramStart"/>
-      <w:r>
-        <w:t xml:space="preserve">file </w:t>
-      </w:r>
-      <w:r>
-        <w:tab/>
-        <w:t>(</w:t>
-      </w:r>
-      <w:proofErr w:type="gramEnd"/>
-      <w:r>
-        <w:t xml:space="preserve">e.g., </w:t>
-      </w:r>
-    </w:p>
-    <w:p>
-      <w:pPr>
-        <w:spacing w:after="36"/>
-        <w:ind w:left="730" w:right="0"/>
-      </w:pPr>
-      <w:r>
-        <w:t>"</w:t>
-      </w:r>
-      <w:proofErr w:type="spellStart"/>
-      <w:r>
-        <w:t>VisualizeCoverageAntenna.mlapp</w:t>
-      </w:r>
-      <w:proofErr w:type="spellEnd"/>
-      <w:r>
-        <w:t xml:space="preserve">"). </w:t>
-      </w:r>
-    </w:p>
-    <w:p>
-      <w:pPr>
-        <w:numPr>
-          <w:ilvl w:val="0"/>
-          <w:numId w:val="8"/>
-        </w:numPr>
-        <w:spacing w:after="384"/>
-        <w:ind w:right="0" w:hanging="360"/>
-      </w:pPr>
-      <w:r>
-        <w:t xml:space="preserve">Right-click on the file and select "Run" or "Open" to start the application. </w:t>
-      </w:r>
-    </w:p>
-    <w:p>
+    <w:p ns2:paraId="011C2B83" ns2:textId="77777777">
+      <w:r>
+        <w:t>In the MATLAB file browser, locate the latest application entry file:</w:t>
+      </w:r>
+    </w:p>
+    <w:p ns2:paraId="30BDEEF9" ns2:textId="77777777">
+      <w:r>
+        <w:t>"app_codex.m". This file is the current integrated application and exposes the full feature set.</w:t>
+      </w:r>
+    </w:p>
+    <w:p ns2:paraId="01858AA6" ns2:textId="77777777">
+      <w:r>
+        <w:t>Run "app_codex.m" from MATLAB to access the latest interface for region setup, coverage analysis, site management, trajectory generation, mobility analysis, and dataset creation.</w:t>
+      </w:r>
+    </w:p>
+    <w:p ns2:paraId="7B24A628" ns2:textId="77777777">
       <w:pPr>
         <w:pStyle w:val="Heading1"/>
         <w:ind w:left="-5"/>
@@ -1312,7 +1237,7 @@
         <w:t xml:space="preserve">Getting Started </w:t>
       </w:r>
     </w:p>
-    <w:p>
+    <w:p ns2:paraId="4807364B" ns2:textId="77777777">
       <w:pPr>
         <w:pStyle w:val="Heading2"/>
         <w:ind w:left="-5"/>
@@ -1331,7 +1256,7 @@
         <w:t xml:space="preserve">Interface overview </w:t>
       </w:r>
     </w:p>
-    <w:p>
+    <w:p ns2:paraId="57BABC47" ns2:textId="77777777">
       <w:pPr>
         <w:spacing w:after="219"/>
         <w:ind w:left="-5" w:right="0"/>
@@ -1340,7 +1265,7 @@
         <w:t xml:space="preserve">Users of the program may engage with a variety of features and capabilities. The various panels and components that make up the application interface are described in general in this section. </w:t>
       </w:r>
     </w:p>
-    <w:p>
+    <w:p ns2:paraId="31D5D240" ns2:textId="77777777">
       <w:pPr>
         <w:spacing w:after="0" w:line="259" w:lineRule="auto"/>
         <w:ind w:left="-5" w:right="0"/>
@@ -1367,7 +1292,7 @@
         <w:t xml:space="preserve">Environmental Properties Panel: </w:t>
       </w:r>
     </w:p>
-    <w:p>
+    <w:p ns2:paraId="72EFAEA6" ns2:textId="77777777">
       <w:pPr>
         <w:spacing w:after="163"/>
         <w:ind w:left="-5" w:right="0"/>
@@ -1376,7 +1301,7 @@
         <w:t xml:space="preserve">Users can choose the propagation model for the environment and specify the target region in this window. </w:t>
       </w:r>
     </w:p>
-    <w:p>
+    <w:p ns2:paraId="700C087E" ns2:textId="77777777">
       <w:pPr>
         <w:spacing w:after="164"/>
         <w:ind w:left="-5" w:right="0"/>
@@ -1385,7 +1310,7 @@
         <w:t xml:space="preserve">Users can enter the latitude and longitude for the target region's north-east and south-west corners on the "Target Region" page. </w:t>
       </w:r>
     </w:p>
-    <w:p>
+    <w:p ns2:paraId="18AEC316" ns2:textId="77777777">
       <w:pPr>
         <w:spacing w:after="216"/>
         <w:ind w:left="-5" w:right="0"/>
@@ -1394,7 +1319,7 @@
         <w:t xml:space="preserve">The "Propagation Model" tab offers a variety of models (such as rain, fog, and free space) for replicating the propagation properties of the environment. </w:t>
       </w:r>
     </w:p>
-    <w:p>
+    <w:p ns2:paraId="037ED978" ns2:textId="77777777">
       <w:pPr>
         <w:spacing w:after="0" w:line="259" w:lineRule="auto"/>
         <w:ind w:left="-5" w:right="0"/>
@@ -1422,7 +1347,7 @@
         <w:t xml:space="preserve">Target Region: </w:t>
       </w:r>
     </w:p>
-    <w:p>
+    <w:p ns2:paraId="34698618" ns2:textId="77777777">
       <w:pPr>
         <w:spacing w:after="216"/>
         <w:ind w:left="-5" w:right="0"/>
@@ -1439,7 +1364,7 @@
         <w:t xml:space="preserve"> confirmation of the selected area. This visual representation helps users ensure that they have accurately defined the desired geographic region for their analysis. The "Target Region" tab empowers users to focus their analysis on specific geographical areas of interest, enabling them to gain valuable insights into signal propagation and coverage within the defined region. </w:t>
       </w:r>
     </w:p>
-    <w:p>
+    <w:p ns2:paraId="4F4A14B8" ns2:textId="77777777">
       <w:pPr>
         <w:spacing w:after="0" w:line="259" w:lineRule="auto"/>
         <w:ind w:left="-5" w:right="0"/>
@@ -1466,7 +1391,7 @@
         <w:t xml:space="preserve">Map Panel: </w:t>
       </w:r>
     </w:p>
-    <w:p>
+    <w:p ns2:paraId="6809B40D" ns2:textId="77777777">
       <w:pPr>
         <w:spacing w:after="161"/>
         <w:ind w:left="-5" w:right="0"/>
@@ -1475,7 +1400,7 @@
         <w:t xml:space="preserve">The Map panel, which is placed next to the Environmental Properties panel, shows a picture of the target area. </w:t>
       </w:r>
     </w:p>
-    <w:p>
+    <w:p ns2:paraId="574D556D" ns2:textId="77777777">
       <w:pPr>
         <w:spacing w:after="163"/>
         <w:ind w:left="-5" w:right="0"/>
@@ -1484,7 +1409,7 @@
         <w:t xml:space="preserve">Users can alter the map's glance by choosing a base map from a dropdown menu. </w:t>
       </w:r>
     </w:p>
-    <w:p>
+    <w:p ns2:paraId="4CD3165B" ns2:textId="77777777">
       <w:pPr>
         <w:spacing w:after="216"/>
         <w:ind w:left="-5" w:right="0"/>
@@ -1493,7 +1418,7 @@
         <w:t xml:space="preserve">The Environmental Properties panel’s target region will be highlighted on the map. </w:t>
       </w:r>
     </w:p>
-    <w:p>
+    <w:p ns2:paraId="590D8024" ns2:textId="77777777">
       <w:pPr>
         <w:spacing w:after="0" w:line="259" w:lineRule="auto"/>
         <w:ind w:left="-5" w:right="0"/>
@@ -1520,7 +1445,7 @@
         <w:t xml:space="preserve">Swarm Properties Tab: </w:t>
       </w:r>
     </w:p>
-    <w:p>
+    <w:p ns2:paraId="75F9D22C" ns2:textId="77777777">
       <w:pPr>
         <w:spacing w:after="161"/>
         <w:ind w:left="-5" w:right="0"/>
@@ -1529,7 +1454,7 @@
         <w:t xml:space="preserve">Users can specify the features of transmitters and receivers using this tab in the third panel. </w:t>
       </w:r>
     </w:p>
-    <w:p>
+    <w:p ns2:paraId="0C00CDCF" ns2:textId="77777777">
       <w:pPr>
         <w:spacing w:after="161"/>
         <w:ind w:left="-5" w:right="0"/>
@@ -1538,7 +1463,7 @@
         <w:t xml:space="preserve">You may manually enter transmitter and receiver configuration information in the "Transmitter and Receiver Configuration" panel or upload a CSV file with the data. </w:t>
       </w:r>
     </w:p>
-    <w:p>
+    <w:p ns2:paraId="15E4405D" ns2:textId="77777777">
       <w:pPr>
         <w:spacing w:after="163"/>
         <w:ind w:left="-5" w:right="0"/>
@@ -1555,7 +1480,7 @@
         <w:t xml:space="preserve"> next to the target area. </w:t>
       </w:r>
     </w:p>
-    <w:p>
+    <w:p ns2:paraId="7085F22B" ns2:textId="77777777">
       <w:pPr>
         <w:spacing w:after="219"/>
         <w:ind w:left="-5" w:right="0"/>
@@ -1564,7 +1489,7 @@
         <w:t xml:space="preserve">Based on the specified transmitters and receivers, the "Plot Ideal Coverage" button creates the optimum coverage area. It assesses if receivers are within range and graphically indicates the coverage region. </w:t>
       </w:r>
     </w:p>
-    <w:p>
+    <w:p ns2:paraId="5DA85946" ns2:textId="77777777">
       <w:pPr>
         <w:spacing w:after="0" w:line="259" w:lineRule="auto"/>
         <w:ind w:left="-5" w:right="0"/>
@@ -1591,7 +1516,7 @@
         <w:t xml:space="preserve">Directional Antenna Panel: </w:t>
       </w:r>
     </w:p>
-    <w:p>
+    <w:p ns2:paraId="1E75C3CC" ns2:textId="77777777">
       <w:pPr>
         <w:spacing w:after="164"/>
         <w:ind w:left="-5" w:right="0"/>
@@ -1600,7 +1525,7 @@
         <w:t xml:space="preserve">This panel, which can be found under the Swarm Properties page, allows users to see directivity patterns using directional antennas. </w:t>
       </w:r>
     </w:p>
-    <w:p>
+    <w:p ns2:paraId="26E53C22" ns2:textId="77777777">
       <w:pPr>
         <w:spacing w:after="216"/>
         <w:ind w:left="-5" w:right="0"/>
@@ -1609,7 +1534,7 @@
         <w:t xml:space="preserve">To see the coverage regions depending on the directivity pattern of the transmitters and receivers, users can set the tilt angle and tilt axis. </w:t>
       </w:r>
     </w:p>
-    <w:p>
+    <w:p ns2:paraId="4340A1B8" ns2:textId="77777777">
       <w:pPr>
         <w:spacing w:after="0" w:line="259" w:lineRule="auto"/>
         <w:ind w:left="-5" w:right="0"/>
@@ -1636,7 +1561,7 @@
         <w:t xml:space="preserve">Signal Map Generation Tab: </w:t>
       </w:r>
     </w:p>
-    <w:p>
+    <w:p ns2:paraId="2188E09E" ns2:textId="77777777">
       <w:pPr>
         <w:spacing w:after="161"/>
         <w:ind w:left="-5" w:right="0"/>
@@ -1645,7 +1570,7 @@
         <w:t xml:space="preserve">The dataset generation for the creation of signal maps is the sole focus of this tab. </w:t>
       </w:r>
     </w:p>
-    <w:p>
+    <w:p ns2:paraId="1B1DDFE6" ns2:textId="77777777">
       <w:pPr>
         <w:spacing w:after="161"/>
         <w:ind w:left="-5" w:right="0"/>
@@ -1654,7 +1579,7 @@
         <w:t xml:space="preserve">Users enter the target area, the quantity of transmitters, the grid size (n and m), the kind of distribution (for example, linear), the frequency, and the power of the transmitter. </w:t>
       </w:r>
     </w:p>
-    <w:p>
+    <w:p ns2:paraId="64232D81" ns2:textId="77777777">
       <w:pPr>
         <w:spacing w:after="163"/>
         <w:ind w:left="-5" w:right="0"/>
@@ -1663,7 +1588,7 @@
         <w:t xml:space="preserve">The "Generate Random Sites" button generates random sites inside the target region using the chosen grid size. </w:t>
       </w:r>
     </w:p>
-    <w:p>
+    <w:p ns2:paraId="34959B7C" ns2:textId="77777777">
       <w:pPr>
         <w:spacing w:after="161"/>
         <w:ind w:left="-5" w:right="0"/>
@@ -1672,7 +1597,7 @@
         <w:t xml:space="preserve">By choosing certain sites from a drop-down menu and pressing the "Visualize Coverage Area" button, users may view specific sites. This shows the coverage area while accounting for impediments like buildings. </w:t>
       </w:r>
     </w:p>
-    <w:p>
+    <w:p ns2:paraId="6A7AB3EB" ns2:textId="77777777">
       <w:pPr>
         <w:spacing w:after="219"/>
         <w:ind w:left="-5" w:right="0"/>
@@ -1681,7 +1606,7 @@
         <w:t xml:space="preserve">Based on the specified grid, the "Generate Heat Map" button creates a heatmap showing the coverage regions. </w:t>
       </w:r>
     </w:p>
-    <w:p>
+    <w:p ns2:paraId="00553057" ns2:textId="77777777">
       <w:pPr>
         <w:spacing w:after="0" w:line="259" w:lineRule="auto"/>
         <w:ind w:left="-5" w:right="0"/>
@@ -1709,7 +1634,7 @@
         <w:t xml:space="preserve">Data Download: </w:t>
       </w:r>
     </w:p>
-    <w:p>
+    <w:p ns2:paraId="5F2C37A5" ns2:textId="77777777">
       <w:pPr>
         <w:ind w:left="-5" w:right="0"/>
       </w:pPr>
@@ -1717,7 +1642,7 @@
         <w:t xml:space="preserve">The dataset for every site may be downloaded using a path that users can choose. </w:t>
       </w:r>
     </w:p>
-    <w:p>
+    <w:p ns2:paraId="3E5F9E11" ns2:textId="77777777">
       <w:pPr>
         <w:spacing w:after="385"/>
         <w:ind w:left="-5" w:right="0"/>
@@ -1726,7 +1651,7 @@
         <w:t xml:space="preserve">The process of downloading the heat maps and power distribution CSV files for each transmitter site begins when the "Save Files" button is clicked. </w:t>
       </w:r>
     </w:p>
-    <w:p>
+    <w:p ns2:paraId="753FD454" ns2:textId="77777777">
       <w:pPr>
         <w:pStyle w:val="Heading1"/>
         <w:ind w:left="-5"/>
@@ -1745,7 +1670,7 @@
         <w:t xml:space="preserve">Environmental Properties Panel </w:t>
       </w:r>
     </w:p>
-    <w:p>
+    <w:p ns2:paraId="2CC198C5" ns2:textId="77777777">
       <w:pPr>
         <w:spacing w:after="240"/>
         <w:ind w:left="-5" w:right="0"/>
@@ -1754,7 +1679,7 @@
         <w:t xml:space="preserve">Users can specify the features of the target area and choose the best propagation model for signal analysis using the Environmental Properties tab in the project application. There are two primary tabs on this panel: "Target Region" and "Propagation Model." </w:t>
       </w:r>
     </w:p>
-    <w:p>
+    <w:p ns2:paraId="1A0E99F5" ns2:textId="77777777">
       <w:pPr>
         <w:pStyle w:val="Heading2"/>
         <w:ind w:left="-5"/>
@@ -1773,7 +1698,7 @@
         <w:t xml:space="preserve">Target Region </w:t>
       </w:r>
     </w:p>
-    <w:p>
+    <w:p ns2:paraId="3D34FE0E" ns2:textId="77777777">
       <w:pPr>
         <w:spacing w:after="163"/>
         <w:ind w:left="-5" w:right="0"/>
@@ -1782,7 +1707,7 @@
         <w:t xml:space="preserve">Users can define the geographic region of interest where the signal analysis will be carried out on the Target Region tab. By entering the coordinates for the north-east and south-west corners, users may choose the target region. This gives the option of picking a certain area or region for study. </w:t>
       </w:r>
     </w:p>
-    <w:p>
+    <w:p ns2:paraId="350345D0" ns2:textId="77777777">
       <w:pPr>
         <w:spacing w:after="118"/>
         <w:ind w:left="-5" w:right="0"/>
@@ -1828,7 +1753,7 @@
         <w:t xml:space="preserve"> when complete target region is plotted in the map panel. </w:t>
       </w:r>
     </w:p>
-    <w:p>
+    <w:p ns2:paraId="599A1786" ns2:textId="77777777">
       <w:pPr>
         <w:spacing w:after="62" w:line="259" w:lineRule="auto"/>
         <w:ind w:left="0" w:right="896" w:firstLine="0"/>
@@ -1839,44 +1764,44 @@
           <w:noProof/>
         </w:rPr>
         <w:drawing>
-          <wp:inline distT="0" distB="0" distL="0" distR="0" wp14:anchorId="0C9372F3" wp14:editId="0FAD971E">
-            <wp:extent cx="4749800" cy="3473450"/>
-            <wp:effectExtent l="0" t="0" r="0" b="0"/>
-            <wp:docPr id="603" name="Picture 603"/>
-            <wp:cNvGraphicFramePr/>
-            <a:graphic xmlns:a="http://schemas.openxmlformats.org/drawingml/2006/main">
-              <a:graphicData uri="http://schemas.openxmlformats.org/drawingml/2006/picture">
-                <pic:pic xmlns:pic="http://schemas.openxmlformats.org/drawingml/2006/picture">
-                  <pic:nvPicPr>
-                    <pic:cNvPr id="603" name="Picture 603"/>
-                    <pic:cNvPicPr/>
-                  </pic:nvPicPr>
-                  <pic:blipFill>
-                    <a:blip r:embed="rId5"/>
-                    <a:stretch>
-                      <a:fillRect/>
-                    </a:stretch>
-                  </pic:blipFill>
-                  <pic:spPr>
-                    <a:xfrm>
-                      <a:off x="0" y="0"/>
-                      <a:ext cx="4749800" cy="3473450"/>
-                    </a:xfrm>
-                    <a:prstGeom prst="rect">
-                      <a:avLst/>
-                    </a:prstGeom>
-                  </pic:spPr>
-                </pic:pic>
-              </a:graphicData>
-            </a:graphic>
-          </wp:inline>
+          <ns3:inline distT="0" distB="0" distL="0" distR="0" ns4:anchorId="0C9372F3" ns4:editId="0FAD971E">
+            <ns3:extent cx="4749800" cy="3473450"/>
+            <ns3:effectExtent l="0" t="0" r="0" b="0"/>
+            <ns3:docPr id="603" name="Picture 603"/>
+            <ns3:cNvGraphicFramePr/>
+            <ns5:graphic>
+              <ns5:graphicData uri="http://schemas.openxmlformats.org/drawingml/2006/picture">
+                <ns6:pic>
+                  <ns6:nvPicPr>
+                    <ns6:cNvPr id="603" name="Picture 603"/>
+                    <ns6:cNvPicPr/>
+                  </ns6:nvPicPr>
+                  <ns6:blipFill>
+                    <ns5:blip ns7:embed="rId5"/>
+                    <ns5:stretch>
+                      <ns5:fillRect/>
+                    </ns5:stretch>
+                  </ns6:blipFill>
+                  <ns6:spPr>
+                    <ns5:xfrm>
+                      <ns5:off x="0" y="0"/>
+                      <ns5:ext cx="4749800" cy="3473450"/>
+                    </ns5:xfrm>
+                    <ns5:prstGeom prst="rect">
+                      <ns5:avLst/>
+                    </ns5:prstGeom>
+                  </ns6:spPr>
+                </ns6:pic>
+              </ns5:graphicData>
+            </ns5:graphic>
+          </ns3:inline>
         </w:drawing>
       </w:r>
       <w:r>
         <w:t xml:space="preserve"> </w:t>
       </w:r>
     </w:p>
-    <w:p>
+    <w:p ns2:paraId="07855D27" ns2:textId="77777777">
       <w:pPr>
         <w:spacing w:after="274" w:line="259" w:lineRule="auto"/>
         <w:ind w:right="7"/>
@@ -1891,7 +1816,7 @@
         <w:t xml:space="preserve">Figure 1 Map Panel for Target Region Visualization </w:t>
       </w:r>
     </w:p>
-    <w:p>
+    <w:p ns2:paraId="2253631B" ns2:textId="77777777">
       <w:pPr>
         <w:spacing w:after="0" w:line="259" w:lineRule="auto"/>
         <w:ind w:left="-5" w:right="0"/>
@@ -1934,7 +1859,7 @@
         <w:t xml:space="preserve">): </w:t>
       </w:r>
     </w:p>
-    <w:p>
+    <w:p ns2:paraId="740DD6A7" ns2:textId="77777777">
       <w:pPr>
         <w:spacing w:after="161"/>
         <w:ind w:left="-5" w:right="0"/>
@@ -1956,7 +1881,7 @@
         <w:t xml:space="preserve"> in the current figure and makes it the active axis using default attribute settings [1]. </w:t>
       </w:r>
     </w:p>
-    <w:p>
+    <w:p ns2:paraId="51F0A852" ns2:textId="77777777">
       <w:pPr>
         <w:ind w:left="-5" w:right="0"/>
       </w:pPr>
@@ -1973,7 +1898,7 @@
         <w:t xml:space="preserve"> the map to view other locations around the world and zoom in and out to view various regions in more detail because it is dynamic [1]. </w:t>
       </w:r>
     </w:p>
-    <w:p>
+    <w:p ns2:paraId="1876421C" ns2:textId="77777777">
       <w:pPr>
         <w:tabs>
           <w:tab w:val="center" w:pos="1590"/>
@@ -2009,7 +1934,7 @@
         <w:t xml:space="preserve">Input Argument: </w:t>
       </w:r>
     </w:p>
-    <w:p>
+    <w:p ns2:paraId="0BD2EA5E" ns2:textId="77777777">
       <w:pPr>
         <w:spacing w:after="4" w:line="258" w:lineRule="auto"/>
         <w:ind w:left="-5" w:right="1450"/>
@@ -2028,7 +1953,7 @@
         <w:t xml:space="preserve">Parent – Parent container: </w:t>
       </w:r>
     </w:p>
-    <w:p>
+    <w:p ns2:paraId="3575C27C" ns2:textId="77777777">
       <w:pPr>
         <w:ind w:left="-5" w:right="0"/>
       </w:pPr>
@@ -2095,7 +2020,7 @@
         <w:t xml:space="preserve"> object. [1] </w:t>
       </w:r>
     </w:p>
-    <w:p>
+    <w:p ns2:paraId="01B2DA94" ns2:textId="77777777">
       <w:pPr>
         <w:spacing w:after="4" w:line="258" w:lineRule="auto"/>
         <w:ind w:left="-5" w:right="1450"/>
@@ -2114,7 +2039,7 @@
         <w:t xml:space="preserve">Basemap: </w:t>
       </w:r>
     </w:p>
-    <w:p>
+    <w:p ns2:paraId="457816D7" ns2:textId="77777777">
       <w:pPr>
         <w:spacing w:after="3"/>
         <w:ind w:left="-5" w:right="0"/>
@@ -2148,7 +2073,7 @@
         <w:gridCol w:w="1526"/>
         <w:gridCol w:w="7826"/>
       </w:tblGrid>
-      <w:tr>
+      <w:tr ns2:paraId="66698DD7" ns2:textId="77777777">
         <w:trPr>
           <w:trHeight w:val="278"/>
         </w:trPr>
@@ -2162,7 +2087,7 @@
               <w:right w:val="single" w:sz="4" w:space="0" w:color="000000"/>
             </w:tcBorders>
           </w:tcPr>
-          <w:p>
+          <w:p ns2:paraId="2B10FCFE" ns2:textId="77777777">
             <w:pPr>
               <w:spacing w:after="0" w:line="259" w:lineRule="auto"/>
               <w:ind w:left="2" w:right="0" w:firstLine="0"/>
@@ -2186,7 +2111,7 @@
               <w:right w:val="single" w:sz="4" w:space="0" w:color="000000"/>
             </w:tcBorders>
           </w:tcPr>
-          <w:p>
+          <w:p ns2:paraId="45C6604F" ns2:textId="77777777">
             <w:pPr>
               <w:spacing w:after="0" w:line="259" w:lineRule="auto"/>
               <w:ind w:left="0" w:right="0" w:firstLine="0"/>
@@ -2202,7 +2127,7 @@
           </w:p>
         </w:tc>
       </w:tr>
-      <w:tr>
+      <w:tr ns2:paraId="722B9711" ns2:textId="77777777">
         <w:trPr>
           <w:trHeight w:val="461"/>
         </w:trPr>
@@ -2216,7 +2141,7 @@
               <w:right w:val="single" w:sz="4" w:space="0" w:color="000000"/>
             </w:tcBorders>
           </w:tcPr>
-          <w:p>
+          <w:p ns2:paraId="7A735475" ns2:textId="77777777">
             <w:pPr>
               <w:spacing w:after="0" w:line="259" w:lineRule="auto"/>
               <w:ind w:left="2" w:right="0" w:firstLine="0"/>
@@ -2237,7 +2162,7 @@
               <w:right w:val="single" w:sz="4" w:space="0" w:color="000000"/>
             </w:tcBorders>
           </w:tcPr>
-          <w:p>
+          <w:p ns2:paraId="357C072A" ns2:textId="77777777">
             <w:pPr>
               <w:spacing w:after="0" w:line="259" w:lineRule="auto"/>
               <w:ind w:left="0" w:right="0" w:firstLine="0"/>
@@ -2252,7 +2177,7 @@
           </w:p>
         </w:tc>
       </w:tr>
-      <w:tr>
+      <w:tr ns2:paraId="35A5905E" ns2:textId="77777777">
         <w:trPr>
           <w:trHeight w:val="547"/>
         </w:trPr>
@@ -2266,7 +2191,7 @@
               <w:right w:val="single" w:sz="4" w:space="0" w:color="000000"/>
             </w:tcBorders>
           </w:tcPr>
-          <w:p>
+          <w:p ns2:paraId="0D4F6BF4" ns2:textId="77777777">
             <w:pPr>
               <w:spacing w:after="0" w:line="259" w:lineRule="auto"/>
               <w:ind w:left="2" w:right="0" w:firstLine="0"/>
@@ -2287,7 +2212,7 @@
               <w:right w:val="single" w:sz="4" w:space="0" w:color="000000"/>
             </w:tcBorders>
           </w:tcPr>
-          <w:p>
+          <w:p ns2:paraId="3AED1E06" ns2:textId="77777777">
             <w:pPr>
               <w:spacing w:after="0" w:line="259" w:lineRule="auto"/>
               <w:ind w:left="0" w:right="0" w:firstLine="0"/>
@@ -2304,7 +2229,7 @@
           </w:p>
         </w:tc>
       </w:tr>
-      <w:tr>
+      <w:tr ns2:paraId="2515D71A" ns2:textId="77777777">
         <w:trPr>
           <w:trHeight w:val="547"/>
         </w:trPr>
@@ -2318,7 +2243,7 @@
               <w:right w:val="single" w:sz="4" w:space="0" w:color="000000"/>
             </w:tcBorders>
           </w:tcPr>
-          <w:p>
+          <w:p ns2:paraId="2BA024DD" ns2:textId="77777777">
             <w:pPr>
               <w:spacing w:after="0" w:line="259" w:lineRule="auto"/>
               <w:ind w:left="2" w:right="0" w:firstLine="0"/>
@@ -2339,7 +2264,7 @@
               <w:right w:val="single" w:sz="4" w:space="0" w:color="000000"/>
             </w:tcBorders>
           </w:tcPr>
-          <w:p>
+          <w:p ns2:paraId="39B30D66" ns2:textId="77777777">
             <w:pPr>
               <w:spacing w:after="0" w:line="259" w:lineRule="auto"/>
               <w:ind w:left="0" w:right="0" w:firstLine="0"/>
@@ -2350,7 +2275,7 @@
           </w:p>
         </w:tc>
       </w:tr>
-      <w:tr>
+      <w:tr ns2:paraId="4A106218" ns2:textId="77777777">
         <w:trPr>
           <w:trHeight w:val="278"/>
         </w:trPr>
@@ -2364,7 +2289,7 @@
               <w:right w:val="single" w:sz="4" w:space="0" w:color="000000"/>
             </w:tcBorders>
           </w:tcPr>
-          <w:p>
+          <w:p ns2:paraId="51E9BA24" ns2:textId="77777777">
             <w:pPr>
               <w:spacing w:after="0" w:line="259" w:lineRule="auto"/>
               <w:ind w:left="2" w:right="0" w:firstLine="0"/>
@@ -2385,7 +2310,7 @@
               <w:right w:val="single" w:sz="4" w:space="0" w:color="000000"/>
             </w:tcBorders>
           </w:tcPr>
-          <w:p>
+          <w:p ns2:paraId="0E96CBAD" ns2:textId="77777777">
             <w:pPr>
               <w:spacing w:after="0" w:line="259" w:lineRule="auto"/>
               <w:ind w:left="0" w:right="0" w:firstLine="0"/>
@@ -2397,7 +2322,7 @@
           </w:p>
         </w:tc>
       </w:tr>
-      <w:tr>
+      <w:tr ns2:paraId="026887E1" ns2:textId="77777777">
         <w:trPr>
           <w:trHeight w:val="278"/>
         </w:trPr>
@@ -2411,7 +2336,7 @@
               <w:right w:val="single" w:sz="4" w:space="0" w:color="000000"/>
             </w:tcBorders>
           </w:tcPr>
-          <w:p>
+          <w:p ns2:paraId="71902009" ns2:textId="77777777">
             <w:pPr>
               <w:spacing w:after="0" w:line="259" w:lineRule="auto"/>
               <w:ind w:left="2" w:right="0" w:firstLine="0"/>
@@ -2432,7 +2357,7 @@
               <w:right w:val="single" w:sz="4" w:space="0" w:color="000000"/>
             </w:tcBorders>
           </w:tcPr>
-          <w:p>
+          <w:p ns2:paraId="4129F9FF" ns2:textId="77777777">
             <w:pPr>
               <w:spacing w:after="0" w:line="259" w:lineRule="auto"/>
               <w:ind w:left="0" w:right="0" w:firstLine="0"/>
@@ -2444,7 +2369,7 @@
           </w:p>
         </w:tc>
       </w:tr>
-      <w:tr>
+      <w:tr ns2:paraId="2F97447A" ns2:textId="77777777">
         <w:trPr>
           <w:trHeight w:val="816"/>
         </w:trPr>
@@ -2458,7 +2383,7 @@
               <w:right w:val="single" w:sz="4" w:space="0" w:color="000000"/>
             </w:tcBorders>
           </w:tcPr>
-          <w:p>
+          <w:p ns2:paraId="7F3166DA" ns2:textId="77777777">
             <w:pPr>
               <w:spacing w:after="0" w:line="259" w:lineRule="auto"/>
               <w:ind w:left="2" w:right="0" w:firstLine="0"/>
@@ -2479,7 +2404,7 @@
               <w:right w:val="single" w:sz="4" w:space="0" w:color="000000"/>
             </w:tcBorders>
           </w:tcPr>
-          <w:p>
+          <w:p ns2:paraId="2543A82B" ns2:textId="77777777">
             <w:pPr>
               <w:spacing w:after="0" w:line="259" w:lineRule="auto"/>
               <w:ind w:left="0" w:right="48" w:firstLine="0"/>
@@ -2496,7 +2421,7 @@
           </w:p>
         </w:tc>
       </w:tr>
-      <w:tr>
+      <w:tr ns2:paraId="3BF9645A" ns2:textId="77777777">
         <w:trPr>
           <w:trHeight w:val="548"/>
         </w:trPr>
@@ -2510,7 +2435,7 @@
               <w:right w:val="single" w:sz="4" w:space="0" w:color="000000"/>
             </w:tcBorders>
           </w:tcPr>
-          <w:p>
+          <w:p ns2:paraId="592AC167" ns2:textId="77777777">
             <w:pPr>
               <w:spacing w:after="0" w:line="259" w:lineRule="auto"/>
               <w:ind w:left="2" w:right="0" w:firstLine="0"/>
@@ -2536,7 +2461,7 @@
               <w:right w:val="single" w:sz="4" w:space="0" w:color="000000"/>
             </w:tcBorders>
           </w:tcPr>
-          <w:p>
+          <w:p ns2:paraId="584A7863" ns2:textId="77777777">
             <w:pPr>
               <w:spacing w:after="0" w:line="259" w:lineRule="auto"/>
               <w:ind w:left="0" w:right="0" w:firstLine="0"/>
@@ -2553,7 +2478,7 @@
           </w:p>
         </w:tc>
       </w:tr>
-      <w:tr>
+      <w:tr ns2:paraId="0181EFE2" ns2:textId="77777777">
         <w:trPr>
           <w:trHeight w:val="547"/>
         </w:trPr>
@@ -2567,7 +2492,7 @@
               <w:right w:val="single" w:sz="4" w:space="0" w:color="000000"/>
             </w:tcBorders>
           </w:tcPr>
-          <w:p>
+          <w:p ns2:paraId="698BAA3B" ns2:textId="77777777">
             <w:pPr>
               <w:spacing w:after="0" w:line="259" w:lineRule="auto"/>
               <w:ind w:left="2" w:right="0" w:firstLine="0"/>
@@ -2593,7 +2518,7 @@
               <w:right w:val="single" w:sz="4" w:space="0" w:color="000000"/>
             </w:tcBorders>
           </w:tcPr>
-          <w:p>
+          <w:p ns2:paraId="2E0E9BF6" ns2:textId="77777777">
             <w:pPr>
               <w:spacing w:after="0" w:line="259" w:lineRule="auto"/>
               <w:ind w:left="0" w:right="0" w:firstLine="0"/>
@@ -2610,7 +2535,7 @@
           </w:p>
         </w:tc>
       </w:tr>
-      <w:tr>
+      <w:tr ns2:paraId="356A71D3" ns2:textId="77777777">
         <w:trPr>
           <w:trHeight w:val="547"/>
         </w:trPr>
@@ -2624,7 +2549,7 @@
               <w:right w:val="single" w:sz="4" w:space="0" w:color="000000"/>
             </w:tcBorders>
           </w:tcPr>
-          <w:p>
+          <w:p ns2:paraId="70DC5776" ns2:textId="77777777">
             <w:pPr>
               <w:spacing w:after="0" w:line="259" w:lineRule="auto"/>
               <w:ind w:left="2" w:right="0" w:firstLine="0"/>
@@ -2645,7 +2570,7 @@
               <w:right w:val="single" w:sz="4" w:space="0" w:color="000000"/>
             </w:tcBorders>
           </w:tcPr>
-          <w:p>
+          <w:p ns2:paraId="50144A12" ns2:textId="77777777">
             <w:pPr>
               <w:spacing w:after="0" w:line="259" w:lineRule="auto"/>
               <w:ind w:left="0" w:right="0" w:firstLine="0"/>
@@ -2676,7 +2601,7 @@
           </w:p>
         </w:tc>
       </w:tr>
-      <w:tr>
+      <w:tr ns2:paraId="252694D3" ns2:textId="77777777">
         <w:trPr>
           <w:trHeight w:val="278"/>
         </w:trPr>
@@ -2690,7 +2615,7 @@
               <w:right w:val="single" w:sz="4" w:space="0" w:color="000000"/>
             </w:tcBorders>
           </w:tcPr>
-          <w:p>
+          <w:p ns2:paraId="4F9D8AF6" ns2:textId="77777777">
             <w:pPr>
               <w:spacing w:after="0" w:line="259" w:lineRule="auto"/>
               <w:ind w:left="2" w:right="0" w:firstLine="0"/>
@@ -2711,7 +2636,7 @@
               <w:right w:val="single" w:sz="4" w:space="0" w:color="000000"/>
             </w:tcBorders>
           </w:tcPr>
-          <w:p>
+          <w:p ns2:paraId="69E8DB01" ns2:textId="77777777">
             <w:pPr>
               <w:spacing w:after="0" w:line="259" w:lineRule="auto"/>
               <w:ind w:left="0" w:right="0" w:firstLine="0"/>
@@ -2729,7 +2654,7 @@
           </w:p>
         </w:tc>
       </w:tr>
-      <w:tr>
+      <w:tr ns2:paraId="1F0626D3" ns2:textId="77777777">
         <w:trPr>
           <w:trHeight w:val="547"/>
         </w:trPr>
@@ -2743,7 +2668,7 @@
               <w:right w:val="single" w:sz="4" w:space="0" w:color="000000"/>
             </w:tcBorders>
           </w:tcPr>
-          <w:p>
+          <w:p ns2:paraId="542825DD" ns2:textId="77777777">
             <w:pPr>
               <w:spacing w:after="0" w:line="259" w:lineRule="auto"/>
               <w:ind w:left="2" w:right="0" w:firstLine="0"/>
@@ -2769,7 +2694,7 @@
               <w:right w:val="single" w:sz="4" w:space="0" w:color="000000"/>
             </w:tcBorders>
           </w:tcPr>
-          <w:p>
+          <w:p ns2:paraId="23416681" ns2:textId="77777777">
             <w:pPr>
               <w:spacing w:after="0" w:line="259" w:lineRule="auto"/>
               <w:ind w:left="0" w:right="0" w:firstLine="0"/>
@@ -2795,7 +2720,7 @@
         </w:tc>
       </w:tr>
     </w:tbl>
-    <w:p>
+    <w:p ns2:paraId="4A0C3CD3" ns2:textId="77777777">
       <w:pPr>
         <w:spacing w:after="191" w:line="259" w:lineRule="auto"/>
         <w:ind w:left="0" w:right="0" w:firstLine="0"/>
@@ -2805,7 +2730,7 @@
         <w:t xml:space="preserve"> </w:t>
       </w:r>
     </w:p>
-    <w:p>
+    <w:p ns2:paraId="52865221" ns2:textId="77777777">
       <w:pPr>
         <w:spacing w:after="4" w:line="258" w:lineRule="auto"/>
         <w:ind w:left="-5" w:right="1450"/>
@@ -2824,7 +2749,7 @@
         <w:t xml:space="preserve">Position: </w:t>
       </w:r>
     </w:p>
-    <w:p>
+    <w:p ns2:paraId="06098FE9" ns2:textId="77777777">
       <w:pPr>
         <w:ind w:left="-5" w:right="0"/>
       </w:pPr>
@@ -2843,7 +2768,7 @@
         <w:t xml:space="preserve">. [1] </w:t>
       </w:r>
     </w:p>
-    <w:p>
+    <w:p ns2:paraId="37E2A1E8" ns2:textId="77777777">
       <w:pPr>
         <w:pStyle w:val="Heading3"/>
         <w:tabs>
@@ -2871,7 +2796,7 @@
         <w:t xml:space="preserve">Output  </w:t>
       </w:r>
     </w:p>
-    <w:p>
+    <w:p ns2:paraId="0C6A06F8" ns2:textId="77777777">
       <w:pPr>
         <w:pStyle w:val="Heading4"/>
         <w:spacing w:after="4" w:line="258" w:lineRule="auto"/>
@@ -2905,7 +2830,7 @@
         <w:t xml:space="preserve"> – Geographic Axes </w:t>
       </w:r>
     </w:p>
-    <w:p>
+    <w:p ns2:paraId="5A9A08B9" ns2:textId="77777777">
       <w:pPr>
         <w:spacing w:after="218"/>
         <w:ind w:left="-5" w:right="0"/>
@@ -2927,7 +2852,7 @@
         <w:t xml:space="preserve"> object. [1] </w:t>
       </w:r>
     </w:p>
-    <w:p>
+    <w:p ns2:paraId="624D76A0" ns2:textId="77777777">
       <w:pPr>
         <w:spacing w:after="0" w:line="259" w:lineRule="auto"/>
         <w:ind w:left="-5" w:right="0"/>
@@ -2970,7 +2895,7 @@
         <w:t xml:space="preserve">) </w:t>
       </w:r>
     </w:p>
-    <w:p>
+    <w:p ns2:paraId="50CCB4A9" ns2:textId="77777777">
       <w:pPr>
         <w:ind w:left="-5" w:right="0"/>
       </w:pPr>
@@ -3050,7 +2975,7 @@
         <w:t xml:space="preserve"> not a geographic or map axes, or if there is no current axes, then the function plots the line in a new geographic axes [2]. </w:t>
       </w:r>
     </w:p>
-    <w:p>
+    <w:p ns2:paraId="583B9DBF" ns2:textId="77777777">
       <w:pPr>
         <w:pStyle w:val="Heading3"/>
         <w:tabs>
@@ -3078,7 +3003,7 @@
         <w:t xml:space="preserve">Input Argument </w:t>
       </w:r>
     </w:p>
-    <w:p>
+    <w:p ns2:paraId="021F86E0" ns2:textId="77777777">
       <w:pPr>
         <w:spacing w:after="4" w:line="258" w:lineRule="auto"/>
         <w:ind w:left="-5" w:right="1450"/>
@@ -3097,7 +3022,7 @@
         <w:t xml:space="preserve">Lat </w:t>
       </w:r>
     </w:p>
-    <w:p>
+    <w:p ns2:paraId="0E85F4BA" ns2:textId="77777777">
       <w:pPr>
         <w:ind w:left="-5" w:right="0"/>
       </w:pPr>
@@ -3105,7 +3030,7 @@
         <w:t xml:space="preserve">Latitude coordinates in degrees, specified as a vector [2]. </w:t>
       </w:r>
     </w:p>
-    <w:p>
+    <w:p ns2:paraId="440A43A3" ns2:textId="77777777">
       <w:pPr>
         <w:spacing w:after="4" w:line="258" w:lineRule="auto"/>
         <w:ind w:left="-5" w:right="1450"/>
@@ -3124,7 +3049,7 @@
         <w:t xml:space="preserve">Lon </w:t>
       </w:r>
     </w:p>
-    <w:p>
+    <w:p ns2:paraId="58D19A4E" ns2:textId="77777777">
       <w:pPr>
         <w:ind w:left="-5" w:right="0"/>
       </w:pPr>
@@ -3132,7 +3057,7 @@
         <w:t xml:space="preserve">Longitude coordinates in degrees, specified as a vector [2]. </w:t>
       </w:r>
     </w:p>
-    <w:p>
+    <w:p ns2:paraId="7C199739" ns2:textId="77777777">
       <w:pPr>
         <w:pStyle w:val="Heading4"/>
         <w:spacing w:after="4" w:line="258" w:lineRule="auto"/>
@@ -3166,7 +3091,7 @@
         <w:t xml:space="preserve"> </w:t>
       </w:r>
     </w:p>
-    <w:p>
+    <w:p ns2:paraId="7CCB4D54" ns2:textId="77777777">
       <w:pPr>
         <w:ind w:left="-5" w:right="0"/>
       </w:pPr>
@@ -3174,7 +3099,7 @@
         <w:t xml:space="preserve">Line style, marker, and color can all be set as symbols in a character vector or string scalar. Any combination of the symbols may be used. The three properties (line style, marker, and color) do not all need to be specified. For instance, if you supply the marker but omit the line style, the plot will simply display the marker [2]. </w:t>
       </w:r>
     </w:p>
-    <w:p>
+    <w:p ns2:paraId="1E6297D0" ns2:textId="77777777">
       <w:pPr>
         <w:pStyle w:val="Heading4"/>
         <w:spacing w:after="4" w:line="258" w:lineRule="auto"/>
@@ -3208,7 +3133,7 @@
         <w:t xml:space="preserve"> </w:t>
       </w:r>
     </w:p>
-    <w:p>
+    <w:p ns2:paraId="4766C9A0" ns2:textId="77777777">
       <w:pPr>
         <w:ind w:left="-5" w:right="0"/>
       </w:pPr>
@@ -3216,7 +3141,7 @@
         <w:t xml:space="preserve">A positive number of points, where 1 point is equal to 1/72 of an inch, is used to specify the line width. If the line has markers, the borders of the markers are likewise impacted by the line width [2]. </w:t>
       </w:r>
     </w:p>
-    <w:p>
+    <w:p ns2:paraId="4D51C868" ns2:textId="77777777">
       <w:pPr>
         <w:pStyle w:val="Heading3"/>
         <w:tabs>
@@ -3244,7 +3169,7 @@
         <w:t xml:space="preserve">Output  </w:t>
       </w:r>
     </w:p>
-    <w:p>
+    <w:p ns2:paraId="558209FB" ns2:textId="77777777">
       <w:pPr>
         <w:pStyle w:val="Heading4"/>
         <w:spacing w:after="4" w:line="258" w:lineRule="auto"/>
@@ -3270,7 +3195,7 @@
         <w:t xml:space="preserve">h – Geographic Plot </w:t>
       </w:r>
     </w:p>
-    <w:p>
+    <w:p ns2:paraId="78C5D7F8" ns2:textId="77777777">
       <w:pPr>
         <w:spacing w:after="218"/>
         <w:ind w:left="-5" w:right="0"/>
@@ -3301,7 +3226,7 @@
         <w:t xml:space="preserve"> to modify the properties of the objects after they are created [2]. </w:t>
       </w:r>
     </w:p>
-    <w:p>
+    <w:p ns2:paraId="58FB339D" ns2:textId="77777777">
       <w:pPr>
         <w:spacing w:after="0" w:line="259" w:lineRule="auto"/>
         <w:ind w:left="-5" w:right="0"/>
@@ -3344,7 +3269,7 @@
         <w:t xml:space="preserve">) </w:t>
       </w:r>
     </w:p>
-    <w:p>
+    <w:p ns2:paraId="37F7E4E1" ns2:textId="77777777">
       <w:pPr>
         <w:ind w:left="-5" w:right="0"/>
       </w:pPr>
@@ -3381,7 +3306,7 @@
         <w:t xml:space="preserve"> topographic, does not need to be enclosed in quotation marks [3]. </w:t>
       </w:r>
     </w:p>
-    <w:p>
+    <w:p ns2:paraId="3C145338" ns2:textId="77777777">
       <w:pPr>
         <w:pStyle w:val="Heading3"/>
         <w:tabs>
@@ -3409,7 +3334,7 @@
         <w:t xml:space="preserve">Input Argument </w:t>
       </w:r>
     </w:p>
-    <w:p>
+    <w:p ns2:paraId="72C9701F" ns2:textId="77777777">
       <w:pPr>
         <w:pStyle w:val="Heading4"/>
         <w:spacing w:after="4" w:line="258" w:lineRule="auto"/>
@@ -3435,7 +3360,7 @@
         <w:t xml:space="preserve">Basemap – Map on which to plot data </w:t>
       </w:r>
     </w:p>
-    <w:p>
+    <w:p ns2:paraId="34DF3ADE" ns2:textId="77777777">
       <w:pPr>
         <w:ind w:left="-5" w:right="0"/>
       </w:pPr>
@@ -3448,7 +3373,7 @@
         <w:t xml:space="preserve"> take anyone value as specified in table 1, as an input, and adjust the glance of the map accordingly [3]. </w:t>
       </w:r>
     </w:p>
-    <w:p>
+    <w:p ns2:paraId="72E215CF" ns2:textId="77777777">
       <w:pPr>
         <w:pStyle w:val="Heading4"/>
         <w:spacing w:after="4" w:line="258" w:lineRule="auto"/>
@@ -3482,7 +3407,7 @@
         <w:t xml:space="preserve"> – Target </w:t>
       </w:r>
     </w:p>
-    <w:p>
+    <w:p ns2:paraId="666BAB1F" ns2:textId="77777777">
       <w:pPr>
         <w:spacing w:after="161"/>
         <w:ind w:left="-5" w:right="0"/>
@@ -3515,7 +3440,7 @@
         <w:t xml:space="preserve"> (Mapping Toolbox) [3]. </w:t>
       </w:r>
     </w:p>
-    <w:p>
+    <w:p ns2:paraId="4B90A717" ns2:textId="77777777">
       <w:pPr>
         <w:spacing w:after="241"/>
         <w:ind w:left="-5" w:right="0"/>
@@ -3532,7 +3457,7 @@
         <w:t xml:space="preserve"> method, assuming the current axes are a geographic axes object or a geographic bubble chart, sets the basemap for the current axes. </w:t>
       </w:r>
     </w:p>
-    <w:p>
+    <w:p ns2:paraId="07670D9A" ns2:textId="77777777">
       <w:pPr>
         <w:pStyle w:val="Heading2"/>
         <w:ind w:left="-5"/>
@@ -3552,7 +3477,7 @@
         <w:t xml:space="preserve">Propagation Model </w:t>
       </w:r>
     </w:p>
-    <w:p>
+    <w:p ns2:paraId="1781842C" ns2:textId="77777777">
       <w:pPr>
         <w:spacing w:after="164"/>
         <w:ind w:left="-5" w:right="0"/>
@@ -3569,7 +3494,7 @@
         <w:t xml:space="preserve">, and others [4]. Depending on the traits they wish to imitate, users can select the most suitable model. </w:t>
       </w:r>
     </w:p>
-    <w:p>
+    <w:p ns2:paraId="5EB83A70" ns2:textId="77777777">
       <w:pPr>
         <w:ind w:left="-5" w:right="0"/>
       </w:pPr>
@@ -3585,7 +3510,7 @@
         <w:t xml:space="preserve"> the list of propagation models available: </w:t>
       </w:r>
     </w:p>
-    <w:p>
+    <w:p ns2:paraId="5CA6CC34" ns2:textId="77777777">
       <w:pPr>
         <w:spacing w:after="0" w:line="259" w:lineRule="auto"/>
         <w:ind w:right="9"/>
@@ -3617,7 +3542,7 @@
         <w:gridCol w:w="2067"/>
         <w:gridCol w:w="7285"/>
       </w:tblGrid>
-      <w:tr>
+      <w:tr ns2:paraId="13F03A50" ns2:textId="77777777">
         <w:trPr>
           <w:trHeight w:val="278"/>
         </w:trPr>
@@ -3631,7 +3556,7 @@
               <w:right w:val="single" w:sz="4" w:space="0" w:color="000000"/>
             </w:tcBorders>
           </w:tcPr>
-          <w:p>
+          <w:p ns2:paraId="05F4C7DA" ns2:textId="77777777">
             <w:pPr>
               <w:spacing w:after="0" w:line="259" w:lineRule="auto"/>
               <w:ind w:left="2" w:right="0" w:firstLine="0"/>
@@ -3655,7 +3580,7 @@
               <w:right w:val="single" w:sz="4" w:space="0" w:color="000000"/>
             </w:tcBorders>
           </w:tcPr>
-          <w:p>
+          <w:p ns2:paraId="1AA3AB52" ns2:textId="77777777">
             <w:pPr>
               <w:spacing w:after="0" w:line="259" w:lineRule="auto"/>
               <w:ind w:left="0" w:right="0" w:firstLine="0"/>
@@ -3670,7 +3595,7 @@
           </w:p>
         </w:tc>
       </w:tr>
-      <w:tr>
+      <w:tr ns2:paraId="76888A3D" ns2:textId="77777777">
         <w:trPr>
           <w:trHeight w:val="816"/>
         </w:trPr>
@@ -3684,7 +3609,7 @@
               <w:right w:val="single" w:sz="4" w:space="0" w:color="000000"/>
             </w:tcBorders>
           </w:tcPr>
-          <w:p>
+          <w:p ns2:paraId="01F9DA85" ns2:textId="77777777">
             <w:pPr>
               <w:spacing w:after="0" w:line="259" w:lineRule="auto"/>
               <w:ind w:left="2" w:right="0" w:firstLine="0"/>
@@ -3710,7 +3635,7 @@
               <w:right w:val="single" w:sz="4" w:space="0" w:color="000000"/>
             </w:tcBorders>
           </w:tcPr>
-          <w:p>
+          <w:p ns2:paraId="6940D06B" ns2:textId="77777777">
             <w:pPr>
               <w:spacing w:after="0" w:line="259" w:lineRule="auto"/>
               <w:ind w:left="0" w:right="45" w:firstLine="0"/>
@@ -3741,7 +3666,7 @@
           </w:p>
         </w:tc>
       </w:tr>
-      <w:tr>
+      <w:tr ns2:paraId="1E85E534" ns2:textId="77777777">
         <w:trPr>
           <w:trHeight w:val="816"/>
         </w:trPr>
@@ -3755,7 +3680,7 @@
               <w:right w:val="single" w:sz="4" w:space="0" w:color="000000"/>
             </w:tcBorders>
           </w:tcPr>
-          <w:p>
+          <w:p ns2:paraId="6F2C302E" ns2:textId="77777777">
             <w:pPr>
               <w:spacing w:after="0" w:line="259" w:lineRule="auto"/>
               <w:ind w:left="2" w:right="0" w:firstLine="0"/>
@@ -3776,7 +3701,7 @@
               <w:right w:val="single" w:sz="4" w:space="0" w:color="000000"/>
             </w:tcBorders>
           </w:tcPr>
-          <w:p>
+          <w:p ns2:paraId="0D4155D1" ns2:textId="77777777">
             <w:pPr>
               <w:spacing w:after="0" w:line="259" w:lineRule="auto"/>
               <w:ind w:left="0" w:right="48" w:firstLine="0"/>
@@ -3793,7 +3718,7 @@
           </w:p>
         </w:tc>
       </w:tr>
-      <w:tr>
+      <w:tr ns2:paraId="10EB305F" ns2:textId="77777777">
         <w:trPr>
           <w:trHeight w:val="817"/>
         </w:trPr>
@@ -3807,7 +3732,7 @@
               <w:right w:val="single" w:sz="4" w:space="0" w:color="000000"/>
             </w:tcBorders>
           </w:tcPr>
-          <w:p>
+          <w:p ns2:paraId="11B6D12A" ns2:textId="77777777">
             <w:pPr>
               <w:spacing w:after="0" w:line="259" w:lineRule="auto"/>
               <w:ind w:left="2" w:right="0" w:firstLine="0"/>
@@ -3828,7 +3753,7 @@
               <w:right w:val="single" w:sz="4" w:space="0" w:color="000000"/>
             </w:tcBorders>
           </w:tcPr>
-          <w:p>
+          <w:p ns2:paraId="2D82E07F" ns2:textId="77777777">
             <w:pPr>
               <w:spacing w:after="0" w:line="259" w:lineRule="auto"/>
               <w:ind w:left="0" w:right="48" w:firstLine="0"/>
@@ -3845,7 +3770,7 @@
           </w:p>
         </w:tc>
       </w:tr>
-      <w:tr>
+      <w:tr ns2:paraId="085135D6" ns2:textId="77777777">
         <w:trPr>
           <w:trHeight w:val="814"/>
         </w:trPr>
@@ -3859,7 +3784,7 @@
               <w:right w:val="single" w:sz="4" w:space="0" w:color="000000"/>
             </w:tcBorders>
           </w:tcPr>
-          <w:p>
+          <w:p ns2:paraId="29AB63E3" ns2:textId="77777777">
             <w:pPr>
               <w:spacing w:after="0" w:line="259" w:lineRule="auto"/>
               <w:ind w:left="2" w:right="0" w:firstLine="0"/>
@@ -3880,7 +3805,7 @@
               <w:right w:val="single" w:sz="4" w:space="0" w:color="000000"/>
             </w:tcBorders>
           </w:tcPr>
-          <w:p>
+          <w:p ns2:paraId="2F23B7DC" ns2:textId="77777777">
             <w:pPr>
               <w:spacing w:after="0" w:line="259" w:lineRule="auto"/>
               <w:ind w:left="0" w:right="46" w:firstLine="0"/>
@@ -3897,7 +3822,7 @@
           </w:p>
         </w:tc>
       </w:tr>
-      <w:tr>
+      <w:tr ns2:paraId="7B3D355C" ns2:textId="77777777">
         <w:trPr>
           <w:trHeight w:val="547"/>
         </w:trPr>
@@ -3911,7 +3836,7 @@
               <w:right w:val="single" w:sz="4" w:space="0" w:color="000000"/>
             </w:tcBorders>
           </w:tcPr>
-          <w:p>
+          <w:p ns2:paraId="2E8B0E16" ns2:textId="77777777">
             <w:pPr>
               <w:spacing w:after="0" w:line="259" w:lineRule="auto"/>
               <w:ind w:left="2" w:right="0" w:firstLine="0"/>
@@ -3932,7 +3857,7 @@
               <w:right w:val="single" w:sz="4" w:space="0" w:color="000000"/>
             </w:tcBorders>
           </w:tcPr>
-          <w:p>
+          <w:p ns2:paraId="27A83670" ns2:textId="77777777">
             <w:pPr>
               <w:spacing w:after="0" w:line="259" w:lineRule="auto"/>
               <w:ind w:left="0" w:right="0" w:firstLine="0"/>
@@ -3949,7 +3874,7 @@
           </w:p>
         </w:tc>
       </w:tr>
-      <w:tr>
+      <w:tr ns2:paraId="30A627F9" ns2:textId="77777777">
         <w:trPr>
           <w:trHeight w:val="816"/>
         </w:trPr>
@@ -3963,7 +3888,7 @@
               <w:right w:val="single" w:sz="4" w:space="0" w:color="000000"/>
             </w:tcBorders>
           </w:tcPr>
-          <w:p>
+          <w:p ns2:paraId="7634FFFB" ns2:textId="77777777">
             <w:pPr>
               <w:spacing w:after="0" w:line="259" w:lineRule="auto"/>
               <w:ind w:left="2" w:right="0" w:firstLine="0"/>
@@ -3984,7 +3909,7 @@
               <w:right w:val="single" w:sz="4" w:space="0" w:color="000000"/>
             </w:tcBorders>
           </w:tcPr>
-          <w:p>
+          <w:p ns2:paraId="6A4D403C" ns2:textId="77777777">
             <w:pPr>
               <w:spacing w:after="0" w:line="259" w:lineRule="auto"/>
               <w:ind w:left="0" w:right="49" w:firstLine="0"/>
@@ -4015,7 +3940,7 @@
           </w:p>
         </w:tc>
       </w:tr>
-      <w:tr>
+      <w:tr ns2:paraId="7A38560F" ns2:textId="77777777">
         <w:trPr>
           <w:trHeight w:val="547"/>
         </w:trPr>
@@ -4029,7 +3954,7 @@
               <w:right w:val="single" w:sz="4" w:space="0" w:color="000000"/>
             </w:tcBorders>
           </w:tcPr>
-          <w:p>
+          <w:p ns2:paraId="71583DB1" ns2:textId="77777777">
             <w:pPr>
               <w:spacing w:after="0" w:line="259" w:lineRule="auto"/>
               <w:ind w:left="2" w:right="0" w:firstLine="0"/>
@@ -4050,7 +3975,7 @@
               <w:right w:val="single" w:sz="4" w:space="0" w:color="000000"/>
             </w:tcBorders>
           </w:tcPr>
-          <w:p>
+          <w:p ns2:paraId="61439F04" ns2:textId="77777777">
             <w:pPr>
               <w:spacing w:after="0" w:line="259" w:lineRule="auto"/>
               <w:ind w:left="0" w:right="0" w:firstLine="0"/>
@@ -4076,7 +4001,7 @@
         </w:tc>
       </w:tr>
     </w:tbl>
-    <w:p>
+    <w:p ns2:paraId="5E4A7615" ns2:textId="77777777">
       <w:pPr>
         <w:spacing w:after="161" w:line="259" w:lineRule="auto"/>
         <w:ind w:left="0" w:right="0" w:firstLine="0"/>
@@ -4086,7 +4011,7 @@
         <w:t xml:space="preserve"> </w:t>
       </w:r>
     </w:p>
-    <w:p>
+    <w:p ns2:paraId="69A0EE8D" ns2:textId="77777777">
       <w:pPr>
         <w:spacing w:after="334"/>
         <w:ind w:left="-5" w:right="0"/>
@@ -4103,7 +4028,7 @@
         <w:t xml:space="preserve"> </w:t>
       </w:r>
     </w:p>
-    <w:p>
+    <w:p ns2:paraId="5DEC78C7" ns2:textId="77777777">
       <w:pPr>
         <w:pStyle w:val="Heading1"/>
         <w:ind w:left="-5"/>
@@ -4122,7 +4047,7 @@
         <w:t xml:space="preserve">Swarm Properties </w:t>
       </w:r>
     </w:p>
-    <w:p>
+    <w:p ns2:paraId="53E2572A" ns2:textId="77777777">
       <w:pPr>
         <w:spacing w:after="242"/>
         <w:ind w:left="-5" w:right="0"/>
@@ -4131,7 +4056,7 @@
         <w:t xml:space="preserve">Users may set up and maintain settings for the swarm of transmitters and receivers in the Swarm Properties panel, which is a part of the program. It gives users the ability to specify the locations and properties of the transmitters and receivers, as well as to see their coverage regions and directivity patterns. </w:t>
       </w:r>
     </w:p>
-    <w:p>
+    <w:p ns2:paraId="2D36BD2D" ns2:textId="77777777">
       <w:pPr>
         <w:pStyle w:val="Heading2"/>
         <w:ind w:left="-5"/>
@@ -4150,7 +4075,7 @@
         <w:t xml:space="preserve">Transmitters and Receivers </w:t>
       </w:r>
     </w:p>
-    <w:p>
+    <w:p ns2:paraId="280435CD" ns2:textId="77777777">
       <w:pPr>
         <w:spacing w:after="216"/>
         <w:ind w:left="-5" w:right="0"/>
@@ -4167,7 +4092,7 @@
         <w:t xml:space="preserve"> two ways of defining the transmitters and receivers and are listed below. </w:t>
       </w:r>
     </w:p>
-    <w:p>
+    <w:p ns2:paraId="4490B3C4" ns2:textId="77777777">
       <w:pPr>
         <w:spacing w:after="0" w:line="259" w:lineRule="auto"/>
         <w:ind w:left="-5" w:right="0"/>
@@ -4195,7 +4120,7 @@
         <w:t xml:space="preserve">Manual entry of details </w:t>
       </w:r>
     </w:p>
-    <w:p>
+    <w:p ns2:paraId="7E4D4C2D" ns2:textId="77777777">
       <w:pPr>
         <w:ind w:left="-5" w:right="0"/>
       </w:pPr>
@@ -4211,7 +4136,7 @@
         <w:t xml:space="preserve"> tabs, two of which are named as Transmitter and Receiver.  </w:t>
       </w:r>
     </w:p>
-    <w:p>
+    <w:p ns2:paraId="767062B7" ns2:textId="77777777">
       <w:pPr>
         <w:pStyle w:val="Heading3"/>
         <w:tabs>
@@ -4238,7 +4163,7 @@
         <w:t xml:space="preserve">Transmitter Tab </w:t>
       </w:r>
     </w:p>
-    <w:p>
+    <w:p ns2:paraId="5087F6CC" ns2:textId="77777777">
       <w:pPr>
         <w:ind w:left="-5" w:right="0"/>
       </w:pPr>
@@ -4278,7 +4203,7 @@
         <w:t xml:space="preserve">. </w:t>
       </w:r>
     </w:p>
-    <w:p>
+    <w:p ns2:paraId="0B13D4BE" ns2:textId="77777777">
       <w:pPr>
         <w:spacing w:after="0" w:line="259" w:lineRule="auto"/>
         <w:ind w:left="-5" w:right="0"/>
@@ -4310,7 +4235,7 @@
         <w:gridCol w:w="2067"/>
         <w:gridCol w:w="7285"/>
       </w:tblGrid>
-      <w:tr>
+      <w:tr ns2:paraId="358C228C" ns2:textId="77777777">
         <w:trPr>
           <w:trHeight w:val="278"/>
         </w:trPr>
@@ -4324,7 +4249,7 @@
               <w:right w:val="single" w:sz="4" w:space="0" w:color="000000"/>
             </w:tcBorders>
           </w:tcPr>
-          <w:p>
+          <w:p ns2:paraId="12D52E54" ns2:textId="77777777">
             <w:pPr>
               <w:spacing w:after="0" w:line="259" w:lineRule="auto"/>
               <w:ind w:left="2" w:right="0" w:firstLine="0"/>
@@ -4348,7 +4273,7 @@
               <w:right w:val="single" w:sz="4" w:space="0" w:color="000000"/>
             </w:tcBorders>
           </w:tcPr>
-          <w:p>
+          <w:p ns2:paraId="175F13ED" ns2:textId="77777777">
             <w:pPr>
               <w:spacing w:after="0" w:line="259" w:lineRule="auto"/>
               <w:ind w:left="0" w:right="0" w:firstLine="0"/>
@@ -4363,7 +4288,7 @@
           </w:p>
         </w:tc>
       </w:tr>
-      <w:tr>
+      <w:tr ns2:paraId="1FC24738" ns2:textId="77777777">
         <w:trPr>
           <w:trHeight w:val="547"/>
         </w:trPr>
@@ -4377,7 +4302,7 @@
               <w:right w:val="single" w:sz="4" w:space="0" w:color="000000"/>
             </w:tcBorders>
           </w:tcPr>
-          <w:p>
+          <w:p ns2:paraId="5C161838" ns2:textId="77777777">
             <w:pPr>
               <w:spacing w:after="0" w:line="259" w:lineRule="auto"/>
               <w:ind w:left="2" w:right="0" w:firstLine="0"/>
@@ -4398,7 +4323,7 @@
               <w:right w:val="single" w:sz="4" w:space="0" w:color="000000"/>
             </w:tcBorders>
           </w:tcPr>
-          <w:p>
+          <w:p ns2:paraId="56AC017F" ns2:textId="77777777">
             <w:pPr>
               <w:spacing w:after="0" w:line="259" w:lineRule="auto"/>
               <w:ind w:left="0" w:right="0" w:firstLine="0"/>
@@ -4417,7 +4342,7 @@
           </w:p>
         </w:tc>
       </w:tr>
-      <w:tr>
+      <w:tr ns2:paraId="41043CDD" ns2:textId="77777777">
         <w:trPr>
           <w:trHeight w:val="547"/>
         </w:trPr>
@@ -4431,7 +4356,7 @@
               <w:right w:val="single" w:sz="4" w:space="0" w:color="000000"/>
             </w:tcBorders>
           </w:tcPr>
-          <w:p>
+          <w:p ns2:paraId="7B330043" ns2:textId="77777777">
             <w:pPr>
               <w:spacing w:after="0" w:line="259" w:lineRule="auto"/>
               <w:ind w:left="2" w:right="0" w:firstLine="0"/>
@@ -4452,7 +4377,7 @@
               <w:right w:val="single" w:sz="4" w:space="0" w:color="000000"/>
             </w:tcBorders>
           </w:tcPr>
-          <w:p>
+          <w:p ns2:paraId="6E9E1122" ns2:textId="77777777">
             <w:pPr>
               <w:spacing w:after="0" w:line="259" w:lineRule="auto"/>
               <w:ind w:left="0" w:right="0" w:firstLine="0"/>
@@ -4464,7 +4389,7 @@
           </w:p>
         </w:tc>
       </w:tr>
-      <w:tr>
+      <w:tr ns2:paraId="5D5599BE" ns2:textId="77777777">
         <w:trPr>
           <w:trHeight w:val="547"/>
         </w:trPr>
@@ -4478,7 +4403,7 @@
               <w:right w:val="single" w:sz="4" w:space="0" w:color="000000"/>
             </w:tcBorders>
           </w:tcPr>
-          <w:p>
+          <w:p ns2:paraId="5A9FB955" ns2:textId="77777777">
             <w:pPr>
               <w:spacing w:after="0" w:line="259" w:lineRule="auto"/>
               <w:ind w:left="2" w:right="0" w:firstLine="0"/>
@@ -4499,7 +4424,7 @@
               <w:right w:val="single" w:sz="4" w:space="0" w:color="000000"/>
             </w:tcBorders>
           </w:tcPr>
-          <w:p>
+          <w:p ns2:paraId="3C95E3EC" ns2:textId="77777777">
             <w:pPr>
               <w:spacing w:after="0" w:line="259" w:lineRule="auto"/>
               <w:ind w:left="0" w:right="0" w:firstLine="0"/>
@@ -4511,7 +4436,7 @@
           </w:p>
         </w:tc>
       </w:tr>
-      <w:tr>
+      <w:tr ns2:paraId="4B86641A" ns2:textId="77777777">
         <w:trPr>
           <w:trHeight w:val="817"/>
         </w:trPr>
@@ -4525,7 +4450,7 @@
               <w:right w:val="single" w:sz="4" w:space="0" w:color="000000"/>
             </w:tcBorders>
           </w:tcPr>
-          <w:p>
+          <w:p ns2:paraId="37F7F307" ns2:textId="77777777">
             <w:pPr>
               <w:spacing w:after="0" w:line="259" w:lineRule="auto"/>
               <w:ind w:left="2" w:right="0" w:firstLine="0"/>
@@ -4546,7 +4471,7 @@
               <w:right w:val="single" w:sz="4" w:space="0" w:color="000000"/>
             </w:tcBorders>
           </w:tcPr>
-          <w:p>
+          <w:p ns2:paraId="3E3327B0" ns2:textId="77777777">
             <w:pPr>
               <w:spacing w:after="0" w:line="259" w:lineRule="auto"/>
               <w:ind w:left="0" w:right="48" w:firstLine="0"/>
@@ -4582,7 +4507,7 @@
           </w:p>
         </w:tc>
       </w:tr>
-      <w:tr>
+      <w:tr ns2:paraId="14DED9AA" ns2:textId="77777777">
         <w:trPr>
           <w:trHeight w:val="547"/>
         </w:trPr>
@@ -4596,7 +4521,7 @@
               <w:right w:val="single" w:sz="4" w:space="0" w:color="000000"/>
             </w:tcBorders>
           </w:tcPr>
-          <w:p>
+          <w:p ns2:paraId="7DBB1920" ns2:textId="77777777">
             <w:pPr>
               <w:spacing w:after="0" w:line="259" w:lineRule="auto"/>
               <w:ind w:left="2" w:right="0" w:firstLine="0"/>
@@ -4617,7 +4542,7 @@
               <w:right w:val="single" w:sz="4" w:space="0" w:color="000000"/>
             </w:tcBorders>
           </w:tcPr>
-          <w:p>
+          <w:p ns2:paraId="0DBFDF1B" ns2:textId="77777777">
             <w:pPr>
               <w:spacing w:after="0" w:line="259" w:lineRule="auto"/>
               <w:ind w:left="0" w:right="0" w:firstLine="0"/>
@@ -4628,7 +4553,7 @@
           </w:p>
         </w:tc>
       </w:tr>
-      <w:tr>
+      <w:tr ns2:paraId="597CCE4A" ns2:textId="77777777">
         <w:trPr>
           <w:trHeight w:val="547"/>
         </w:trPr>
@@ -4642,7 +4567,7 @@
               <w:right w:val="single" w:sz="4" w:space="0" w:color="000000"/>
             </w:tcBorders>
           </w:tcPr>
-          <w:p>
+          <w:p ns2:paraId="445113D7" ns2:textId="77777777">
             <w:pPr>
               <w:spacing w:after="0" w:line="259" w:lineRule="auto"/>
               <w:ind w:left="2" w:right="0" w:firstLine="0"/>
@@ -4663,7 +4588,7 @@
               <w:right w:val="single" w:sz="4" w:space="0" w:color="000000"/>
             </w:tcBorders>
           </w:tcPr>
-          <w:p>
+          <w:p ns2:paraId="75730B13" ns2:textId="77777777">
             <w:pPr>
               <w:spacing w:after="0" w:line="259" w:lineRule="auto"/>
               <w:ind w:left="0" w:right="0" w:firstLine="0"/>
@@ -4691,7 +4616,7 @@
         </w:tc>
       </w:tr>
     </w:tbl>
-    <w:p>
+    <w:p ns2:paraId="2402C66D" ns2:textId="77777777">
       <w:pPr>
         <w:ind w:left="-5" w:right="0"/>
       </w:pPr>
@@ -4712,7 +4637,7 @@
         <w:t xml:space="preserve">). </w:t>
       </w:r>
     </w:p>
-    <w:p>
+    <w:p ns2:paraId="1982F966" ns2:textId="77777777">
       <w:pPr>
         <w:ind w:left="-5" w:right="3826"/>
       </w:pPr>
@@ -4752,7 +4677,7 @@
         <w:t xml:space="preserve"> object to create a radio frequency transmitter site [5]. </w:t>
       </w:r>
     </w:p>
-    <w:p>
+    <w:p ns2:paraId="50A68190" ns2:textId="77777777">
       <w:pPr>
         <w:spacing w:after="75" w:line="258" w:lineRule="auto"/>
         <w:ind w:left="-5" w:right="1450"/>
@@ -4776,7 +4701,7 @@
         <w:t xml:space="preserve"> Argument: </w:t>
       </w:r>
     </w:p>
-    <w:p>
+    <w:p ns2:paraId="1EC56468" ns2:textId="77777777">
       <w:pPr>
         <w:pStyle w:val="Heading4"/>
         <w:ind w:left="-5"/>
@@ -4794,7 +4719,7 @@
         <w:t xml:space="preserve">Name – Site Name </w:t>
       </w:r>
     </w:p>
-    <w:p>
+    <w:p ns2:paraId="15A99D43" ns2:textId="77777777">
       <w:pPr>
         <w:ind w:left="-5" w:right="0"/>
       </w:pPr>
@@ -4802,7 +4727,7 @@
         <w:t xml:space="preserve">Site name, provided as a row or column vector with N items, a character vector or string, or both. When name is specified as a row or column vector, several sites are produced [5]. </w:t>
       </w:r>
     </w:p>
-    <w:p>
+    <w:p ns2:paraId="2702BEA6" ns2:textId="77777777">
       <w:pPr>
         <w:pStyle w:val="Heading4"/>
         <w:ind w:left="-5"/>
@@ -4825,7 +4750,7 @@
         <w:t xml:space="preserve"> – Coordinate system used to site location </w:t>
       </w:r>
     </w:p>
-    <w:p>
+    <w:p ns2:paraId="2F58BFB2" ns2:textId="77777777">
       <w:pPr>
         <w:ind w:left="-5" w:right="0"/>
       </w:pPr>
@@ -4849,7 +4774,7 @@
         <w:t xml:space="preserve"> property if "cartesian" is used [5]. </w:t>
       </w:r>
     </w:p>
-    <w:p>
+    <w:p ns2:paraId="7ABEDDE3" ns2:textId="77777777">
       <w:pPr>
         <w:pStyle w:val="Heading4"/>
         <w:ind w:left="-5"/>
@@ -4867,7 +4792,7 @@
         <w:t xml:space="preserve">Latitude </w:t>
       </w:r>
     </w:p>
-    <w:p>
+    <w:p ns2:paraId="07533F96" ns2:textId="77777777">
       <w:pPr>
         <w:ind w:left="-5" w:right="0"/>
       </w:pPr>
@@ -4875,7 +4800,7 @@
         <w:t xml:space="preserve">Latitude coordinates for the site, either as a numeric scalar in the range [-90, 90] or as a row or column vector of N items. Multiple sites can be created by specifying latitude as a row or column vector. The reference ellipsoid for the World Geodesic System of 1984 (WGS-84) is used to define the coordinates. North-South position is indicated by latitude [5]. </w:t>
       </w:r>
     </w:p>
-    <w:p>
+    <w:p ns2:paraId="1FBB032F" ns2:textId="77777777">
       <w:pPr>
         <w:pStyle w:val="Heading4"/>
         <w:ind w:left="-5"/>
@@ -4894,7 +4819,7 @@
         <w:t xml:space="preserve">Longitude </w:t>
       </w:r>
     </w:p>
-    <w:p>
+    <w:p ns2:paraId="6475E38F" ns2:textId="77777777">
       <w:pPr>
         <w:ind w:left="-5" w:right="0"/>
       </w:pPr>
@@ -4902,7 +4827,7 @@
         <w:t xml:space="preserve">Longitude coordinates for the site, either as a numeric scalar in the [-180 180] range or as a row or column vector of N items in the [-180 180] range. When longitude is specified as a row or column vector, numerous sites are produced. The reference ellipsoid for the World Geodesic System of 1984 (WGS-84) is used to define the coordinates. East-West location is described by longitude [5]. </w:t>
       </w:r>
     </w:p>
-    <w:p>
+    <w:p ns2:paraId="19A7DBB7" ns2:textId="77777777">
       <w:pPr>
         <w:pStyle w:val="Heading4"/>
         <w:ind w:left="-5"/>
@@ -4920,7 +4845,7 @@
         <w:t xml:space="preserve">Antenna </w:t>
       </w:r>
     </w:p>
-    <w:p>
+    <w:p ns2:paraId="57A4AB22" ns2:textId="77777777">
       <w:pPr>
         <w:ind w:left="-5" w:right="0"/>
       </w:pPr>
@@ -4928,7 +4853,7 @@
         <w:t xml:space="preserve">Antenna element or array with one of the following designations: "isotropic" (the default), "dipole," "monopole," "con," "fractal," "helix," "horn," "loop," "patch," "reflector," "slot," etc. </w:t>
       </w:r>
     </w:p>
-    <w:p>
+    <w:p ns2:paraId="63462545" ns2:textId="77777777">
       <w:pPr>
         <w:pStyle w:val="Heading4"/>
         <w:ind w:left="-5"/>
@@ -4951,7 +4876,7 @@
         <w:t xml:space="preserve"> </w:t>
       </w:r>
     </w:p>
-    <w:p>
+    <w:p ns2:paraId="1510B3D1" ns2:textId="77777777">
       <w:pPr>
         <w:ind w:left="-5" w:right="0"/>
       </w:pPr>
@@ -4959,7 +4884,7 @@
         <w:t xml:space="preserve">Antenna X-axis angle expressed in terms of a local Cartesian coordinate system, provided as a numeric scalar expressing an azimuth angle in degrees, or as a 2-by-1 vector or 2-by-N matrix representing both azimuth and elevation angles with each element unit in degrees [5]. </w:t>
       </w:r>
     </w:p>
-    <w:p>
+    <w:p ns2:paraId="3CCF140B" ns2:textId="77777777">
       <w:pPr>
         <w:pStyle w:val="Heading4"/>
         <w:ind w:left="-5"/>
@@ -4982,7 +4907,7 @@
         <w:t xml:space="preserve"> </w:t>
       </w:r>
     </w:p>
-    <w:p>
+    <w:p ns2:paraId="6F40CFE5" ns2:textId="77777777">
       <w:pPr>
         <w:ind w:left="-5" w:right="0"/>
       </w:pPr>
@@ -4995,7 +4920,7 @@
         <w:t xml:space="preserve"> of the antenna above the ground or the surface of a structure, expressed as a nonnegative numeric scalar in meters. The property's maximum value is 6,371,000 m [5]. </w:t>
       </w:r>
     </w:p>
-    <w:p>
+    <w:p ns2:paraId="24748598" ns2:textId="77777777">
       <w:pPr>
         <w:pStyle w:val="Heading4"/>
         <w:ind w:left="-5"/>
@@ -5018,7 +4943,7 @@
         <w:t xml:space="preserve"> </w:t>
       </w:r>
     </w:p>
-    <w:p>
+    <w:p ns2:paraId="2535E65F" ns2:textId="77777777">
       <w:pPr>
         <w:ind w:left="-5" w:right="0"/>
       </w:pPr>
@@ -5026,7 +4951,7 @@
         <w:t xml:space="preserve">The location of the antenna center is given as a 3-by-1 vector with each element indicating the X, Y, and Z axes in meters [5]. </w:t>
       </w:r>
     </w:p>
-    <w:p>
+    <w:p ns2:paraId="1FD38F4C" ns2:textId="77777777">
       <w:pPr>
         <w:pStyle w:val="Heading4"/>
         <w:ind w:left="-5"/>
@@ -5049,7 +4974,7 @@
         <w:t xml:space="preserve"> </w:t>
       </w:r>
     </w:p>
-    <w:p>
+    <w:p ns2:paraId="122D26B6" ns2:textId="77777777">
       <w:pPr>
         <w:ind w:left="-5" w:right="0"/>
       </w:pPr>
@@ -5065,7 +4990,7 @@
         <w:t xml:space="preserve">, system loss. Transmission line failures and other sporadic system losses are considered system losses [5]. </w:t>
       </w:r>
     </w:p>
-    <w:p>
+    <w:p ns2:paraId="6932CE42" ns2:textId="77777777">
       <w:pPr>
         <w:spacing w:after="1" w:line="259" w:lineRule="auto"/>
         <w:ind w:left="-5" w:right="0"/>
@@ -5099,7 +5024,7 @@
         <w:t xml:space="preserve"> </w:t>
       </w:r>
     </w:p>
-    <w:p>
+    <w:p ns2:paraId="5D1FB861" ns2:textId="77777777">
       <w:pPr>
         <w:ind w:left="-5" w:right="0"/>
       </w:pPr>
@@ -5118,7 +5043,7 @@
         <w:t xml:space="preserve">. </w:t>
       </w:r>
     </w:p>
-    <w:p>
+    <w:p ns2:paraId="24F14B7D" ns2:textId="77777777">
       <w:pPr>
         <w:pStyle w:val="Heading4"/>
         <w:ind w:left="-5"/>
@@ -5141,7 +5066,7 @@
         <w:t xml:space="preserve"> </w:t>
       </w:r>
     </w:p>
-    <w:p>
+    <w:p ns2:paraId="57E9C39D" ns2:textId="77777777">
       <w:pPr>
         <w:ind w:left="-5" w:right="0"/>
       </w:pPr>
@@ -5149,7 +5074,7 @@
         <w:t xml:space="preserve">Signal power at transmitter output, specified as a positive scalar in watts. The transmitter out is connected to the antenna [5]. </w:t>
       </w:r>
     </w:p>
-    <w:p>
+    <w:p ns2:paraId="3E0249A2" ns2:textId="77777777">
       <w:pPr>
         <w:pStyle w:val="Heading3"/>
         <w:tabs>
@@ -5176,7 +5101,7 @@
         <w:t xml:space="preserve">Receiver Tab </w:t>
       </w:r>
     </w:p>
-    <w:p>
+    <w:p ns2:paraId="78CF9F65" ns2:textId="77777777">
       <w:pPr>
         <w:spacing w:after="127"/>
         <w:ind w:left="-5" w:right="0"/>
@@ -5193,7 +5118,7 @@
         <w:t xml:space="preserve"> for adding the new receiver site. </w:t>
       </w:r>
     </w:p>
-    <w:p>
+    <w:p ns2:paraId="5022D3D6" ns2:textId="77777777">
       <w:pPr>
         <w:spacing w:after="0" w:line="259" w:lineRule="auto"/>
         <w:ind w:left="-5" w:right="0"/>
@@ -5225,7 +5150,7 @@
         <w:gridCol w:w="1795"/>
         <w:gridCol w:w="7557"/>
       </w:tblGrid>
-      <w:tr>
+      <w:tr ns2:paraId="23EAF3FD" ns2:textId="77777777">
         <w:trPr>
           <w:trHeight w:val="278"/>
         </w:trPr>
@@ -5239,7 +5164,7 @@
               <w:right w:val="single" w:sz="4" w:space="0" w:color="000000"/>
             </w:tcBorders>
           </w:tcPr>
-          <w:p>
+          <w:p ns2:paraId="6325932E" ns2:textId="77777777">
             <w:pPr>
               <w:spacing w:after="0" w:line="259" w:lineRule="auto"/>
               <w:ind w:left="0" w:right="0" w:firstLine="0"/>
@@ -5263,7 +5188,7 @@
               <w:right w:val="single" w:sz="4" w:space="0" w:color="000000"/>
             </w:tcBorders>
           </w:tcPr>
-          <w:p>
+          <w:p ns2:paraId="338C2EC4" ns2:textId="77777777">
             <w:pPr>
               <w:spacing w:after="0" w:line="259" w:lineRule="auto"/>
               <w:ind w:left="1" w:right="0" w:firstLine="0"/>
@@ -5278,7 +5203,7 @@
           </w:p>
         </w:tc>
       </w:tr>
-      <w:tr>
+      <w:tr ns2:paraId="78422C32" ns2:textId="77777777">
         <w:trPr>
           <w:trHeight w:val="547"/>
         </w:trPr>
@@ -5292,7 +5217,7 @@
               <w:right w:val="single" w:sz="4" w:space="0" w:color="000000"/>
             </w:tcBorders>
           </w:tcPr>
-          <w:p>
+          <w:p ns2:paraId="079F0223" ns2:textId="77777777">
             <w:pPr>
               <w:spacing w:after="0" w:line="259" w:lineRule="auto"/>
               <w:ind w:left="0" w:right="0" w:firstLine="0"/>
@@ -5313,7 +5238,7 @@
               <w:right w:val="single" w:sz="4" w:space="0" w:color="000000"/>
             </w:tcBorders>
           </w:tcPr>
-          <w:p>
+          <w:p ns2:paraId="7A21A84B" ns2:textId="77777777">
             <w:pPr>
               <w:spacing w:after="0" w:line="259" w:lineRule="auto"/>
               <w:ind w:left="1" w:right="0" w:firstLine="0"/>
@@ -5332,7 +5257,7 @@
           </w:p>
         </w:tc>
       </w:tr>
-      <w:tr>
+      <w:tr ns2:paraId="1C9D8E2B" ns2:textId="77777777">
         <w:trPr>
           <w:trHeight w:val="547"/>
         </w:trPr>
@@ -5346,7 +5271,7 @@
               <w:right w:val="single" w:sz="4" w:space="0" w:color="000000"/>
             </w:tcBorders>
           </w:tcPr>
-          <w:p>
+          <w:p ns2:paraId="1DA66A2F" ns2:textId="77777777">
             <w:pPr>
               <w:spacing w:after="0" w:line="259" w:lineRule="auto"/>
               <w:ind w:left="0" w:right="0" w:firstLine="0"/>
@@ -5367,7 +5292,7 @@
               <w:right w:val="single" w:sz="4" w:space="0" w:color="000000"/>
             </w:tcBorders>
           </w:tcPr>
-          <w:p>
+          <w:p ns2:paraId="144455D5" ns2:textId="77777777">
             <w:pPr>
               <w:spacing w:after="0" w:line="259" w:lineRule="auto"/>
               <w:ind w:left="1" w:right="0" w:firstLine="0"/>
@@ -5378,7 +5303,7 @@
           </w:p>
         </w:tc>
       </w:tr>
-      <w:tr>
+      <w:tr ns2:paraId="0C94A99C" ns2:textId="77777777">
         <w:trPr>
           <w:trHeight w:val="548"/>
         </w:trPr>
@@ -5392,7 +5317,7 @@
               <w:right w:val="single" w:sz="4" w:space="0" w:color="000000"/>
             </w:tcBorders>
           </w:tcPr>
-          <w:p>
+          <w:p ns2:paraId="6363CD87" ns2:textId="77777777">
             <w:pPr>
               <w:spacing w:after="0" w:line="259" w:lineRule="auto"/>
               <w:ind w:left="0" w:right="0" w:firstLine="0"/>
@@ -5413,7 +5338,7 @@
               <w:right w:val="single" w:sz="4" w:space="0" w:color="000000"/>
             </w:tcBorders>
           </w:tcPr>
-          <w:p>
+          <w:p ns2:paraId="06D09FF2" ns2:textId="77777777">
             <w:pPr>
               <w:spacing w:after="0" w:line="259" w:lineRule="auto"/>
               <w:ind w:left="1" w:right="0" w:firstLine="0"/>
@@ -5425,7 +5350,7 @@
           </w:p>
         </w:tc>
       </w:tr>
-      <w:tr>
+      <w:tr ns2:paraId="3458D222" ns2:textId="77777777">
         <w:trPr>
           <w:trHeight w:val="550"/>
         </w:trPr>
@@ -5439,7 +5364,7 @@
               <w:right w:val="single" w:sz="4" w:space="0" w:color="000000"/>
             </w:tcBorders>
           </w:tcPr>
-          <w:p>
+          <w:p ns2:paraId="3E3B7CF8" ns2:textId="77777777">
             <w:pPr>
               <w:spacing w:after="0" w:line="259" w:lineRule="auto"/>
               <w:ind w:left="0" w:right="0" w:firstLine="0"/>
@@ -5461,7 +5386,7 @@
               <w:right w:val="single" w:sz="4" w:space="0" w:color="000000"/>
             </w:tcBorders>
           </w:tcPr>
-          <w:p>
+          <w:p ns2:paraId="0B3611E2" ns2:textId="77777777">
             <w:pPr>
               <w:spacing w:after="0" w:line="259" w:lineRule="auto"/>
               <w:ind w:left="1" w:right="0" w:firstLine="0"/>
@@ -5480,7 +5405,7 @@
         </w:tc>
       </w:tr>
     </w:tbl>
-    <w:p>
+    <w:p ns2:paraId="4E8243AF" ns2:textId="77777777">
       <w:pPr>
         <w:ind w:left="-5" w:right="0"/>
       </w:pPr>
@@ -5501,7 +5426,7 @@
         <w:t xml:space="preserve">). </w:t>
       </w:r>
     </w:p>
-    <w:p>
+    <w:p ns2:paraId="766B6889" ns2:textId="77777777">
       <w:pPr>
         <w:spacing w:after="4" w:line="258" w:lineRule="auto"/>
         <w:ind w:left="-5" w:right="1450"/>
@@ -5530,7 +5455,7 @@
         <w:t xml:space="preserve">): </w:t>
       </w:r>
     </w:p>
-    <w:p>
+    <w:p ns2:paraId="1196596A" ns2:textId="77777777">
       <w:pPr>
         <w:spacing w:after="174" w:line="259" w:lineRule="auto"/>
         <w:ind w:left="-5" w:right="0"/>
@@ -5557,7 +5482,7 @@
         <w:t xml:space="preserve"> </w:t>
       </w:r>
     </w:p>
-    <w:p>
+    <w:p ns2:paraId="4FF104E8" ns2:textId="77777777">
       <w:pPr>
         <w:spacing w:after="75" w:line="258" w:lineRule="auto"/>
         <w:ind w:left="-5" w:right="1450"/>
@@ -5576,7 +5501,7 @@
         <w:t xml:space="preserve">Input Argument: </w:t>
       </w:r>
     </w:p>
-    <w:p>
+    <w:p ns2:paraId="6C562A78" ns2:textId="77777777">
       <w:pPr>
         <w:pStyle w:val="Heading4"/>
         <w:ind w:left="-5"/>
@@ -5594,7 +5519,7 @@
         <w:t xml:space="preserve">Name – Site Name </w:t>
       </w:r>
     </w:p>
-    <w:p>
+    <w:p ns2:paraId="40A836E7" ns2:textId="77777777">
       <w:pPr>
         <w:ind w:left="-5" w:right="0"/>
       </w:pPr>
@@ -5602,7 +5527,7 @@
         <w:t xml:space="preserve">Site name, provided as a row or column vector with N items, a character vector or string, or both. When name is specified as a row or column vector, several sites are produced [6].  </w:t>
       </w:r>
     </w:p>
-    <w:p>
+    <w:p ns2:paraId="104F18C2" ns2:textId="77777777">
       <w:pPr>
         <w:pStyle w:val="Heading4"/>
         <w:ind w:left="-5"/>
@@ -5625,7 +5550,7 @@
         <w:t xml:space="preserve"> – Coordinate system used to site location </w:t>
       </w:r>
     </w:p>
-    <w:p>
+    <w:p ns2:paraId="45757FFA" ns2:textId="77777777">
       <w:pPr>
         <w:ind w:left="-5" w:right="0"/>
       </w:pPr>
@@ -5649,7 +5574,7 @@
         <w:t xml:space="preserve"> property if "cartesian" is used [6]. </w:t>
       </w:r>
     </w:p>
-    <w:p>
+    <w:p ns2:paraId="47BB67D2" ns2:textId="77777777">
       <w:pPr>
         <w:pStyle w:val="Heading4"/>
         <w:ind w:left="-5"/>
@@ -5667,7 +5592,7 @@
         <w:t xml:space="preserve">Latitude </w:t>
       </w:r>
     </w:p>
-    <w:p>
+    <w:p ns2:paraId="7B8AC07F" ns2:textId="77777777">
       <w:pPr>
         <w:ind w:left="-5" w:right="0"/>
       </w:pPr>
@@ -5675,7 +5600,7 @@
         <w:t xml:space="preserve">Latitude coordinates for the site, either as a numeric scalar in the range [-90, 90] or as a row or column vector of N items. Multiple sites can be created by specifying latitude as a row or column vector. The reference ellipsoid for the World Geodesic System of 1984 (WGS-84) is used to define the coordinates. North-South position is indicated by latitude [6]. </w:t>
       </w:r>
     </w:p>
-    <w:p>
+    <w:p ns2:paraId="1507C6D8" ns2:textId="77777777">
       <w:pPr>
         <w:pStyle w:val="Heading4"/>
         <w:ind w:left="-5"/>
@@ -5693,7 +5618,7 @@
         <w:t xml:space="preserve">Longitude </w:t>
       </w:r>
     </w:p>
-    <w:p>
+    <w:p ns2:paraId="666405F0" ns2:textId="77777777">
       <w:pPr>
         <w:ind w:left="-5" w:right="0"/>
       </w:pPr>
@@ -5709,7 +5634,7 @@
         <w:t xml:space="preserve">-West location is described by longitude [6]. </w:t>
       </w:r>
     </w:p>
-    <w:p>
+    <w:p ns2:paraId="2644AE3E" ns2:textId="77777777">
       <w:pPr>
         <w:pStyle w:val="Heading4"/>
         <w:ind w:left="-5"/>
@@ -5727,7 +5652,7 @@
         <w:t xml:space="preserve">Antenna </w:t>
       </w:r>
     </w:p>
-    <w:p>
+    <w:p ns2:paraId="33DD4323" ns2:textId="77777777">
       <w:pPr>
         <w:ind w:left="-5" w:right="0"/>
       </w:pPr>
@@ -5735,7 +5660,7 @@
         <w:t xml:space="preserve">Antenna element or array with one of the following designations: "isotropic" (the default), "dipole," "monopole," "con," "fractal," "helix," "horn," "loop," "patch," "reflector," "slot," etc. </w:t>
       </w:r>
     </w:p>
-    <w:p>
+    <w:p ns2:paraId="4A655B8C" ns2:textId="77777777">
       <w:pPr>
         <w:pStyle w:val="Heading4"/>
         <w:ind w:left="-5"/>
@@ -5758,7 +5683,7 @@
         <w:t xml:space="preserve"> </w:t>
       </w:r>
     </w:p>
-    <w:p>
+    <w:p ns2:paraId="2D75EECA" ns2:textId="77777777">
       <w:pPr>
         <w:ind w:left="-5" w:right="0"/>
       </w:pPr>
@@ -5766,7 +5691,7 @@
         <w:t xml:space="preserve">Antenna X-axis angle expressed in terms of a local Cartesian coordinate system, provided as a numeric scalar expressing an azimuth angle in degrees, or as a 2-by-1 vector or 2-by-N matrix representing both azimuth and elevation angles with each element unit in degrees [6]. </w:t>
       </w:r>
     </w:p>
-    <w:p>
+    <w:p ns2:paraId="20568890" ns2:textId="77777777">
       <w:pPr>
         <w:pStyle w:val="Heading4"/>
         <w:ind w:left="-5"/>
@@ -5789,7 +5714,7 @@
         <w:t xml:space="preserve"> </w:t>
       </w:r>
     </w:p>
-    <w:p>
+    <w:p ns2:paraId="32C1B33C" ns2:textId="77777777">
       <w:pPr>
         <w:ind w:left="-5" w:right="0"/>
       </w:pPr>
@@ -5802,7 +5727,7 @@
         <w:t xml:space="preserve"> of the antenna above the ground or the surface of a structure, expressed as a nonnegative numeric scalar in meters. The property's maximum value is 6,371,000 m [6]. </w:t>
       </w:r>
     </w:p>
-    <w:p>
+    <w:p ns2:paraId="4C05E41B" ns2:textId="77777777">
       <w:pPr>
         <w:pStyle w:val="Heading4"/>
         <w:ind w:left="-5"/>
@@ -5825,7 +5750,7 @@
         <w:t xml:space="preserve"> </w:t>
       </w:r>
     </w:p>
-    <w:p>
+    <w:p ns2:paraId="190CBB73" ns2:textId="77777777">
       <w:pPr>
         <w:ind w:left="-5" w:right="0"/>
       </w:pPr>
@@ -5833,7 +5758,7 @@
         <w:t xml:space="preserve">The location of the antenna center is given as a 3-by-1 vector with each element indicating the X, Y, and Z axes in meters [6]. </w:t>
       </w:r>
     </w:p>
-    <w:p>
+    <w:p ns2:paraId="187FE3E0" ns2:textId="77777777">
       <w:pPr>
         <w:pStyle w:val="Heading4"/>
         <w:ind w:left="-5"/>
@@ -5857,7 +5782,7 @@
         <w:t xml:space="preserve"> </w:t>
       </w:r>
     </w:p>
-    <w:p>
+    <w:p ns2:paraId="7D55CB95" ns2:textId="77777777">
       <w:pPr>
         <w:ind w:left="-5" w:right="0"/>
       </w:pPr>
@@ -5873,7 +5798,7 @@
         <w:t xml:space="preserve">, system loss. Transmission line failures and other sporadic system losses are considered system losses [6]. </w:t>
       </w:r>
     </w:p>
-    <w:p>
+    <w:p ns2:paraId="5F7010B5" ns2:textId="77777777">
       <w:pPr>
         <w:pStyle w:val="Heading4"/>
         <w:ind w:left="-5"/>
@@ -5896,7 +5821,7 @@
         <w:t xml:space="preserve"> </w:t>
       </w:r>
     </w:p>
-    <w:p>
+    <w:p ns2:paraId="693DDA13" ns2:textId="77777777">
       <w:pPr>
         <w:spacing w:after="174" w:line="259" w:lineRule="auto"/>
         <w:ind w:left="-5" w:right="0"/>
@@ -5910,7 +5835,7 @@
         <w:t xml:space="preserve">Minimum received power to detect the signal, specified as a numeric scalar or a row vector in dBm [6]. </w:t>
       </w:r>
     </w:p>
-    <w:p>
+    <w:p ns2:paraId="04E40171" ns2:textId="77777777">
       <w:pPr>
         <w:spacing w:after="216" w:line="259" w:lineRule="auto"/>
         <w:ind w:left="0" w:right="0" w:firstLine="0"/>
@@ -5920,7 +5845,7 @@
         <w:t xml:space="preserve"> </w:t>
       </w:r>
     </w:p>
-    <w:p>
+    <w:p ns2:paraId="3A180D2A" ns2:textId="77777777">
       <w:pPr>
         <w:spacing w:after="0" w:line="259" w:lineRule="auto"/>
         <w:ind w:left="-5" w:right="0"/>
@@ -5947,7 +5872,7 @@
         <w:t xml:space="preserve">Uploading CSV file with transmitter/receiver information </w:t>
       </w:r>
     </w:p>
-    <w:p>
+    <w:p ns2:paraId="47BDD82D" ns2:textId="77777777">
       <w:pPr>
         <w:ind w:left="-5" w:right="0"/>
       </w:pPr>
@@ -5987,7 +5912,7 @@
         <w:gridCol w:w="2259"/>
         <w:gridCol w:w="2165"/>
       </w:tblGrid>
-      <w:tr>
+      <w:tr ns2:paraId="2DAC5401" ns2:textId="77777777">
         <w:trPr>
           <w:trHeight w:val="548"/>
         </w:trPr>
@@ -6002,7 +5927,7 @@
             </w:tcBorders>
             <w:vAlign w:val="bottom"/>
           </w:tcPr>
-          <w:p>
+          <w:p ns2:paraId="591B20F8" ns2:textId="77777777">
             <w:pPr>
               <w:spacing w:after="0" w:line="259" w:lineRule="auto"/>
               <w:ind w:left="0" w:right="0" w:firstLine="0"/>
@@ -6027,7 +5952,7 @@
             </w:tcBorders>
             <w:vAlign w:val="bottom"/>
           </w:tcPr>
-          <w:p>
+          <w:p ns2:paraId="00CCB625" ns2:textId="77777777">
             <w:pPr>
               <w:spacing w:after="0" w:line="259" w:lineRule="auto"/>
               <w:ind w:left="0" w:right="0" w:firstLine="0"/>
@@ -6051,7 +5976,7 @@
               <w:right w:val="single" w:sz="4" w:space="0" w:color="000000"/>
             </w:tcBorders>
           </w:tcPr>
-          <w:p>
+          <w:p ns2:paraId="48745A12" ns2:textId="77777777">
             <w:pPr>
               <w:spacing w:after="0" w:line="259" w:lineRule="auto"/>
               <w:ind w:left="0" w:right="0" w:firstLine="0"/>
@@ -6089,7 +6014,7 @@
               <w:right w:val="single" w:sz="4" w:space="0" w:color="000000"/>
             </w:tcBorders>
           </w:tcPr>
-          <w:p>
+          <w:p ns2:paraId="32B039F6" ns2:textId="77777777">
             <w:pPr>
               <w:spacing w:after="0" w:line="259" w:lineRule="auto"/>
               <w:ind w:left="0" w:right="0" w:firstLine="0"/>
@@ -6104,7 +6029,7 @@
           </w:p>
         </w:tc>
       </w:tr>
-      <w:tr>
+      <w:tr ns2:paraId="61EF3788" ns2:textId="77777777">
         <w:trPr>
           <w:trHeight w:val="547"/>
         </w:trPr>
@@ -6119,7 +6044,7 @@
             </w:tcBorders>
             <w:vAlign w:val="bottom"/>
           </w:tcPr>
-          <w:p>
+          <w:p ns2:paraId="471F88B3" ns2:textId="77777777">
             <w:pPr>
               <w:spacing w:after="0" w:line="259" w:lineRule="auto"/>
               <w:ind w:left="0" w:right="0" w:firstLine="0"/>
@@ -6145,7 +6070,7 @@
               <w:right w:val="single" w:sz="4" w:space="0" w:color="000000"/>
             </w:tcBorders>
           </w:tcPr>
-          <w:p>
+          <w:p ns2:paraId="1FCC08CE" ns2:textId="77777777">
             <w:pPr>
               <w:tabs>
                 <w:tab w:val="center" w:pos="1301"/>
@@ -6176,7 +6101,7 @@
               <w:t xml:space="preserve">/ </w:t>
             </w:r>
           </w:p>
-          <w:p>
+          <w:p ns2:paraId="717A8F24" ns2:textId="77777777">
             <w:pPr>
               <w:spacing w:after="0" w:line="259" w:lineRule="auto"/>
               <w:ind w:left="0" w:right="0" w:firstLine="0"/>
@@ -6198,7 +6123,7 @@
             </w:tcBorders>
             <w:vAlign w:val="bottom"/>
           </w:tcPr>
-          <w:p>
+          <w:p ns2:paraId="05D23CC9" ns2:textId="77777777">
             <w:pPr>
               <w:spacing w:after="0" w:line="259" w:lineRule="auto"/>
               <w:ind w:left="0" w:right="0" w:firstLine="0"/>
@@ -6220,7 +6145,7 @@
             </w:tcBorders>
             <w:vAlign w:val="bottom"/>
           </w:tcPr>
-          <w:p>
+          <w:p ns2:paraId="6D72A34A" ns2:textId="77777777">
             <w:pPr>
               <w:spacing w:after="0" w:line="259" w:lineRule="auto"/>
               <w:ind w:left="0" w:right="0" w:firstLine="0"/>
@@ -6232,7 +6157,7 @@
           </w:p>
         </w:tc>
       </w:tr>
-      <w:tr>
+      <w:tr ns2:paraId="5B3B4B24" ns2:textId="77777777">
         <w:trPr>
           <w:trHeight w:val="278"/>
         </w:trPr>
@@ -6246,7 +6171,7 @@
               <w:right w:val="single" w:sz="4" w:space="0" w:color="000000"/>
             </w:tcBorders>
           </w:tcPr>
-          <w:p>
+          <w:p ns2:paraId="31323ABE" ns2:textId="77777777">
             <w:pPr>
               <w:spacing w:after="0" w:line="259" w:lineRule="auto"/>
               <w:ind w:left="0" w:right="0" w:firstLine="0"/>
@@ -6267,7 +6192,7 @@
               <w:right w:val="single" w:sz="4" w:space="0" w:color="000000"/>
             </w:tcBorders>
           </w:tcPr>
-          <w:p>
+          <w:p ns2:paraId="6F0458CC" ns2:textId="77777777">
             <w:pPr>
               <w:spacing w:after="0" w:line="259" w:lineRule="auto"/>
               <w:ind w:left="0" w:right="0" w:firstLine="0"/>
@@ -6288,7 +6213,7 @@
               <w:right w:val="single" w:sz="4" w:space="0" w:color="000000"/>
             </w:tcBorders>
           </w:tcPr>
-          <w:p>
+          <w:p ns2:paraId="14CF78C8" ns2:textId="77777777">
             <w:pPr>
               <w:spacing w:after="0" w:line="259" w:lineRule="auto"/>
               <w:ind w:left="0" w:right="0" w:firstLine="0"/>
@@ -6309,7 +6234,7 @@
               <w:right w:val="single" w:sz="4" w:space="0" w:color="000000"/>
             </w:tcBorders>
           </w:tcPr>
-          <w:p>
+          <w:p ns2:paraId="76594F12" ns2:textId="77777777">
             <w:pPr>
               <w:spacing w:after="0" w:line="259" w:lineRule="auto"/>
               <w:ind w:left="0" w:right="0" w:firstLine="0"/>
@@ -6321,7 +6246,7 @@
           </w:p>
         </w:tc>
       </w:tr>
-      <w:tr>
+      <w:tr ns2:paraId="6D39E0F7" ns2:textId="77777777">
         <w:trPr>
           <w:trHeight w:val="547"/>
         </w:trPr>
@@ -6336,7 +6261,7 @@
             </w:tcBorders>
             <w:vAlign w:val="bottom"/>
           </w:tcPr>
-          <w:p>
+          <w:p ns2:paraId="0CBE899C" ns2:textId="77777777">
             <w:pPr>
               <w:spacing w:after="0" w:line="259" w:lineRule="auto"/>
               <w:ind w:left="0" w:right="0" w:firstLine="0"/>
@@ -6357,7 +6282,7 @@
               <w:right w:val="single" w:sz="4" w:space="0" w:color="000000"/>
             </w:tcBorders>
           </w:tcPr>
-          <w:p>
+          <w:p ns2:paraId="04B1DDDF" ns2:textId="77777777">
             <w:pPr>
               <w:spacing w:after="0" w:line="259" w:lineRule="auto"/>
               <w:ind w:left="0" w:right="0" w:firstLine="0"/>
@@ -6367,7 +6292,7 @@
               <w:t xml:space="preserve">Geo Latitude of the </w:t>
             </w:r>
           </w:p>
-          <w:p>
+          <w:p ns2:paraId="36997054" ns2:textId="77777777">
             <w:pPr>
               <w:spacing w:after="0" w:line="259" w:lineRule="auto"/>
               <w:ind w:left="0" w:right="0" w:firstLine="0"/>
@@ -6389,7 +6314,7 @@
             </w:tcBorders>
             <w:vAlign w:val="bottom"/>
           </w:tcPr>
-          <w:p>
+          <w:p ns2:paraId="377728D3" ns2:textId="77777777">
             <w:pPr>
               <w:spacing w:after="0" w:line="259" w:lineRule="auto"/>
               <w:ind w:left="0" w:right="0" w:firstLine="0"/>
@@ -6411,7 +6336,7 @@
             </w:tcBorders>
             <w:vAlign w:val="bottom"/>
           </w:tcPr>
-          <w:p>
+          <w:p ns2:paraId="7165E61D" ns2:textId="77777777">
             <w:pPr>
               <w:spacing w:after="0" w:line="259" w:lineRule="auto"/>
               <w:ind w:left="0" w:right="0" w:firstLine="0"/>
@@ -6423,7 +6348,7 @@
           </w:p>
         </w:tc>
       </w:tr>
-      <w:tr>
+      <w:tr ns2:paraId="7054B1FD" ns2:textId="77777777">
         <w:trPr>
           <w:trHeight w:val="547"/>
         </w:trPr>
@@ -6438,7 +6363,7 @@
             </w:tcBorders>
             <w:vAlign w:val="bottom"/>
           </w:tcPr>
-          <w:p>
+          <w:p ns2:paraId="60785C70" ns2:textId="77777777">
             <w:pPr>
               <w:spacing w:after="0" w:line="259" w:lineRule="auto"/>
               <w:ind w:left="0" w:right="0" w:firstLine="0"/>
@@ -6459,7 +6384,7 @@
               <w:right w:val="single" w:sz="4" w:space="0" w:color="000000"/>
             </w:tcBorders>
           </w:tcPr>
-          <w:p>
+          <w:p ns2:paraId="047F2682" ns2:textId="77777777">
             <w:pPr>
               <w:spacing w:after="0" w:line="259" w:lineRule="auto"/>
               <w:ind w:left="0" w:right="0" w:firstLine="0"/>
@@ -6469,7 +6394,7 @@
               <w:t xml:space="preserve">Geo Longitude of the </w:t>
             </w:r>
           </w:p>
-          <w:p>
+          <w:p ns2:paraId="1CF4F955" ns2:textId="77777777">
             <w:pPr>
               <w:spacing w:after="0" w:line="259" w:lineRule="auto"/>
               <w:ind w:left="0" w:right="0" w:firstLine="0"/>
@@ -6491,7 +6416,7 @@
             </w:tcBorders>
             <w:vAlign w:val="bottom"/>
           </w:tcPr>
-          <w:p>
+          <w:p ns2:paraId="7D0DFCE1" ns2:textId="77777777">
             <w:pPr>
               <w:spacing w:after="0" w:line="259" w:lineRule="auto"/>
               <w:ind w:left="0" w:right="0" w:firstLine="0"/>
@@ -6513,7 +6438,7 @@
             </w:tcBorders>
             <w:vAlign w:val="bottom"/>
           </w:tcPr>
-          <w:p>
+          <w:p ns2:paraId="1CAB3D20" ns2:textId="77777777">
             <w:pPr>
               <w:spacing w:after="0" w:line="259" w:lineRule="auto"/>
               <w:ind w:left="0" w:right="0" w:firstLine="0"/>
@@ -6525,7 +6450,7 @@
           </w:p>
         </w:tc>
       </w:tr>
-      <w:tr>
+      <w:tr ns2:paraId="2C743706" ns2:textId="77777777">
         <w:trPr>
           <w:trHeight w:val="547"/>
         </w:trPr>
@@ -6540,7 +6465,7 @@
             </w:tcBorders>
             <w:vAlign w:val="bottom"/>
           </w:tcPr>
-          <w:p>
+          <w:p ns2:paraId="7C3D2E0B" ns2:textId="77777777">
             <w:pPr>
               <w:spacing w:after="0" w:line="259" w:lineRule="auto"/>
               <w:ind w:left="0" w:right="0" w:firstLine="0"/>
@@ -6566,7 +6491,7 @@
               <w:right w:val="single" w:sz="4" w:space="0" w:color="000000"/>
             </w:tcBorders>
           </w:tcPr>
-          <w:p>
+          <w:p ns2:paraId="521C5501" ns2:textId="77777777">
             <w:pPr>
               <w:spacing w:after="0" w:line="259" w:lineRule="auto"/>
               <w:ind w:left="0" w:right="0" w:firstLine="0"/>
@@ -6588,7 +6513,7 @@
             </w:tcBorders>
             <w:vAlign w:val="bottom"/>
           </w:tcPr>
-          <w:p>
+          <w:p ns2:paraId="23F5EEB1" ns2:textId="77777777">
             <w:pPr>
               <w:spacing w:after="0" w:line="259" w:lineRule="auto"/>
               <w:ind w:left="0" w:right="0" w:firstLine="0"/>
@@ -6610,7 +6535,7 @@
             </w:tcBorders>
             <w:vAlign w:val="bottom"/>
           </w:tcPr>
-          <w:p>
+          <w:p ns2:paraId="2CD2C249" ns2:textId="77777777">
             <w:pPr>
               <w:spacing w:after="0" w:line="259" w:lineRule="auto"/>
               <w:ind w:left="0" w:right="0" w:firstLine="0"/>
@@ -6622,7 +6547,7 @@
           </w:p>
         </w:tc>
       </w:tr>
-      <w:tr>
+      <w:tr ns2:paraId="64598504" ns2:textId="77777777">
         <w:trPr>
           <w:trHeight w:val="548"/>
         </w:trPr>
@@ -6637,7 +6562,7 @@
             </w:tcBorders>
             <w:vAlign w:val="bottom"/>
           </w:tcPr>
-          <w:p>
+          <w:p ns2:paraId="016FA61E" ns2:textId="77777777">
             <w:pPr>
               <w:spacing w:after="0" w:line="259" w:lineRule="auto"/>
               <w:ind w:left="0" w:right="0" w:firstLine="0"/>
@@ -6663,7 +6588,7 @@
               <w:right w:val="single" w:sz="4" w:space="0" w:color="000000"/>
             </w:tcBorders>
           </w:tcPr>
-          <w:p>
+          <w:p ns2:paraId="33448492" ns2:textId="77777777">
             <w:pPr>
               <w:spacing w:after="0" w:line="259" w:lineRule="auto"/>
               <w:ind w:left="0" w:right="0" w:firstLine="0"/>
@@ -6684,7 +6609,7 @@
             </w:tcBorders>
             <w:vAlign w:val="bottom"/>
           </w:tcPr>
-          <w:p>
+          <w:p ns2:paraId="669EAD4E" ns2:textId="77777777">
             <w:pPr>
               <w:spacing w:after="0" w:line="259" w:lineRule="auto"/>
               <w:ind w:left="0" w:right="0" w:firstLine="0"/>
@@ -6706,7 +6631,7 @@
             </w:tcBorders>
             <w:vAlign w:val="bottom"/>
           </w:tcPr>
-          <w:p>
+          <w:p ns2:paraId="706B6DA0" ns2:textId="77777777">
             <w:pPr>
               <w:spacing w:after="0" w:line="259" w:lineRule="auto"/>
               <w:ind w:left="0" w:right="0" w:firstLine="0"/>
@@ -6718,7 +6643,7 @@
           </w:p>
         </w:tc>
       </w:tr>
-      <w:tr>
+      <w:tr ns2:paraId="7F471EA3" ns2:textId="77777777">
         <w:trPr>
           <w:trHeight w:val="547"/>
         </w:trPr>
@@ -6733,7 +6658,7 @@
             </w:tcBorders>
             <w:vAlign w:val="bottom"/>
           </w:tcPr>
-          <w:p>
+          <w:p ns2:paraId="5950C7E3" ns2:textId="77777777">
             <w:pPr>
               <w:spacing w:after="0" w:line="259" w:lineRule="auto"/>
               <w:ind w:left="0" w:right="0" w:firstLine="0"/>
@@ -6759,7 +6684,7 @@
               <w:right w:val="single" w:sz="4" w:space="0" w:color="000000"/>
             </w:tcBorders>
           </w:tcPr>
-          <w:p>
+          <w:p ns2:paraId="0B113CB7" ns2:textId="77777777">
             <w:pPr>
               <w:spacing w:after="0" w:line="259" w:lineRule="auto"/>
               <w:ind w:left="0" w:right="0" w:firstLine="0"/>
@@ -6788,7 +6713,7 @@
             </w:tcBorders>
             <w:vAlign w:val="bottom"/>
           </w:tcPr>
-          <w:p>
+          <w:p ns2:paraId="2F52E584" ns2:textId="77777777">
             <w:pPr>
               <w:spacing w:after="0" w:line="259" w:lineRule="auto"/>
               <w:ind w:left="0" w:right="0" w:firstLine="0"/>
@@ -6810,7 +6735,7 @@
             </w:tcBorders>
             <w:vAlign w:val="bottom"/>
           </w:tcPr>
-          <w:p>
+          <w:p ns2:paraId="1A3BB2CD" ns2:textId="77777777">
             <w:pPr>
               <w:spacing w:after="0" w:line="259" w:lineRule="auto"/>
               <w:ind w:left="0" w:right="0" w:firstLine="0"/>
@@ -6822,7 +6747,7 @@
           </w:p>
         </w:tc>
       </w:tr>
-      <w:tr>
+      <w:tr ns2:paraId="5962AC85" ns2:textId="77777777">
         <w:trPr>
           <w:trHeight w:val="816"/>
         </w:trPr>
@@ -6837,7 +6762,7 @@
             </w:tcBorders>
             <w:vAlign w:val="bottom"/>
           </w:tcPr>
-          <w:p>
+          <w:p ns2:paraId="666F4DF2" ns2:textId="77777777">
             <w:pPr>
               <w:spacing w:after="0" w:line="259" w:lineRule="auto"/>
               <w:ind w:left="0" w:right="0" w:firstLine="0"/>
@@ -6863,7 +6788,7 @@
               <w:right w:val="single" w:sz="4" w:space="0" w:color="000000"/>
             </w:tcBorders>
           </w:tcPr>
-          <w:p>
+          <w:p ns2:paraId="570E2B22" ns2:textId="77777777">
             <w:pPr>
               <w:spacing w:after="0" w:line="259" w:lineRule="auto"/>
               <w:ind w:left="0" w:right="48" w:firstLine="0"/>
@@ -6884,7 +6809,7 @@
             </w:tcBorders>
             <w:vAlign w:val="bottom"/>
           </w:tcPr>
-          <w:p>
+          <w:p ns2:paraId="5599989C" ns2:textId="77777777">
             <w:pPr>
               <w:spacing w:after="0" w:line="259" w:lineRule="auto"/>
               <w:ind w:left="0" w:right="0" w:firstLine="0"/>
@@ -6906,7 +6831,7 @@
             </w:tcBorders>
             <w:vAlign w:val="bottom"/>
           </w:tcPr>
-          <w:p>
+          <w:p ns2:paraId="008069AC" ns2:textId="77777777">
             <w:pPr>
               <w:spacing w:after="0" w:line="259" w:lineRule="auto"/>
               <w:ind w:left="0" w:right="0" w:firstLine="0"/>
@@ -6918,7 +6843,7 @@
           </w:p>
         </w:tc>
       </w:tr>
-      <w:tr>
+      <w:tr ns2:paraId="213701AF" ns2:textId="77777777">
         <w:trPr>
           <w:trHeight w:val="547"/>
         </w:trPr>
@@ -6933,7 +6858,7 @@
             </w:tcBorders>
             <w:vAlign w:val="bottom"/>
           </w:tcPr>
-          <w:p>
+          <w:p ns2:paraId="39815DA2" ns2:textId="77777777">
             <w:pPr>
               <w:spacing w:after="0" w:line="259" w:lineRule="auto"/>
               <w:ind w:left="0" w:right="0" w:firstLine="0"/>
@@ -6959,7 +6884,7 @@
               <w:right w:val="single" w:sz="4" w:space="0" w:color="000000"/>
             </w:tcBorders>
           </w:tcPr>
-          <w:p>
+          <w:p ns2:paraId="32F1E3B3" ns2:textId="77777777">
             <w:pPr>
               <w:spacing w:after="0" w:line="259" w:lineRule="auto"/>
               <w:ind w:left="0" w:right="0" w:firstLine="0"/>
@@ -6969,7 +6894,7 @@
               <w:t>[0;0;0] (default | 3 by-</w:t>
             </w:r>
           </w:p>
-          <w:p>
+          <w:p ns2:paraId="04B90753" ns2:textId="77777777">
             <w:pPr>
               <w:spacing w:after="0" w:line="259" w:lineRule="auto"/>
               <w:ind w:left="0" w:right="0" w:firstLine="0"/>
@@ -6991,7 +6916,7 @@
             </w:tcBorders>
             <w:vAlign w:val="bottom"/>
           </w:tcPr>
-          <w:p>
+          <w:p ns2:paraId="495A9E98" ns2:textId="77777777">
             <w:pPr>
               <w:spacing w:after="0" w:line="259" w:lineRule="auto"/>
               <w:ind w:left="0" w:right="0" w:firstLine="0"/>
@@ -7013,7 +6938,7 @@
             </w:tcBorders>
             <w:vAlign w:val="bottom"/>
           </w:tcPr>
-          <w:p>
+          <w:p ns2:paraId="348303D6" ns2:textId="77777777">
             <w:pPr>
               <w:spacing w:after="0" w:line="259" w:lineRule="auto"/>
               <w:ind w:left="0" w:right="0" w:firstLine="0"/>
@@ -7025,7 +6950,7 @@
           </w:p>
         </w:tc>
       </w:tr>
-      <w:tr>
+      <w:tr ns2:paraId="6ABE36D0" ns2:textId="77777777">
         <w:trPr>
           <w:trHeight w:val="547"/>
         </w:trPr>
@@ -7040,7 +6965,7 @@
             </w:tcBorders>
             <w:vAlign w:val="bottom"/>
           </w:tcPr>
-          <w:p>
+          <w:p ns2:paraId="5648615A" ns2:textId="77777777">
             <w:pPr>
               <w:spacing w:after="0" w:line="259" w:lineRule="auto"/>
               <w:ind w:left="0" w:right="0" w:firstLine="0"/>
@@ -7066,7 +6991,7 @@
               <w:right w:val="single" w:sz="4" w:space="0" w:color="000000"/>
             </w:tcBorders>
           </w:tcPr>
-          <w:p>
+          <w:p ns2:paraId="31CB9E2D" ns2:textId="77777777">
             <w:pPr>
               <w:tabs>
                 <w:tab w:val="center" w:pos="987"/>
@@ -7088,7 +7013,7 @@
               <w:t xml:space="preserve">| </w:t>
             </w:r>
           </w:p>
-          <w:p>
+          <w:p ns2:paraId="6B7FEE13" ns2:textId="77777777">
             <w:pPr>
               <w:spacing w:after="0" w:line="259" w:lineRule="auto"/>
               <w:ind w:left="0" w:right="0" w:firstLine="0"/>
@@ -7110,7 +7035,7 @@
             </w:tcBorders>
             <w:vAlign w:val="bottom"/>
           </w:tcPr>
-          <w:p>
+          <w:p ns2:paraId="25DD44EB" ns2:textId="77777777">
             <w:pPr>
               <w:spacing w:after="0" w:line="259" w:lineRule="auto"/>
               <w:ind w:left="0" w:right="0" w:firstLine="0"/>
@@ -7132,7 +7057,7 @@
             </w:tcBorders>
             <w:vAlign w:val="bottom"/>
           </w:tcPr>
-          <w:p>
+          <w:p ns2:paraId="34A9A225" ns2:textId="77777777">
             <w:pPr>
               <w:spacing w:after="0" w:line="259" w:lineRule="auto"/>
               <w:ind w:left="0" w:right="0" w:firstLine="0"/>
@@ -7144,7 +7069,7 @@
           </w:p>
         </w:tc>
       </w:tr>
-      <w:tr>
+      <w:tr ns2:paraId="1810E4D3" ns2:textId="77777777">
         <w:trPr>
           <w:trHeight w:val="548"/>
         </w:trPr>
@@ -7159,7 +7084,7 @@
             </w:tcBorders>
             <w:vAlign w:val="bottom"/>
           </w:tcPr>
-          <w:p>
+          <w:p ns2:paraId="1E49AD72" ns2:textId="77777777">
             <w:pPr>
               <w:spacing w:after="0" w:line="259" w:lineRule="auto"/>
               <w:ind w:left="0" w:right="0" w:firstLine="0"/>
@@ -7185,7 +7110,7 @@
               <w:right w:val="single" w:sz="4" w:space="0" w:color="000000"/>
             </w:tcBorders>
           </w:tcPr>
-          <w:p>
+          <w:p ns2:paraId="0B8FA6C3" ns2:textId="77777777">
             <w:pPr>
               <w:spacing w:after="0" w:line="259" w:lineRule="auto"/>
               <w:ind w:left="0" w:right="0" w:firstLine="0"/>
@@ -7195,7 +7120,7 @@
               <w:t xml:space="preserve">1.9e+09 (default) | </w:t>
             </w:r>
           </w:p>
-          <w:p>
+          <w:p ns2:paraId="20FD5119" ns2:textId="77777777">
             <w:pPr>
               <w:spacing w:after="0" w:line="259" w:lineRule="auto"/>
               <w:ind w:left="0" w:right="0" w:firstLine="0"/>
@@ -7217,7 +7142,7 @@
             </w:tcBorders>
             <w:vAlign w:val="bottom"/>
           </w:tcPr>
-          <w:p>
+          <w:p ns2:paraId="311CDFC9" ns2:textId="77777777">
             <w:pPr>
               <w:spacing w:after="0" w:line="259" w:lineRule="auto"/>
               <w:ind w:left="0" w:right="0" w:firstLine="0"/>
@@ -7239,7 +7164,7 @@
             </w:tcBorders>
             <w:vAlign w:val="bottom"/>
           </w:tcPr>
-          <w:p>
+          <w:p ns2:paraId="3BC1E23C" ns2:textId="77777777">
             <w:pPr>
               <w:spacing w:after="0" w:line="259" w:lineRule="auto"/>
               <w:ind w:left="0" w:right="0" w:firstLine="0"/>
@@ -7251,7 +7176,7 @@
           </w:p>
         </w:tc>
       </w:tr>
-      <w:tr>
+      <w:tr ns2:paraId="59FAABE8" ns2:textId="77777777">
         <w:trPr>
           <w:trHeight w:val="547"/>
         </w:trPr>
@@ -7266,7 +7191,7 @@
             </w:tcBorders>
             <w:vAlign w:val="bottom"/>
           </w:tcPr>
-          <w:p>
+          <w:p ns2:paraId="5B274200" ns2:textId="77777777">
             <w:pPr>
               <w:spacing w:after="0" w:line="259" w:lineRule="auto"/>
               <w:ind w:left="0" w:right="0" w:firstLine="0"/>
@@ -7292,7 +7217,7 @@
               <w:right w:val="single" w:sz="4" w:space="0" w:color="000000"/>
             </w:tcBorders>
           </w:tcPr>
-          <w:p>
+          <w:p ns2:paraId="0C1BE18E" ns2:textId="77777777">
             <w:pPr>
               <w:spacing w:after="0" w:line="259" w:lineRule="auto"/>
               <w:ind w:left="0" w:right="0" w:firstLine="0"/>
@@ -7314,7 +7239,7 @@
             </w:tcBorders>
             <w:vAlign w:val="bottom"/>
           </w:tcPr>
-          <w:p>
+          <w:p ns2:paraId="24A8B91D" ns2:textId="77777777">
             <w:pPr>
               <w:spacing w:after="0" w:line="259" w:lineRule="auto"/>
               <w:ind w:left="0" w:right="0" w:firstLine="0"/>
@@ -7336,7 +7261,7 @@
             </w:tcBorders>
             <w:vAlign w:val="bottom"/>
           </w:tcPr>
-          <w:p>
+          <w:p ns2:paraId="77D24DAC" ns2:textId="77777777">
             <w:pPr>
               <w:spacing w:after="0" w:line="259" w:lineRule="auto"/>
               <w:ind w:left="0" w:right="0" w:firstLine="0"/>
@@ -7348,7 +7273,7 @@
           </w:p>
         </w:tc>
       </w:tr>
-      <w:tr>
+      <w:tr ns2:paraId="27C84F3A" ns2:textId="77777777">
         <w:trPr>
           <w:trHeight w:val="545"/>
         </w:trPr>
@@ -7363,7 +7288,7 @@
             </w:tcBorders>
             <w:vAlign w:val="bottom"/>
           </w:tcPr>
-          <w:p>
+          <w:p ns2:paraId="00A1B6D5" ns2:textId="77777777">
             <w:pPr>
               <w:spacing w:after="0" w:line="259" w:lineRule="auto"/>
               <w:ind w:left="0" w:right="0" w:firstLine="0"/>
@@ -7389,7 +7314,7 @@
               <w:right w:val="single" w:sz="4" w:space="0" w:color="000000"/>
             </w:tcBorders>
           </w:tcPr>
-          <w:p>
+          <w:p ns2:paraId="56EFAACC" ns2:textId="77777777">
             <w:pPr>
               <w:spacing w:after="0" w:line="259" w:lineRule="auto"/>
               <w:ind w:left="0" w:right="0" w:firstLine="0"/>
@@ -7410,7 +7335,7 @@
             </w:tcBorders>
             <w:vAlign w:val="bottom"/>
           </w:tcPr>
-          <w:p>
+          <w:p ns2:paraId="43782E66" ns2:textId="77777777">
             <w:pPr>
               <w:spacing w:after="0" w:line="259" w:lineRule="auto"/>
               <w:ind w:left="0" w:right="0" w:firstLine="0"/>
@@ -7432,7 +7357,7 @@
             </w:tcBorders>
             <w:vAlign w:val="bottom"/>
           </w:tcPr>
-          <w:p>
+          <w:p ns2:paraId="7498DFA2" ns2:textId="77777777">
             <w:pPr>
               <w:spacing w:after="0" w:line="259" w:lineRule="auto"/>
               <w:ind w:left="0" w:right="0" w:firstLine="0"/>
@@ -7444,7 +7369,7 @@
           </w:p>
         </w:tc>
       </w:tr>
-      <w:tr>
+      <w:tr ns2:paraId="2F3ED483" ns2:textId="77777777">
         <w:trPr>
           <w:trHeight w:val="547"/>
         </w:trPr>
@@ -7459,7 +7384,7 @@
             </w:tcBorders>
             <w:vAlign w:val="bottom"/>
           </w:tcPr>
-          <w:p>
+          <w:p ns2:paraId="4A9423D5" ns2:textId="77777777">
             <w:pPr>
               <w:spacing w:after="0" w:line="259" w:lineRule="auto"/>
               <w:ind w:left="0" w:right="0" w:firstLine="0"/>
@@ -7486,7 +7411,7 @@
               <w:right w:val="single" w:sz="4" w:space="0" w:color="000000"/>
             </w:tcBorders>
           </w:tcPr>
-          <w:p>
+          <w:p ns2:paraId="302F9253" ns2:textId="77777777">
             <w:pPr>
               <w:spacing w:after="0" w:line="259" w:lineRule="auto"/>
               <w:ind w:left="0" w:right="0" w:firstLine="0"/>
@@ -7515,7 +7440,7 @@
             </w:tcBorders>
             <w:vAlign w:val="bottom"/>
           </w:tcPr>
-          <w:p>
+          <w:p ns2:paraId="2C0D3BDE" ns2:textId="77777777">
             <w:pPr>
               <w:spacing w:after="0" w:line="259" w:lineRule="auto"/>
               <w:ind w:left="0" w:right="0" w:firstLine="0"/>
@@ -7537,7 +7462,7 @@
             </w:tcBorders>
             <w:vAlign w:val="bottom"/>
           </w:tcPr>
-          <w:p>
+          <w:p ns2:paraId="12BE7297" ns2:textId="77777777">
             <w:pPr>
               <w:spacing w:after="0" w:line="259" w:lineRule="auto"/>
               <w:ind w:left="0" w:right="0" w:firstLine="0"/>
@@ -7549,7 +7474,7 @@
           </w:p>
         </w:tc>
       </w:tr>
-      <w:tr>
+      <w:tr ns2:paraId="573BF214" ns2:textId="77777777">
         <w:trPr>
           <w:trHeight w:val="816"/>
         </w:trPr>
@@ -7564,7 +7489,7 @@
             </w:tcBorders>
             <w:vAlign w:val="bottom"/>
           </w:tcPr>
-          <w:p>
+          <w:p ns2:paraId="186B6E46" ns2:textId="77777777">
             <w:pPr>
               <w:spacing w:after="0" w:line="259" w:lineRule="auto"/>
               <w:ind w:left="0" w:right="0" w:firstLine="0"/>
@@ -7590,7 +7515,7 @@
               <w:right w:val="single" w:sz="4" w:space="0" w:color="000000"/>
             </w:tcBorders>
           </w:tcPr>
-          <w:p>
+          <w:p ns2:paraId="6C722E3F" ns2:textId="77777777">
             <w:pPr>
               <w:spacing w:after="0" w:line="259" w:lineRule="auto"/>
               <w:ind w:left="0" w:right="48" w:firstLine="0"/>
@@ -7611,7 +7536,7 @@
             </w:tcBorders>
             <w:vAlign w:val="bottom"/>
           </w:tcPr>
-          <w:p>
+          <w:p ns2:paraId="73651747" ns2:textId="77777777">
             <w:pPr>
               <w:spacing w:after="0" w:line="259" w:lineRule="auto"/>
               <w:ind w:left="0" w:right="0" w:firstLine="0"/>
@@ -7633,7 +7558,7 @@
             </w:tcBorders>
             <w:vAlign w:val="bottom"/>
           </w:tcPr>
-          <w:p>
+          <w:p ns2:paraId="083AEA52" ns2:textId="77777777">
             <w:pPr>
               <w:spacing w:after="0" w:line="259" w:lineRule="auto"/>
               <w:ind w:left="0" w:right="0" w:firstLine="0"/>
@@ -7645,7 +7570,7 @@
           </w:p>
         </w:tc>
       </w:tr>
-      <w:tr>
+      <w:tr ns2:paraId="20261AB4" ns2:textId="77777777">
         <w:trPr>
           <w:trHeight w:val="548"/>
         </w:trPr>
@@ -7660,7 +7585,7 @@
             </w:tcBorders>
             <w:vAlign w:val="bottom"/>
           </w:tcPr>
-          <w:p>
+          <w:p ns2:paraId="31C2BC23" ns2:textId="77777777">
             <w:pPr>
               <w:spacing w:after="0" w:line="259" w:lineRule="auto"/>
               <w:ind w:left="0" w:right="0" w:firstLine="0"/>
@@ -7686,7 +7611,7 @@
               <w:right w:val="single" w:sz="4" w:space="0" w:color="000000"/>
             </w:tcBorders>
           </w:tcPr>
-          <w:p>
+          <w:p ns2:paraId="16B86083" ns2:textId="77777777">
             <w:pPr>
               <w:spacing w:after="0" w:line="259" w:lineRule="auto"/>
               <w:ind w:left="0" w:right="0" w:firstLine="0"/>
@@ -7696,7 +7621,7 @@
               <w:t>[0;0;0] (default | 3 by-</w:t>
             </w:r>
           </w:p>
-          <w:p>
+          <w:p ns2:paraId="3A5B343E" ns2:textId="77777777">
             <w:pPr>
               <w:spacing w:after="0" w:line="259" w:lineRule="auto"/>
               <w:ind w:left="0" w:right="0" w:firstLine="0"/>
@@ -7718,7 +7643,7 @@
             </w:tcBorders>
             <w:vAlign w:val="bottom"/>
           </w:tcPr>
-          <w:p>
+          <w:p ns2:paraId="57F00045" ns2:textId="77777777">
             <w:pPr>
               <w:spacing w:after="0" w:line="259" w:lineRule="auto"/>
               <w:ind w:left="0" w:right="0" w:firstLine="0"/>
@@ -7740,7 +7665,7 @@
             </w:tcBorders>
             <w:vAlign w:val="bottom"/>
           </w:tcPr>
-          <w:p>
+          <w:p ns2:paraId="2D47376D" ns2:textId="77777777">
             <w:pPr>
               <w:spacing w:after="0" w:line="259" w:lineRule="auto"/>
               <w:ind w:left="0" w:right="0" w:firstLine="0"/>
@@ -7752,7 +7677,7 @@
           </w:p>
         </w:tc>
       </w:tr>
-      <w:tr>
+      <w:tr ns2:paraId="2A7EDCF4" ns2:textId="77777777">
         <w:trPr>
           <w:trHeight w:val="547"/>
         </w:trPr>
@@ -7767,7 +7692,7 @@
             </w:tcBorders>
             <w:vAlign w:val="bottom"/>
           </w:tcPr>
-          <w:p>
+          <w:p ns2:paraId="70DB3784" ns2:textId="77777777">
             <w:pPr>
               <w:spacing w:after="0" w:line="259" w:lineRule="auto"/>
               <w:ind w:left="0" w:right="0" w:firstLine="0"/>
@@ -7793,7 +7718,7 @@
               <w:right w:val="single" w:sz="4" w:space="0" w:color="000000"/>
             </w:tcBorders>
           </w:tcPr>
-          <w:p>
+          <w:p ns2:paraId="24EDB1C6" ns2:textId="77777777">
             <w:pPr>
               <w:tabs>
                 <w:tab w:val="center" w:pos="987"/>
@@ -7815,7 +7740,7 @@
               <w:t xml:space="preserve">| </w:t>
             </w:r>
           </w:p>
-          <w:p>
+          <w:p ns2:paraId="4DC9C548" ns2:textId="77777777">
             <w:pPr>
               <w:spacing w:after="0" w:line="259" w:lineRule="auto"/>
               <w:ind w:left="0" w:right="0" w:firstLine="0"/>
@@ -7837,7 +7762,7 @@
             </w:tcBorders>
             <w:vAlign w:val="bottom"/>
           </w:tcPr>
-          <w:p>
+          <w:p ns2:paraId="50A23884" ns2:textId="77777777">
             <w:pPr>
               <w:spacing w:after="0" w:line="259" w:lineRule="auto"/>
               <w:ind w:left="0" w:right="0" w:firstLine="0"/>
@@ -7859,7 +7784,7 @@
             </w:tcBorders>
             <w:vAlign w:val="bottom"/>
           </w:tcPr>
-          <w:p>
+          <w:p ns2:paraId="7A5F063A" ns2:textId="77777777">
             <w:pPr>
               <w:spacing w:after="0" w:line="259" w:lineRule="auto"/>
               <w:ind w:left="0" w:right="0" w:firstLine="0"/>
@@ -7871,7 +7796,7 @@
           </w:p>
         </w:tc>
       </w:tr>
-      <w:tr>
+      <w:tr ns2:paraId="42A577BC" ns2:textId="77777777">
         <w:trPr>
           <w:trHeight w:val="816"/>
         </w:trPr>
@@ -7886,7 +7811,7 @@
             </w:tcBorders>
             <w:vAlign w:val="bottom"/>
           </w:tcPr>
-          <w:p>
+          <w:p ns2:paraId="5FEF361C" ns2:textId="77777777">
             <w:pPr>
               <w:spacing w:after="0" w:line="259" w:lineRule="auto"/>
               <w:ind w:left="0" w:right="0" w:firstLine="0"/>
@@ -7912,7 +7837,7 @@
               <w:right w:val="single" w:sz="4" w:space="0" w:color="000000"/>
             </w:tcBorders>
           </w:tcPr>
-          <w:p>
+          <w:p ns2:paraId="76FBB639" ns2:textId="77777777">
             <w:pPr>
               <w:tabs>
                 <w:tab w:val="right" w:pos="2011"/>
@@ -7929,7 +7854,7 @@
               <w:t xml:space="preserve">100 </w:t>
             </w:r>
           </w:p>
-          <w:p>
+          <w:p ns2:paraId="318A91AF" ns2:textId="77777777">
             <w:pPr>
               <w:spacing w:after="0" w:line="259" w:lineRule="auto"/>
               <w:ind w:left="0" w:right="0" w:firstLine="0"/>
@@ -7947,7 +7872,7 @@
               <w:t xml:space="preserve"> </w:t>
             </w:r>
           </w:p>
-          <w:p>
+          <w:p ns2:paraId="2C03AC7C" ns2:textId="77777777">
             <w:pPr>
               <w:spacing w:after="0" w:line="259" w:lineRule="auto"/>
               <w:ind w:left="0" w:right="0" w:firstLine="0"/>
@@ -7969,7 +7894,7 @@
             </w:tcBorders>
             <w:vAlign w:val="bottom"/>
           </w:tcPr>
-          <w:p>
+          <w:p ns2:paraId="23FCD695" ns2:textId="77777777">
             <w:pPr>
               <w:spacing w:after="0" w:line="259" w:lineRule="auto"/>
               <w:ind w:left="0" w:right="0" w:firstLine="0"/>
@@ -7991,7 +7916,7 @@
             </w:tcBorders>
             <w:vAlign w:val="bottom"/>
           </w:tcPr>
-          <w:p>
+          <w:p ns2:paraId="35C0DB2F" ns2:textId="77777777">
             <w:pPr>
               <w:spacing w:after="0" w:line="259" w:lineRule="auto"/>
               <w:ind w:left="0" w:right="0" w:firstLine="0"/>
@@ -8004,7 +7929,7 @@
         </w:tc>
       </w:tr>
     </w:tbl>
-    <w:p>
+    <w:p ns2:paraId="60EF4315" ns2:textId="77777777">
       <w:pPr>
         <w:spacing w:after="240" w:line="259" w:lineRule="auto"/>
         <w:ind w:left="0" w:right="0" w:firstLine="0"/>
@@ -8014,7 +7939,7 @@
         <w:t xml:space="preserve"> </w:t>
       </w:r>
     </w:p>
-    <w:p>
+    <w:p ns2:paraId="55ED6A06" ns2:textId="77777777">
       <w:pPr>
         <w:pStyle w:val="Heading2"/>
         <w:ind w:left="-5"/>
@@ -8033,7 +7958,7 @@
         <w:t xml:space="preserve">Visualizing Coverage Area </w:t>
       </w:r>
     </w:p>
-    <w:p>
+    <w:p ns2:paraId="10094984" ns2:textId="77777777">
       <w:pPr>
         <w:ind w:left="-5" w:right="0"/>
       </w:pPr>
@@ -8041,7 +7966,7 @@
         <w:t xml:space="preserve">Users can view the coverage regions of the transmitters and receivers within the designated target zone by using the Visualizing Coverage Area part in the Swarm Properties panel. Users can analyze the efficacy of the transmitter signals and decide whether the receivers are within range by looking at the coverage regions. </w:t>
       </w:r>
     </w:p>
-    <w:p>
+    <w:p ns2:paraId="4F55FE8E" ns2:textId="77777777">
       <w:pPr>
         <w:spacing w:after="0" w:line="259" w:lineRule="auto"/>
         <w:ind w:left="-5" w:right="0"/>
@@ -8068,7 +7993,7 @@
         <w:t xml:space="preserve">Highlighting transmitters and receivers on the map </w:t>
       </w:r>
     </w:p>
-    <w:p>
+    <w:p ns2:paraId="311370DE" ns2:textId="77777777">
       <w:pPr>
         <w:spacing w:after="162" w:line="258" w:lineRule="auto"/>
         <w:ind w:left="-5" w:right="-12"/>
@@ -8086,7 +8011,7 @@
         <w:t xml:space="preserve"> they are in the desired area. </w:t>
       </w:r>
     </w:p>
-    <w:p>
+    <w:p ns2:paraId="51DDC1F9" ns2:textId="77777777">
       <w:pPr>
         <w:spacing w:after="216"/>
         <w:ind w:left="-5" w:right="0"/>
@@ -8095,7 +8020,7 @@
         <w:t xml:space="preserve">The white star will indicate all transmitters, while the blue stars will indicate all receivers. </w:t>
       </w:r>
     </w:p>
-    <w:p>
+    <w:p ns2:paraId="436758AE" ns2:textId="77777777">
       <w:pPr>
         <w:spacing w:after="0" w:line="259" w:lineRule="auto"/>
         <w:ind w:left="-5" w:right="0"/>
@@ -8122,7 +8047,7 @@
         <w:t xml:space="preserve">Plotting ideal coverage area </w:t>
       </w:r>
     </w:p>
-    <w:p>
+    <w:p ns2:paraId="6EC1E246" ns2:textId="77777777">
       <w:pPr>
         <w:ind w:left="-5" w:right="0"/>
       </w:pPr>
@@ -8170,7 +8095,7 @@
         <w:t xml:space="preserve">() function. Details for each function are provided below. </w:t>
       </w:r>
     </w:p>
-    <w:p>
+    <w:p ns2:paraId="1F129A2F" ns2:textId="77777777">
       <w:pPr>
         <w:pStyle w:val="Heading3"/>
         <w:tabs>
@@ -8210,7 +8135,7 @@
         <w:t xml:space="preserve">) </w:t>
       </w:r>
     </w:p>
-    <w:p>
+    <w:p ns2:paraId="27B1AF34" ns2:textId="77777777">
       <w:pPr>
         <w:ind w:left="-5" w:right="0"/>
       </w:pPr>
@@ -8226,7 +8151,7 @@
         <w:t xml:space="preserve"> object. </w:t>
       </w:r>
     </w:p>
-    <w:p>
+    <w:p ns2:paraId="669B2538" ns2:textId="77777777">
       <w:pPr>
         <w:pStyle w:val="Heading3"/>
         <w:tabs>
@@ -8258,7 +8183,7 @@
         <w:t xml:space="preserve">) </w:t>
       </w:r>
     </w:p>
-    <w:p>
+    <w:p ns2:paraId="68EFD28C" ns2:textId="77777777">
       <w:pPr>
         <w:ind w:left="-5" w:right="0"/>
       </w:pPr>
@@ -8274,7 +8199,7 @@
         <w:t xml:space="preserve">) shows the coverage map for the chosen transmitter site. Each colored contour on the map represents a region where the mobile receiver receives the matching signal strength [7]. </w:t>
       </w:r>
     </w:p>
-    <w:p>
+    <w:p ns2:paraId="536D32B4" ns2:textId="77777777">
       <w:pPr>
         <w:pStyle w:val="Heading4"/>
         <w:spacing w:after="73" w:line="258" w:lineRule="auto"/>
@@ -8301,7 +8226,7 @@
         <w:t xml:space="preserve">Input Argument </w:t>
       </w:r>
     </w:p>
-    <w:p>
+    <w:p ns2:paraId="1F3F082C" ns2:textId="77777777">
       <w:pPr>
         <w:spacing w:after="4" w:line="258" w:lineRule="auto"/>
         <w:ind w:left="-5" w:right="1450"/>
@@ -8325,7 +8250,7 @@
         <w:t xml:space="preserve"> – Transmitter Sites: </w:t>
       </w:r>
     </w:p>
-    <w:p>
+    <w:p ns2:paraId="50293F39" ns2:textId="77777777">
       <w:pPr>
         <w:ind w:left="-5" w:right="0"/>
       </w:pPr>
@@ -8354,7 +8279,7 @@
         <w:t xml:space="preserve"> objects, and that array can be provided as a parameter [7]. </w:t>
       </w:r>
     </w:p>
-    <w:p>
+    <w:p ns2:paraId="596B533C" ns2:textId="77777777">
       <w:pPr>
         <w:pStyle w:val="Heading5"/>
         <w:ind w:left="-5" w:right="1450"/>
@@ -8377,7 +8302,7 @@
         <w:t xml:space="preserve"> – Receiver Sites </w:t>
       </w:r>
     </w:p>
-    <w:p>
+    <w:p ns2:paraId="0565035C" ns2:textId="77777777">
       <w:pPr>
         <w:ind w:left="-5" w:right="0"/>
       </w:pPr>
@@ -8398,7 +8323,7 @@
         <w:t xml:space="preserve">) function object, which represents the receivers' sites, is expected as an argument. Additionally, an array of receiver site objects can be supplied as an argument if several receivers need to be passed [7]. </w:t>
       </w:r>
     </w:p>
-    <w:p>
+    <w:p ns2:paraId="0F3E9CBE" ns2:textId="77777777">
       <w:pPr>
         <w:pStyle w:val="Heading5"/>
         <w:ind w:left="-5" w:right="1450"/>
@@ -8421,7 +8346,7 @@
         <w:t xml:space="preserve"> – Propagation model to use for path loss calculation </w:t>
       </w:r>
     </w:p>
-    <w:p>
+    <w:p ns2:paraId="700FE0F7" ns2:textId="77777777">
       <w:pPr>
         <w:ind w:left="-5" w:right="0"/>
       </w:pPr>
@@ -8429,7 +8354,7 @@
         <w:t xml:space="preserve">One of these choices specifies the propagation model to be used for the path loss computations [7]: </w:t>
       </w:r>
     </w:p>
-    <w:p>
+    <w:p ns2:paraId="2C36498F" ns2:textId="77777777">
       <w:pPr>
         <w:numPr>
           <w:ilvl w:val="0"/>
@@ -8467,7 +8392,7 @@
         <w:t xml:space="preserve"> Free space propagation model </w:t>
       </w:r>
     </w:p>
-    <w:p>
+    <w:p ns2:paraId="39B0C718" ns2:textId="77777777">
       <w:pPr>
         <w:numPr>
           <w:ilvl w:val="0"/>
@@ -8497,7 +8422,7 @@
         <w:t xml:space="preserve"> Rain propagation model </w:t>
       </w:r>
     </w:p>
-    <w:p>
+    <w:p ns2:paraId="4DD2BCE2" ns2:textId="77777777">
       <w:pPr>
         <w:numPr>
           <w:ilvl w:val="0"/>
@@ -8516,7 +8441,7 @@
         <w:t xml:space="preserve"> — Gas propagation model </w:t>
       </w:r>
     </w:p>
-    <w:p>
+    <w:p ns2:paraId="28A509C9" ns2:textId="77777777">
       <w:pPr>
         <w:numPr>
           <w:ilvl w:val="0"/>
@@ -8535,7 +8460,7 @@
         <w:t xml:space="preserve"> — Fog propagation model </w:t>
       </w:r>
     </w:p>
-    <w:p>
+    <w:p ns2:paraId="5E753C22" ns2:textId="77777777">
       <w:pPr>
         <w:numPr>
           <w:ilvl w:val="0"/>
@@ -8579,7 +8504,7 @@
         <w:t xml:space="preserve"> Close-in propagation model </w:t>
       </w:r>
     </w:p>
-    <w:p>
+    <w:p ns2:paraId="5290D591" ns2:textId="77777777">
       <w:pPr>
         <w:numPr>
           <w:ilvl w:val="0"/>
@@ -8625,7 +8550,7 @@
         <w:t xml:space="preserve"> Longley-Rice propagation model </w:t>
       </w:r>
     </w:p>
-    <w:p>
+    <w:p ns2:paraId="195E0720" ns2:textId="77777777">
       <w:pPr>
         <w:numPr>
           <w:ilvl w:val="0"/>
@@ -8643,7 +8568,7 @@
         <w:t xml:space="preserve"> — Ray tracing propagation model that uses the shooting and bouncing rays (SBR) method. When you specify a ray tracing model as input, the function incorporates multipath interference by using a phasor sum. </w:t>
       </w:r>
     </w:p>
-    <w:p>
+    <w:p ns2:paraId="47441C3C" ns2:textId="77777777">
       <w:pPr>
         <w:pStyle w:val="Heading5"/>
         <w:ind w:left="-5" w:right="1450"/>
@@ -8668,7 +8593,7 @@
         <w:t xml:space="preserve">- Signal Strength to display on coverage map </w:t>
       </w:r>
     </w:p>
-    <w:p>
+    <w:p ns2:paraId="1AFBF9D3" ns2:textId="77777777">
       <w:pPr>
         <w:ind w:left="-5" w:right="0"/>
       </w:pPr>
@@ -8692,7 +8617,7 @@
         <w:t xml:space="preserve">/m [7]. </w:t>
       </w:r>
     </w:p>
-    <w:p>
+    <w:p ns2:paraId="4FABC6D4" ns2:textId="77777777">
       <w:pPr>
         <w:pStyle w:val="Heading4"/>
         <w:spacing w:after="73" w:line="258" w:lineRule="auto"/>
@@ -8718,7 +8643,7 @@
         <w:t xml:space="preserve">Output  </w:t>
       </w:r>
     </w:p>
-    <w:p>
+    <w:p ns2:paraId="0BF78F2E" ns2:textId="77777777">
       <w:pPr>
         <w:pStyle w:val="Heading5"/>
         <w:ind w:left="-5" w:right="1450"/>
@@ -8736,7 +8661,7 @@
         <w:t xml:space="preserve">pd- Coverage Data </w:t>
       </w:r>
     </w:p>
-    <w:p>
+    <w:p ns2:paraId="333C9B39" ns2:textId="77777777">
       <w:pPr>
         <w:ind w:left="-5" w:right="0"/>
       </w:pPr>
@@ -8803,7 +8728,7 @@
         <w:t xml:space="preserve">” [7]. </w:t>
       </w:r>
     </w:p>
-    <w:p>
+    <w:p ns2:paraId="371BA66F" ns2:textId="77777777">
       <w:pPr>
         <w:pStyle w:val="Heading3"/>
         <w:tabs>
@@ -8835,7 +8760,7 @@
         <w:t xml:space="preserve">) </w:t>
       </w:r>
     </w:p>
-    <w:p>
+    <w:p ns2:paraId="3ACCCA2A" ns2:textId="77777777">
       <w:pPr>
         <w:ind w:left="-5" w:right="0"/>
       </w:pPr>
@@ -8870,7 +8795,7 @@
         <w:t xml:space="preserve"> displays a one-way point-to-point communication link between a receiver site and transmitter site in the current Site Viewer. It also displays the communication link based on the specified propagation model [8]. </w:t>
       </w:r>
     </w:p>
-    <w:p>
+    <w:p ns2:paraId="5D747EEE" ns2:textId="77777777">
       <w:pPr>
         <w:pStyle w:val="Heading4"/>
         <w:spacing w:after="75" w:line="258" w:lineRule="auto"/>
@@ -8896,7 +8821,7 @@
         <w:t xml:space="preserve">Input Argument </w:t>
       </w:r>
     </w:p>
-    <w:p>
+    <w:p ns2:paraId="593649D9" ns2:textId="77777777">
       <w:pPr>
         <w:pStyle w:val="Heading5"/>
         <w:ind w:left="-5" w:right="1450"/>
@@ -8919,7 +8844,7 @@
         <w:t xml:space="preserve"> – Receiver Sites </w:t>
       </w:r>
     </w:p>
-    <w:p>
+    <w:p ns2:paraId="12BBFE6C" ns2:textId="77777777">
       <w:pPr>
         <w:ind w:left="-5" w:right="0"/>
       </w:pPr>
@@ -8948,7 +8873,7 @@
         <w:t xml:space="preserve"> of receiver site object can be passed as an argument [8]. </w:t>
       </w:r>
     </w:p>
-    <w:p>
+    <w:p ns2:paraId="511C40FC" ns2:textId="77777777">
       <w:pPr>
         <w:spacing w:after="4" w:line="258" w:lineRule="auto"/>
         <w:ind w:left="-5" w:right="1450"/>
@@ -8972,7 +8897,7 @@
         <w:t xml:space="preserve"> – Transmitter Sites: </w:t>
       </w:r>
     </w:p>
-    <w:p>
+    <w:p ns2:paraId="43F5F5E3" ns2:textId="77777777">
       <w:pPr>
         <w:ind w:left="-5" w:right="0"/>
       </w:pPr>
@@ -9010,7 +8935,7 @@
         <w:t xml:space="preserve"> objects can be added to an array, and that array can be passed as argument [8]. </w:t>
       </w:r>
     </w:p>
-    <w:p>
+    <w:p ns2:paraId="4DE6E659" ns2:textId="77777777">
       <w:pPr>
         <w:spacing w:line="258" w:lineRule="auto"/>
         <w:ind w:left="-5" w:right="1450"/>
@@ -9034,7 +8959,7 @@
         <w:t xml:space="preserve"> – Propagation model to use for path loss calculation Propagation model to use for the path loss calculations [8]. </w:t>
       </w:r>
     </w:p>
-    <w:p>
+    <w:p ns2:paraId="2E1FB8DA" ns2:textId="77777777">
       <w:pPr>
         <w:spacing w:after="4" w:line="258" w:lineRule="auto"/>
         <w:ind w:left="-5" w:right="1450"/>
@@ -9058,7 +8983,7 @@
         <w:t xml:space="preserve"> – Color of Successful Links </w:t>
       </w:r>
     </w:p>
-    <w:p>
+    <w:p ns2:paraId="120358D7" ns2:textId="77777777">
       <w:pPr>
         <w:spacing w:after="193" w:line="259" w:lineRule="auto"/>
         <w:ind w:left="0" w:right="0" w:firstLine="0"/>
@@ -9068,7 +8993,7 @@
         <w:t xml:space="preserve"> </w:t>
       </w:r>
     </w:p>
-    <w:p>
+    <w:p ns2:paraId="2573FB30" ns2:textId="77777777">
       <w:pPr>
         <w:pStyle w:val="Heading4"/>
         <w:spacing w:after="76" w:line="258" w:lineRule="auto"/>
@@ -9094,7 +9019,7 @@
         <w:t xml:space="preserve">Output </w:t>
       </w:r>
     </w:p>
-    <w:p>
+    <w:p ns2:paraId="6D781410" ns2:textId="77777777">
       <w:pPr>
         <w:pStyle w:val="Heading5"/>
         <w:ind w:left="-5" w:right="1450"/>
@@ -9112,7 +9037,7 @@
         <w:t xml:space="preserve">Status – Success Status of the communication link </w:t>
       </w:r>
     </w:p>
-    <w:p>
+    <w:p ns2:paraId="32A6896C" ns2:textId="77777777">
       <w:pPr>
         <w:ind w:left="-5" w:right="0"/>
       </w:pPr>
@@ -9164,7 +9089,7 @@
         <w:t xml:space="preserve"> is the number of receiver sites [8]. </w:t>
       </w:r>
     </w:p>
-    <w:p>
+    <w:p ns2:paraId="39F2C562" ns2:textId="77777777">
       <w:pPr>
         <w:spacing w:after="64" w:line="259" w:lineRule="auto"/>
         <w:ind w:left="44" w:right="0" w:firstLine="0"/>
@@ -9175,44 +9100,44 @@
           <w:noProof/>
         </w:rPr>
         <w:drawing>
-          <wp:inline distT="0" distB="0" distL="0" distR="0" wp14:anchorId="118B0E47" wp14:editId="1EAF6BFF">
-            <wp:extent cx="2914523" cy="2294255"/>
-            <wp:effectExtent l="0" t="0" r="0" b="0"/>
-            <wp:docPr id="2930" name="Picture 2930"/>
-            <wp:cNvGraphicFramePr/>
-            <a:graphic xmlns:a="http://schemas.openxmlformats.org/drawingml/2006/main">
-              <a:graphicData uri="http://schemas.openxmlformats.org/drawingml/2006/picture">
-                <pic:pic xmlns:pic="http://schemas.openxmlformats.org/drawingml/2006/picture">
-                  <pic:nvPicPr>
-                    <pic:cNvPr id="2930" name="Picture 2930"/>
-                    <pic:cNvPicPr/>
-                  </pic:nvPicPr>
-                  <pic:blipFill>
-                    <a:blip r:embed="rId6"/>
-                    <a:stretch>
-                      <a:fillRect/>
-                    </a:stretch>
-                  </pic:blipFill>
-                  <pic:spPr>
-                    <a:xfrm>
-                      <a:off x="0" y="0"/>
-                      <a:ext cx="2914523" cy="2294255"/>
-                    </a:xfrm>
-                    <a:prstGeom prst="rect">
-                      <a:avLst/>
-                    </a:prstGeom>
-                  </pic:spPr>
-                </pic:pic>
-              </a:graphicData>
-            </a:graphic>
-          </wp:inline>
+          <ns3:inline distT="0" distB="0" distL="0" distR="0" ns4:anchorId="118B0E47" ns4:editId="1EAF6BFF">
+            <ns3:extent cx="2914523" cy="2294255"/>
+            <ns3:effectExtent l="0" t="0" r="0" b="0"/>
+            <ns3:docPr id="2930" name="Picture 2930"/>
+            <ns3:cNvGraphicFramePr/>
+            <ns5:graphic>
+              <ns5:graphicData uri="http://schemas.openxmlformats.org/drawingml/2006/picture">
+                <ns6:pic>
+                  <ns6:nvPicPr>
+                    <ns6:cNvPr id="2930" name="Picture 2930"/>
+                    <ns6:cNvPicPr/>
+                  </ns6:nvPicPr>
+                  <ns6:blipFill>
+                    <ns5:blip ns7:embed="rId6"/>
+                    <ns5:stretch>
+                      <ns5:fillRect/>
+                    </ns5:stretch>
+                  </ns6:blipFill>
+                  <ns6:spPr>
+                    <ns5:xfrm>
+                      <ns5:off x="0" y="0"/>
+                      <ns5:ext cx="2914523" cy="2294255"/>
+                    </ns5:xfrm>
+                    <ns5:prstGeom prst="rect">
+                      <ns5:avLst/>
+                    </ns5:prstGeom>
+                  </ns6:spPr>
+                </ns6:pic>
+              </ns5:graphicData>
+            </ns5:graphic>
+          </ns3:inline>
         </w:drawing>
       </w:r>
       <w:r>
         <w:t xml:space="preserve"> </w:t>
       </w:r>
     </w:p>
-    <w:p>
+    <w:p ns2:paraId="318B0F94" ns2:textId="77777777">
       <w:pPr>
         <w:spacing w:after="403" w:line="259" w:lineRule="auto"/>
         <w:ind w:right="9"/>
@@ -9227,7 +9152,7 @@
         <w:t xml:space="preserve">Figure 2 Ideal Coverage Area Visualization of Transmitter </w:t>
       </w:r>
     </w:p>
-    <w:p>
+    <w:p ns2:paraId="3EE1657A" ns2:textId="77777777">
       <w:pPr>
         <w:pStyle w:val="Heading1"/>
         <w:ind w:left="-5"/>
@@ -9246,7 +9171,7 @@
         <w:t xml:space="preserve">Directivity Patterns </w:t>
       </w:r>
     </w:p>
-    <w:p>
+    <w:p ns2:paraId="67FEC273" ns2:textId="77777777">
       <w:pPr>
         <w:spacing w:after="244"/>
         <w:ind w:left="-5" w:right="0"/>
@@ -9263,7 +9188,7 @@
         <w:t xml:space="preserve"> the antenna's orientation and tilt angle, this function aids in determining the signal coverage and intensity in particular directions. </w:t>
       </w:r>
     </w:p>
-    <w:p>
+    <w:p ns2:paraId="33769A68" ns2:textId="77777777">
       <w:pPr>
         <w:pStyle w:val="Heading2"/>
         <w:ind w:left="-5"/>
@@ -9282,7 +9207,7 @@
         <w:t xml:space="preserve">Tilt angle and Tilt axis configuration </w:t>
       </w:r>
     </w:p>
-    <w:p>
+    <w:p ns2:paraId="680E5F72" ns2:textId="77777777">
       <w:pPr>
         <w:spacing w:after="241"/>
         <w:ind w:left="-5" w:right="0"/>
@@ -9291,7 +9216,7 @@
         <w:t xml:space="preserve">The directional antenna's tilt angle and tilt axis may be customized by users. The antenna's tilt with respect to the horizontal plane is represented by the tilt angle. The tilt axis, which is commonly described as azimuth (horizontal) or elevation (vertical), designates the axis about which the tilt angle is applied. </w:t>
       </w:r>
     </w:p>
-    <w:p>
+    <w:p ns2:paraId="0A708630" ns2:textId="77777777">
       <w:pPr>
         <w:pStyle w:val="Heading2"/>
         <w:ind w:left="-5"/>
@@ -9310,7 +9235,7 @@
         <w:t xml:space="preserve">Generating directivity pattern figures </w:t>
       </w:r>
     </w:p>
-    <w:p>
+    <w:p ns2:paraId="19D896E3" ns2:textId="77777777">
       <w:pPr>
         <w:ind w:left="-5" w:right="0"/>
       </w:pPr>
@@ -9346,7 +9271,7 @@
         <w:t xml:space="preserve"> pattern plot. </w:t>
       </w:r>
     </w:p>
-    <w:p>
+    <w:p ns2:paraId="252145D4" ns2:textId="77777777">
       <w:pPr>
         <w:spacing w:after="62" w:line="259" w:lineRule="auto"/>
         <w:ind w:left="44" w:right="0" w:firstLine="0"/>
@@ -9357,44 +9282,44 @@
           <w:noProof/>
         </w:rPr>
         <w:drawing>
-          <wp:inline distT="0" distB="0" distL="0" distR="0" wp14:anchorId="4ACEE3F0" wp14:editId="7E0B40E8">
-            <wp:extent cx="3337560" cy="2952623"/>
-            <wp:effectExtent l="0" t="0" r="0" b="0"/>
-            <wp:docPr id="3036" name="Picture 3036"/>
-            <wp:cNvGraphicFramePr/>
-            <a:graphic xmlns:a="http://schemas.openxmlformats.org/drawingml/2006/main">
-              <a:graphicData uri="http://schemas.openxmlformats.org/drawingml/2006/picture">
-                <pic:pic xmlns:pic="http://schemas.openxmlformats.org/drawingml/2006/picture">
-                  <pic:nvPicPr>
-                    <pic:cNvPr id="3036" name="Picture 3036"/>
-                    <pic:cNvPicPr/>
-                  </pic:nvPicPr>
-                  <pic:blipFill>
-                    <a:blip r:embed="rId7"/>
-                    <a:stretch>
-                      <a:fillRect/>
-                    </a:stretch>
-                  </pic:blipFill>
-                  <pic:spPr>
-                    <a:xfrm>
-                      <a:off x="0" y="0"/>
-                      <a:ext cx="3337560" cy="2952623"/>
-                    </a:xfrm>
-                    <a:prstGeom prst="rect">
-                      <a:avLst/>
-                    </a:prstGeom>
-                  </pic:spPr>
-                </pic:pic>
-              </a:graphicData>
-            </a:graphic>
-          </wp:inline>
+          <ns3:inline distT="0" distB="0" distL="0" distR="0" ns4:anchorId="4ACEE3F0" ns4:editId="7E0B40E8">
+            <ns3:extent cx="3337560" cy="2952623"/>
+            <ns3:effectExtent l="0" t="0" r="0" b="0"/>
+            <ns3:docPr id="3036" name="Picture 3036"/>
+            <ns3:cNvGraphicFramePr/>
+            <ns5:graphic>
+              <ns5:graphicData uri="http://schemas.openxmlformats.org/drawingml/2006/picture">
+                <ns6:pic>
+                  <ns6:nvPicPr>
+                    <ns6:cNvPr id="3036" name="Picture 3036"/>
+                    <ns6:cNvPicPr/>
+                  </ns6:nvPicPr>
+                  <ns6:blipFill>
+                    <ns5:blip ns7:embed="rId7"/>
+                    <ns5:stretch>
+                      <ns5:fillRect/>
+                    </ns5:stretch>
+                  </ns6:blipFill>
+                  <ns6:spPr>
+                    <ns5:xfrm>
+                      <ns5:off x="0" y="0"/>
+                      <ns5:ext cx="3337560" cy="2952623"/>
+                    </ns5:xfrm>
+                    <ns5:prstGeom prst="rect">
+                      <ns5:avLst/>
+                    </ns5:prstGeom>
+                  </ns6:spPr>
+                </ns6:pic>
+              </ns5:graphicData>
+            </ns5:graphic>
+          </ns3:inline>
         </w:drawing>
       </w:r>
       <w:r>
         <w:t xml:space="preserve"> </w:t>
       </w:r>
     </w:p>
-    <w:p>
+    <w:p ns2:paraId="088094CF" ns2:textId="77777777">
       <w:pPr>
         <w:spacing w:after="219" w:line="259" w:lineRule="auto"/>
         <w:ind w:right="7"/>
@@ -9409,7 +9334,7 @@
         <w:t xml:space="preserve">Figure 3 Directivity Pattern </w:t>
       </w:r>
     </w:p>
-    <w:p>
+    <w:p ns2:paraId="47D984EB" ns2:textId="77777777">
       <w:pPr>
         <w:spacing w:after="216"/>
         <w:ind w:left="-5" w:right="0"/>
@@ -9426,7 +9351,7 @@
         <w:t xml:space="preserve"> functions are utilized, </w:t>
       </w:r>
     </w:p>
-    <w:p>
+    <w:p ns2:paraId="7ECCFC4A" ns2:textId="77777777">
       <w:pPr>
         <w:spacing w:after="0" w:line="259" w:lineRule="auto"/>
         <w:ind w:left="-5" w:right="0"/>
@@ -9469,7 +9394,7 @@
         <w:t xml:space="preserve">) </w:t>
       </w:r>
     </w:p>
-    <w:p>
+    <w:p ns2:paraId="18F7A9AE" ns2:textId="77777777">
       <w:pPr>
         <w:spacing w:after="195" w:line="258" w:lineRule="auto"/>
         <w:ind w:left="-5" w:right="-12"/>
@@ -9500,7 +9425,7 @@
         <w:t xml:space="preserve">) function. If no value is entered for elevation, zero is used by default. The directivity of the antenna or array object over the chosen frequency will be returned by this function. If no value is entered for elevation, zero is used by default [9]. </w:t>
       </w:r>
     </w:p>
-    <w:p>
+    <w:p ns2:paraId="7035495B" ns2:textId="77777777">
       <w:pPr>
         <w:pStyle w:val="Heading3"/>
         <w:tabs>
@@ -9528,7 +9453,7 @@
         <w:t xml:space="preserve">Input Argument </w:t>
       </w:r>
     </w:p>
-    <w:p>
+    <w:p ns2:paraId="474C1D65" ns2:textId="77777777">
       <w:pPr>
         <w:pStyle w:val="Heading4"/>
         <w:spacing w:after="4" w:line="258" w:lineRule="auto"/>
@@ -9554,7 +9479,7 @@
         <w:t xml:space="preserve">Object – Antenna </w:t>
       </w:r>
     </w:p>
-    <w:p>
+    <w:p ns2:paraId="4E1096EA" ns2:textId="77777777">
       <w:pPr>
         <w:ind w:left="-5" w:right="0"/>
       </w:pPr>
@@ -9562,7 +9487,7 @@
         <w:t xml:space="preserve">Antenna or array object, specified as a scalar [9]. </w:t>
       </w:r>
     </w:p>
-    <w:p>
+    <w:p ns2:paraId="6D7A6612" ns2:textId="77777777">
       <w:pPr>
         <w:ind w:left="-5" w:right="1691"/>
       </w:pPr>
@@ -9579,7 +9504,7 @@
         <w:t xml:space="preserve">Frequency – Frequency used to calculate the charge distribution Frequency used to calculate charge distribution, specified as a scalar in Hz [9]. </w:t>
       </w:r>
     </w:p>
-    <w:p>
+    <w:p ns2:paraId="0BAAC34B" ns2:textId="77777777">
       <w:pPr>
         <w:pStyle w:val="Heading3"/>
         <w:tabs>
@@ -9607,7 +9532,7 @@
         <w:t xml:space="preserve">Output </w:t>
       </w:r>
     </w:p>
-    <w:p>
+    <w:p ns2:paraId="3112C660" ns2:textId="77777777">
       <w:pPr>
         <w:pStyle w:val="Heading4"/>
         <w:spacing w:after="4" w:line="258" w:lineRule="auto"/>
@@ -9633,7 +9558,7 @@
         <w:t xml:space="preserve">Directivity – Antenna or array Antenna </w:t>
       </w:r>
     </w:p>
-    <w:p>
+    <w:p ns2:paraId="38511835" ns2:textId="77777777">
       <w:pPr>
         <w:spacing w:after="244"/>
         <w:ind w:left="-5" w:right="0"/>
@@ -9655,7 +9580,7 @@
         <w:t xml:space="preserve">. The matrix size is the product of number of elevation values and number of azimuth values [9]. </w:t>
       </w:r>
     </w:p>
-    <w:p>
+    <w:p ns2:paraId="1A1A8019" ns2:textId="77777777">
       <w:pPr>
         <w:pStyle w:val="Heading2"/>
         <w:ind w:left="-5"/>
@@ -9675,7 +9600,7 @@
         <w:t xml:space="preserve">Visualizing coverage area based on directivity patterns </w:t>
       </w:r>
     </w:p>
-    <w:p>
+    <w:p ns2:paraId="05B10691" ns2:textId="77777777">
       <w:pPr>
         <w:ind w:left="-5" w:right="0"/>
       </w:pPr>
@@ -9696,7 +9621,7 @@
         <w:t xml:space="preserve">) function. The coverage area of the transmitter is also impacted by the directivity pattern. The directivity pattern is taken into consideration when the coverage area is displayed on the map interface to represent the differences in signal strength in various directions. The directivity pattern of the antenna may cause the coverage area to take on erratic forms or fluctuations. The same coverage and connection functions that were previously described were used to create the graphic. Figure 4 shows how the coverage area changes based on the directivity pattern. </w:t>
       </w:r>
     </w:p>
-    <w:p>
+    <w:p ns2:paraId="7355A717" ns2:textId="77777777">
       <w:pPr>
         <w:spacing w:after="62" w:line="259" w:lineRule="auto"/>
         <w:ind w:left="0" w:right="1347" w:firstLine="0"/>
@@ -9707,44 +9632,44 @@
           <w:noProof/>
         </w:rPr>
         <w:drawing>
-          <wp:inline distT="0" distB="0" distL="0" distR="0" wp14:anchorId="10C5F281" wp14:editId="14F4F9D6">
-            <wp:extent cx="4178300" cy="3249295"/>
-            <wp:effectExtent l="0" t="0" r="0" b="0"/>
-            <wp:docPr id="3117" name="Picture 3117"/>
-            <wp:cNvGraphicFramePr/>
-            <a:graphic xmlns:a="http://schemas.openxmlformats.org/drawingml/2006/main">
-              <a:graphicData uri="http://schemas.openxmlformats.org/drawingml/2006/picture">
-                <pic:pic xmlns:pic="http://schemas.openxmlformats.org/drawingml/2006/picture">
-                  <pic:nvPicPr>
-                    <pic:cNvPr id="3117" name="Picture 3117"/>
-                    <pic:cNvPicPr/>
-                  </pic:nvPicPr>
-                  <pic:blipFill>
-                    <a:blip r:embed="rId8"/>
-                    <a:stretch>
-                      <a:fillRect/>
-                    </a:stretch>
-                  </pic:blipFill>
-                  <pic:spPr>
-                    <a:xfrm>
-                      <a:off x="0" y="0"/>
-                      <a:ext cx="4178300" cy="3249295"/>
-                    </a:xfrm>
-                    <a:prstGeom prst="rect">
-                      <a:avLst/>
-                    </a:prstGeom>
-                  </pic:spPr>
-                </pic:pic>
-              </a:graphicData>
-            </a:graphic>
-          </wp:inline>
+          <ns3:inline distT="0" distB="0" distL="0" distR="0" ns4:anchorId="10C5F281" ns4:editId="14F4F9D6">
+            <ns3:extent cx="4178300" cy="3249295"/>
+            <ns3:effectExtent l="0" t="0" r="0" b="0"/>
+            <ns3:docPr id="3117" name="Picture 3117"/>
+            <ns3:cNvGraphicFramePr/>
+            <ns5:graphic>
+              <ns5:graphicData uri="http://schemas.openxmlformats.org/drawingml/2006/picture">
+                <ns6:pic>
+                  <ns6:nvPicPr>
+                    <ns6:cNvPr id="3117" name="Picture 3117"/>
+                    <ns6:cNvPicPr/>
+                  </ns6:nvPicPr>
+                  <ns6:blipFill>
+                    <ns5:blip ns7:embed="rId8"/>
+                    <ns5:stretch>
+                      <ns5:fillRect/>
+                    </ns5:stretch>
+                  </ns6:blipFill>
+                  <ns6:spPr>
+                    <ns5:xfrm>
+                      <ns5:off x="0" y="0"/>
+                      <ns5:ext cx="4178300" cy="3249295"/>
+                    </ns5:xfrm>
+                    <ns5:prstGeom prst="rect">
+                      <ns5:avLst/>
+                    </ns5:prstGeom>
+                  </ns6:spPr>
+                </ns6:pic>
+              </ns5:graphicData>
+            </ns5:graphic>
+          </ns3:inline>
         </w:drawing>
       </w:r>
       <w:r>
         <w:t xml:space="preserve"> </w:t>
       </w:r>
     </w:p>
-    <w:p>
+    <w:p ns2:paraId="37F802F6" ns2:textId="77777777">
       <w:pPr>
         <w:spacing w:after="404" w:line="259" w:lineRule="auto"/>
         <w:ind w:right="6"/>
@@ -9759,7 +9684,7 @@
         <w:t xml:space="preserve">Figure 4 Site Viewer visualization based on Directivity Pattern </w:t>
       </w:r>
     </w:p>
-    <w:p>
+    <w:p ns2:paraId="40965688" ns2:textId="77777777">
       <w:pPr>
         <w:pStyle w:val="Heading1"/>
         <w:ind w:left="-5"/>
@@ -9778,7 +9703,7 @@
         <w:t xml:space="preserve">Signal Map Generation </w:t>
       </w:r>
     </w:p>
-    <w:p>
+    <w:p ns2:paraId="62827DF7" ns2:textId="77777777">
       <w:pPr>
         <w:spacing w:after="161"/>
         <w:ind w:left="-5" w:right="0"/>
@@ -9853,7 +9778,7 @@
         <w:t xml:space="preserve"> scenario and the locations of the transmission sites. </w:t>
       </w:r>
     </w:p>
-    <w:p>
+    <w:p ns2:paraId="43274F69" ns2:textId="77777777">
       <w:pPr>
         <w:spacing w:after="243"/>
         <w:ind w:left="-5" w:right="0"/>
@@ -9862,106 +9787,106 @@
         <w:rPr>
           <w:noProof/>
         </w:rPr>
-        <mc:AlternateContent>
-          <mc:Choice Requires="wpg">
+        <ns1:AlternateContent>
+          <ns1:Choice Requires="wpg">
             <w:drawing>
-              <wp:anchor distT="0" distB="0" distL="114300" distR="114300" simplePos="0" relativeHeight="251658240" behindDoc="0" locked="0" layoutInCell="1" allowOverlap="1" wp14:anchorId="15213859" wp14:editId="367B6B40">
-                <wp:simplePos x="0" y="0"/>
-                <wp:positionH relativeFrom="page">
-                  <wp:posOffset>457200</wp:posOffset>
-                </wp:positionH>
-                <wp:positionV relativeFrom="page">
-                  <wp:posOffset>5398897</wp:posOffset>
-                </wp:positionV>
-                <wp:extent cx="9144" cy="184404"/>
-                <wp:effectExtent l="0" t="0" r="0" b="0"/>
-                <wp:wrapSquare wrapText="bothSides"/>
-                <wp:docPr id="27350" name="Group 27350"/>
-                <wp:cNvGraphicFramePr/>
-                <a:graphic xmlns:a="http://schemas.openxmlformats.org/drawingml/2006/main">
-                  <a:graphicData uri="http://schemas.microsoft.com/office/word/2010/wordprocessingGroup">
-                    <wpg:wgp>
-                      <wpg:cNvGrpSpPr/>
-                      <wpg:grpSpPr>
-                        <a:xfrm>
-                          <a:off x="0" y="0"/>
-                          <a:ext cx="9144" cy="184404"/>
-                          <a:chOff x="0" y="0"/>
-                          <a:chExt cx="9144" cy="184404"/>
-                        </a:xfrm>
-                      </wpg:grpSpPr>
-                      <wps:wsp>
-                        <wps:cNvPr id="33003" name="Shape 33003"/>
-                        <wps:cNvSpPr/>
-                        <wps:spPr>
-                          <a:xfrm>
-                            <a:off x="0" y="0"/>
-                            <a:ext cx="9144" cy="184404"/>
-                          </a:xfrm>
-                          <a:custGeom>
-                            <a:avLst/>
-                            <a:gdLst/>
-                            <a:ahLst/>
-                            <a:cxnLst/>
-                            <a:rect l="0" t="0" r="0" b="0"/>
-                            <a:pathLst>
-                              <a:path w="9144" h="184404">
-                                <a:moveTo>
-                                  <a:pt x="0" y="0"/>
-                                </a:moveTo>
-                                <a:lnTo>
-                                  <a:pt x="9144" y="0"/>
-                                </a:lnTo>
-                                <a:lnTo>
-                                  <a:pt x="9144" y="184404"/>
-                                </a:lnTo>
-                                <a:lnTo>
-                                  <a:pt x="0" y="184404"/>
-                                </a:lnTo>
-                                <a:lnTo>
-                                  <a:pt x="0" y="0"/>
-                                </a:lnTo>
-                              </a:path>
-                            </a:pathLst>
-                          </a:custGeom>
-                          <a:ln w="0" cap="flat">
-                            <a:miter lim="127000"/>
-                          </a:ln>
-                        </wps:spPr>
-                        <wps:style>
-                          <a:lnRef idx="0">
-                            <a:srgbClr val="000000">
-                              <a:alpha val="0"/>
-                            </a:srgbClr>
-                          </a:lnRef>
-                          <a:fillRef idx="1">
-                            <a:srgbClr val="000000"/>
-                          </a:fillRef>
-                          <a:effectRef idx="0">
-                            <a:scrgbClr r="0" g="0" b="0"/>
-                          </a:effectRef>
-                          <a:fontRef idx="none"/>
-                        </wps:style>
-                        <wps:bodyPr/>
-                      </wps:wsp>
-                    </wpg:wgp>
-                  </a:graphicData>
-                </a:graphic>
-              </wp:anchor>
+              <ns3:anchor distT="0" distB="0" distL="114300" distR="114300" simplePos="0" relativeHeight="251658240" behindDoc="0" locked="0" layoutInCell="1" allowOverlap="1" ns4:anchorId="15213859" ns4:editId="367B6B40">
+                <ns3:simplePos x="0" y="0"/>
+                <ns3:positionH relativeFrom="page">
+                  <ns3:posOffset>457200</ns3:posOffset>
+                </ns3:positionH>
+                <ns3:positionV relativeFrom="page">
+                  <ns3:posOffset>5398897</ns3:posOffset>
+                </ns3:positionV>
+                <ns3:extent cx="9144" cy="184404"/>
+                <ns3:effectExtent l="0" t="0" r="0" b="0"/>
+                <ns3:wrapSquare wrapText="bothSides"/>
+                <ns3:docPr id="27350" name="Group 27350"/>
+                <ns3:cNvGraphicFramePr/>
+                <ns5:graphic>
+                  <ns5:graphicData uri="http://schemas.microsoft.com/office/word/2010/wordprocessingGroup">
+                    <ns8:wgp>
+                      <ns8:cNvGrpSpPr/>
+                      <ns8:grpSpPr>
+                        <ns5:xfrm>
+                          <ns5:off x="0" y="0"/>
+                          <ns5:ext cx="9144" cy="184404"/>
+                          <ns5:chOff x="0" y="0"/>
+                          <ns5:chExt cx="9144" cy="184404"/>
+                        </ns5:xfrm>
+                      </ns8:grpSpPr>
+                      <ns9:wsp>
+                        <ns9:cNvPr id="33003" name="Shape 33003"/>
+                        <ns9:cNvSpPr/>
+                        <ns9:spPr>
+                          <ns5:xfrm>
+                            <ns5:off x="0" y="0"/>
+                            <ns5:ext cx="9144" cy="184404"/>
+                          </ns5:xfrm>
+                          <ns5:custGeom>
+                            <ns5:avLst/>
+                            <ns5:gdLst/>
+                            <ns5:ahLst/>
+                            <ns5:cxnLst/>
+                            <ns5:rect l="0" t="0" r="0" b="0"/>
+                            <ns5:pathLst>
+                              <ns5:path w="9144" h="184404">
+                                <ns5:moveTo>
+                                  <ns5:pt x="0" y="0"/>
+                                </ns5:moveTo>
+                                <ns5:lnTo>
+                                  <ns5:pt x="9144" y="0"/>
+                                </ns5:lnTo>
+                                <ns5:lnTo>
+                                  <ns5:pt x="9144" y="184404"/>
+                                </ns5:lnTo>
+                                <ns5:lnTo>
+                                  <ns5:pt x="0" y="184404"/>
+                                </ns5:lnTo>
+                                <ns5:lnTo>
+                                  <ns5:pt x="0" y="0"/>
+                                </ns5:lnTo>
+                              </ns5:path>
+                            </ns5:pathLst>
+                          </ns5:custGeom>
+                          <ns5:ln w="0" cap="flat">
+                            <ns5:miter lim="127000"/>
+                          </ns5:ln>
+                        </ns9:spPr>
+                        <ns9:style>
+                          <ns5:lnRef idx="0">
+                            <ns5:srgbClr val="000000">
+                              <ns5:alpha val="0"/>
+                            </ns5:srgbClr>
+                          </ns5:lnRef>
+                          <ns5:fillRef idx="1">
+                            <ns5:srgbClr val="000000"/>
+                          </ns5:fillRef>
+                          <ns5:effectRef idx="0">
+                            <ns5:scrgbClr r="0" g="0" b="0"/>
+                          </ns5:effectRef>
+                          <ns5:fontRef idx="none"/>
+                        </ns9:style>
+                        <ns9:bodyPr/>
+                      </ns9:wsp>
+                    </ns8:wgp>
+                  </ns5:graphicData>
+                </ns5:graphic>
+              </ns3:anchor>
             </w:drawing>
-          </mc:Choice>
-          <mc:Fallback xmlns:a="http://schemas.openxmlformats.org/drawingml/2006/main">
+          </ns1:Choice>
+          <ns1:Fallback>
             <w:pict>
-              <v:group id="Group 27350" style="width:0.720001pt;height:14.52pt;position:absolute;mso-position-horizontal-relative:page;mso-position-horizontal:absolute;margin-left:36pt;mso-position-vertical-relative:page;margin-top:425.11pt;" coordsize="91,1844">
-                <v:shape id="Shape 33004" style="position:absolute;width:91;height:1844;left:0;top:0;" coordsize="9144,184404" path="m0,0l9144,0l9144,184404l0,184404l0,0">
-                  <v:stroke weight="0pt" endcap="flat" joinstyle="miter" miterlimit="10" on="false" color="#000000" opacity="0"/>
-                  <v:fill on="true" color="#000000"/>
-                </v:shape>
-                <w10:wrap type="square"/>
-              </v:group>
+              <ns10:group id="Group 27350" style="width:0.720001pt;height:14.52pt;position:absolute;mso-position-horizontal-relative:page;mso-position-horizontal:absolute;margin-left:36pt;mso-position-vertical-relative:page;margin-top:425.11pt;" coordsize="91,1844">
+                <ns10:shape id="Shape 33004" style="position:absolute;width:91;height:1844;left:0;top:0;" coordsize="9144,184404" path="m0,0l9144,0l9144,184404l0,184404l0,0">
+                  <ns10:stroke weight="0pt" endcap="flat" joinstyle="miter" miterlimit="10" on="false" color="#000000" opacity="0"/>
+                  <ns10:fill on="true" color="#000000"/>
+                </ns10:shape>
+                <ns11:wrap type="square"/>
+              </ns10:group>
             </w:pict>
-          </mc:Fallback>
-        </mc:AlternateContent>
+          </ns1:Fallback>
+        </ns1:AlternateContent>
       </w:r>
       <w:r>
         <w:t>We use the OpenStreetMap (OSM) platform to include a particular area of interest in the application. On the OSM website, users describe their chosen region and export it as an .</w:t>
@@ -10003,7 +9928,7 @@
         <w:t xml:space="preserve">region. Given the existence of impediments in the target area, this enables a more accurate portrayal of the coverage area. </w:t>
       </w:r>
     </w:p>
-    <w:p>
+    <w:p ns2:paraId="561E5173" ns2:textId="77777777">
       <w:pPr>
         <w:pStyle w:val="Heading2"/>
         <w:spacing w:after="58"/>
@@ -10023,7 +9948,7 @@
         <w:t xml:space="preserve">Dataset Generation </w:t>
       </w:r>
     </w:p>
-    <w:p>
+    <w:p ns2:paraId="64278E9A" ns2:textId="77777777">
       <w:pPr>
         <w:spacing w:after="53" w:line="259" w:lineRule="auto"/>
         <w:ind w:left="-5" w:right="0"/>
@@ -10050,7 +9975,7 @@
         <w:t xml:space="preserve">Specifying target region, grid size, distribution type, frequency, and power </w:t>
       </w:r>
     </w:p>
-    <w:p>
+    <w:p ns2:paraId="5C96A460" ns2:textId="77777777">
       <w:pPr>
         <w:pStyle w:val="Heading3"/>
         <w:tabs>
@@ -10078,7 +10003,7 @@
         <w:t xml:space="preserve">Target Region </w:t>
       </w:r>
     </w:p>
-    <w:p>
+    <w:p ns2:paraId="1A2CEF70" ns2:textId="77777777">
       <w:pPr>
         <w:numPr>
           <w:ilvl w:val="0"/>
@@ -10091,7 +10016,7 @@
         <w:t xml:space="preserve">Users define the target area by entering the north-east and south-west corner coordinates. </w:t>
       </w:r>
     </w:p>
-    <w:p>
+    <w:p ns2:paraId="48EA5921" ns2:textId="77777777">
       <w:pPr>
         <w:numPr>
           <w:ilvl w:val="0"/>
@@ -10103,7 +10028,7 @@
         <w:t xml:space="preserve">The geographic region of interest for signal transmission analysis and heatmap production is defined by these coordinates. </w:t>
       </w:r>
     </w:p>
-    <w:p>
+    <w:p ns2:paraId="616A1EBA" ns2:textId="77777777">
       <w:pPr>
         <w:numPr>
           <w:ilvl w:val="0"/>
@@ -10115,7 +10040,7 @@
         <w:t xml:space="preserve">Additionally, the user has the option to define how many transmitters they want in the provided target area. For the time being, the application was prepared for either one or two transmitters at a certain assessment instance. </w:t>
       </w:r>
     </w:p>
-    <w:p>
+    <w:p ns2:paraId="3F29BA4F" ns2:textId="77777777">
       <w:pPr>
         <w:pStyle w:val="Heading3"/>
         <w:tabs>
@@ -10143,7 +10068,7 @@
         <w:t xml:space="preserve">Grid Size </w:t>
       </w:r>
     </w:p>
-    <w:p>
+    <w:p ns2:paraId="3EDD4264" ns2:textId="77777777">
       <w:pPr>
         <w:numPr>
           <w:ilvl w:val="0"/>
@@ -10156,7 +10081,7 @@
         <w:t xml:space="preserve">Users can choose the grid size to divide the target area into smaller cells, with the centroid of each cell serving as the cell's representative mainstream coordinate. </w:t>
       </w:r>
     </w:p>
-    <w:p>
+    <w:p ns2:paraId="4948BA10" ns2:textId="77777777">
       <w:pPr>
         <w:numPr>
           <w:ilvl w:val="0"/>
@@ -10169,7 +10094,7 @@
         <w:t xml:space="preserve">The precision and granularity of the dataset and generated heatmap are determined by the grid size. </w:t>
       </w:r>
     </w:p>
-    <w:p>
+    <w:p ns2:paraId="0616D973" ns2:textId="77777777">
       <w:pPr>
         <w:numPr>
           <w:ilvl w:val="0"/>
@@ -10181,7 +10106,7 @@
         <w:t xml:space="preserve">The overall number of individual sites for signal transmission analysis depends on the grid's number of rows (n) and columns (m). </w:t>
       </w:r>
     </w:p>
-    <w:p>
+    <w:p ns2:paraId="35A0B7E4" ns2:textId="77777777">
       <w:pPr>
         <w:pStyle w:val="Heading3"/>
         <w:tabs>
@@ -10209,7 +10134,7 @@
         <w:t xml:space="preserve">Distribution Type </w:t>
       </w:r>
     </w:p>
-    <w:p>
+    <w:p ns2:paraId="71BB789F" ns2:textId="77777777">
       <w:pPr>
         <w:numPr>
           <w:ilvl w:val="0"/>
@@ -10222,7 +10147,7 @@
         <w:t xml:space="preserve">Users can choose the distribution type used to create random locations inside each grid cell. </w:t>
       </w:r>
     </w:p>
-    <w:p>
+    <w:p ns2:paraId="400F60F3" ns2:textId="77777777">
       <w:pPr>
         <w:numPr>
           <w:ilvl w:val="0"/>
@@ -10235,7 +10160,7 @@
         <w:t xml:space="preserve">The geographic distribution of the transmitter locations inside each grid cell is determined by the distribution type. </w:t>
       </w:r>
     </w:p>
-    <w:p>
+    <w:p ns2:paraId="2907276A" ns2:textId="77777777">
       <w:pPr>
         <w:numPr>
           <w:ilvl w:val="0"/>
@@ -10247,7 +10172,7 @@
         <w:t xml:space="preserve">The currently available distribution type is linear, which creates random locations in each grid cell according to a linear distribution. </w:t>
       </w:r>
     </w:p>
-    <w:p>
+    <w:p ns2:paraId="127FDEE2" ns2:textId="77777777">
       <w:pPr>
         <w:pStyle w:val="Heading3"/>
         <w:tabs>
@@ -10275,7 +10200,7 @@
         <w:t xml:space="preserve">Frequency </w:t>
       </w:r>
     </w:p>
-    <w:p>
+    <w:p ns2:paraId="4E96419E" ns2:textId="77777777">
       <w:pPr>
         <w:numPr>
           <w:ilvl w:val="0"/>
@@ -10288,7 +10213,7 @@
         <w:t xml:space="preserve">Users specify the frequency at which the transmitters operate. </w:t>
       </w:r>
     </w:p>
-    <w:p>
+    <w:p ns2:paraId="7560291B" ns2:textId="77777777">
       <w:pPr>
         <w:numPr>
           <w:ilvl w:val="0"/>
@@ -10301,7 +10226,7 @@
         <w:t xml:space="preserve">The frequency affects the propagation characteristics and signal behavior in the environment. </w:t>
       </w:r>
     </w:p>
-    <w:p>
+    <w:p ns2:paraId="0515E16E" ns2:textId="77777777">
       <w:pPr>
         <w:tabs>
           <w:tab w:val="center" w:pos="1143"/>
@@ -10337,7 +10262,7 @@
         <w:t xml:space="preserve">Power </w:t>
       </w:r>
     </w:p>
-    <w:p>
+    <w:p ns2:paraId="3375ECBD" ns2:textId="77777777">
       <w:pPr>
         <w:numPr>
           <w:ilvl w:val="0"/>
@@ -10350,7 +10275,7 @@
         <w:t xml:space="preserve">Users define the power level of the transmitters. </w:t>
       </w:r>
     </w:p>
-    <w:p>
+    <w:p ns2:paraId="4E07D5D7" ns2:textId="77777777">
       <w:pPr>
         <w:numPr>
           <w:ilvl w:val="0"/>
@@ -10363,7 +10288,7 @@
         <w:t xml:space="preserve">The power level indicates the strength of the transmitted signal and influences the signal coverage and strength. </w:t>
       </w:r>
     </w:p>
-    <w:p>
+    <w:p ns2:paraId="1DA38860" ns2:textId="77777777">
       <w:pPr>
         <w:spacing w:after="0" w:line="259" w:lineRule="auto"/>
         <w:ind w:left="-5" w:right="0"/>
@@ -10390,7 +10315,7 @@
         <w:t xml:space="preserve">Generating random sites </w:t>
       </w:r>
     </w:p>
-    <w:p>
+    <w:p ns2:paraId="25B39A9A" ns2:textId="77777777">
       <w:pPr>
         <w:spacing w:after="163"/>
         <w:ind w:left="-5" w:right="0"/>
@@ -10399,7 +10324,7 @@
         <w:t xml:space="preserve">The "Generate Random Sites" button is clicked by users to start the generating process. </w:t>
       </w:r>
     </w:p>
-    <w:p>
+    <w:p ns2:paraId="763EC39C" ns2:textId="77777777">
       <w:pPr>
         <w:ind w:left="-5" w:right="0"/>
       </w:pPr>
@@ -10420,7 +10345,7 @@
         <w:t xml:space="preserve">) method. It is anticipated that the cell's centroid will get the same amount of electricity as the rest of the cell. </w:t>
       </w:r>
     </w:p>
-    <w:p>
+    <w:p ns2:paraId="60E32451" ns2:textId="77777777">
       <w:pPr>
         <w:pStyle w:val="Heading3"/>
         <w:tabs>
@@ -10458,7 +10383,7 @@
         <w:t xml:space="preserve">) </w:t>
       </w:r>
     </w:p>
-    <w:p>
+    <w:p ns2:paraId="04F51FF4" ns2:textId="77777777">
       <w:pPr>
         <w:ind w:left="-5" w:right="0"/>
       </w:pPr>
@@ -10466,7 +10391,7 @@
         <w:t xml:space="preserve">This function returns the signal strength in power units (dBm) at the receiver site due to the transmitter site [10]. </w:t>
       </w:r>
     </w:p>
-    <w:p>
+    <w:p ns2:paraId="4AD79607" ns2:textId="77777777">
       <w:pPr>
         <w:pStyle w:val="Heading4"/>
         <w:spacing w:after="75" w:line="258" w:lineRule="auto"/>
@@ -10500,7 +10425,7 @@
         <w:t xml:space="preserve"> Argument </w:t>
       </w:r>
     </w:p>
-    <w:p>
+    <w:p ns2:paraId="4BA361D6" ns2:textId="77777777">
       <w:pPr>
         <w:pStyle w:val="Heading5"/>
         <w:ind w:left="-5" w:right="1450"/>
@@ -10523,7 +10448,7 @@
         <w:t xml:space="preserve"> – Receiver Sites </w:t>
       </w:r>
     </w:p>
-    <w:p>
+    <w:p ns2:paraId="55ED19AB" ns2:textId="77777777">
       <w:pPr>
         <w:ind w:left="-5" w:right="0"/>
       </w:pPr>
@@ -10544,7 +10469,7 @@
         <w:t xml:space="preserve">) function object, which represents the receivers' sites, is expected as an argument. Additionally, an array of receiver site objects can be supplied as an argument if several receivers need to be passed [10]. </w:t>
       </w:r>
     </w:p>
-    <w:p>
+    <w:p ns2:paraId="03FEA78A" ns2:textId="77777777">
       <w:pPr>
         <w:spacing w:after="4" w:line="258" w:lineRule="auto"/>
         <w:ind w:left="-5" w:right="1450"/>
@@ -10568,7 +10493,7 @@
         <w:t xml:space="preserve"> – Transmitter Sites: </w:t>
       </w:r>
     </w:p>
-    <w:p>
+    <w:p ns2:paraId="5B6E1A9E" ns2:textId="77777777">
       <w:pPr>
         <w:ind w:left="-5" w:right="0"/>
       </w:pPr>
@@ -10597,7 +10522,7 @@
         <w:t xml:space="preserve"> objects, and that array can be provided as a parameter [10]. </w:t>
       </w:r>
     </w:p>
-    <w:p>
+    <w:p ns2:paraId="2A001629" ns2:textId="77777777">
       <w:pPr>
         <w:spacing w:after="195" w:line="258" w:lineRule="auto"/>
         <w:ind w:left="-5" w:right="1450"/>
@@ -10621,7 +10546,7 @@
         <w:t xml:space="preserve"> – Propagation model to use for path loss calculation Propagation model to use for the path loss calculations [10]. </w:t>
       </w:r>
     </w:p>
-    <w:p>
+    <w:p ns2:paraId="605EF8E9" ns2:textId="77777777">
       <w:pPr>
         <w:pStyle w:val="Heading4"/>
         <w:spacing w:after="75" w:line="258" w:lineRule="auto"/>
@@ -10647,7 +10572,7 @@
         <w:t xml:space="preserve">Output </w:t>
       </w:r>
     </w:p>
-    <w:p>
+    <w:p ns2:paraId="367FF091" ns2:textId="77777777">
       <w:pPr>
         <w:pStyle w:val="Heading5"/>
         <w:ind w:left="-5" w:right="1450"/>
@@ -10665,7 +10590,7 @@
         <w:t xml:space="preserve">ss – Signal Strength </w:t>
       </w:r>
     </w:p>
-    <w:p>
+    <w:p ns2:paraId="653CB00F" ns2:textId="77777777">
       <w:pPr>
         <w:spacing w:after="240"/>
         <w:ind w:left="-5" w:right="0"/>
@@ -10718,7 +10643,7 @@
         <w:t xml:space="preserve"> is the number of receiver sites [10]. </w:t>
       </w:r>
     </w:p>
-    <w:p>
+    <w:p ns2:paraId="643B10EE" ns2:textId="77777777">
       <w:pPr>
         <w:pStyle w:val="Heading2"/>
         <w:ind w:left="-5"/>
@@ -10737,7 +10662,7 @@
         <w:t xml:space="preserve">Site Visualization </w:t>
       </w:r>
     </w:p>
-    <w:p>
+    <w:p ns2:paraId="4905605D" ns2:textId="77777777">
       <w:pPr>
         <w:spacing w:after="219"/>
         <w:ind w:left="-5" w:right="0"/>
@@ -10754,7 +10679,7 @@
         <w:t xml:space="preserve"> under the Signal Map Generation page. The method for defining the target area, grid size, distribution type, frequency, and power is described in this paragraph. </w:t>
       </w:r>
     </w:p>
-    <w:p>
+    <w:p ns2:paraId="6E4EAAD2" ns2:textId="77777777">
       <w:pPr>
         <w:spacing w:after="0" w:line="259" w:lineRule="auto"/>
         <w:ind w:left="-5" w:right="0"/>
@@ -10781,7 +10706,7 @@
         <w:t xml:space="preserve">Coverage area visualization </w:t>
       </w:r>
     </w:p>
-    <w:p>
+    <w:p ns2:paraId="5AFC2EBA" ns2:textId="77777777">
       <w:pPr>
         <w:spacing w:after="161"/>
         <w:ind w:left="-5" w:right="0"/>
@@ -10798,7 +10723,7 @@
         <w:t xml:space="preserve"> obstructions like buildings to calculate the signal reach. On the map interface, the coverage area is shown as a highlighted area or as a color gradient. An intuitive comprehension of the signal propagation range is provided by the visual depiction, which shows the size of the coverage region. </w:t>
       </w:r>
     </w:p>
-    <w:p>
+    <w:p ns2:paraId="179979E7" ns2:textId="77777777">
       <w:pPr>
         <w:ind w:left="-5" w:right="0"/>
       </w:pPr>
@@ -10814,7 +10739,7 @@
         <w:t xml:space="preserve"> transmission and reception throughout the target area. </w:t>
       </w:r>
     </w:p>
-    <w:p>
+    <w:p ns2:paraId="75E64EB5" ns2:textId="77777777">
       <w:pPr>
         <w:spacing w:after="62" w:line="259" w:lineRule="auto"/>
         <w:ind w:left="0" w:right="1307" w:firstLine="0"/>
@@ -10826,44 +10751,44 @@
         </w:rPr>
         <w:lastRenderedPageBreak/>
         <w:drawing>
-          <wp:inline distT="0" distB="0" distL="0" distR="0" wp14:anchorId="37CE4394" wp14:editId="7F03499F">
-            <wp:extent cx="4220210" cy="3187192"/>
-            <wp:effectExtent l="0" t="0" r="0" b="0"/>
-            <wp:docPr id="3397" name="Picture 3397"/>
-            <wp:cNvGraphicFramePr/>
-            <a:graphic xmlns:a="http://schemas.openxmlformats.org/drawingml/2006/main">
-              <a:graphicData uri="http://schemas.openxmlformats.org/drawingml/2006/picture">
-                <pic:pic xmlns:pic="http://schemas.openxmlformats.org/drawingml/2006/picture">
-                  <pic:nvPicPr>
-                    <pic:cNvPr id="3397" name="Picture 3397"/>
-                    <pic:cNvPicPr/>
-                  </pic:nvPicPr>
-                  <pic:blipFill>
-                    <a:blip r:embed="rId9"/>
-                    <a:stretch>
-                      <a:fillRect/>
-                    </a:stretch>
-                  </pic:blipFill>
-                  <pic:spPr>
-                    <a:xfrm>
-                      <a:off x="0" y="0"/>
-                      <a:ext cx="4220210" cy="3187192"/>
-                    </a:xfrm>
-                    <a:prstGeom prst="rect">
-                      <a:avLst/>
-                    </a:prstGeom>
-                  </pic:spPr>
-                </pic:pic>
-              </a:graphicData>
-            </a:graphic>
-          </wp:inline>
+          <ns3:inline distT="0" distB="0" distL="0" distR="0" ns4:anchorId="37CE4394" ns4:editId="7F03499F">
+            <ns3:extent cx="4220210" cy="3187192"/>
+            <ns3:effectExtent l="0" t="0" r="0" b="0"/>
+            <ns3:docPr id="3397" name="Picture 3397"/>
+            <ns3:cNvGraphicFramePr/>
+            <ns5:graphic>
+              <ns5:graphicData uri="http://schemas.openxmlformats.org/drawingml/2006/picture">
+                <ns6:pic>
+                  <ns6:nvPicPr>
+                    <ns6:cNvPr id="3397" name="Picture 3397"/>
+                    <ns6:cNvPicPr/>
+                  </ns6:nvPicPr>
+                  <ns6:blipFill>
+                    <ns5:blip ns7:embed="rId9"/>
+                    <ns5:stretch>
+                      <ns5:fillRect/>
+                    </ns5:stretch>
+                  </ns6:blipFill>
+                  <ns6:spPr>
+                    <ns5:xfrm>
+                      <ns5:off x="0" y="0"/>
+                      <ns5:ext cx="4220210" cy="3187192"/>
+                    </ns5:xfrm>
+                    <ns5:prstGeom prst="rect">
+                      <ns5:avLst/>
+                    </ns5:prstGeom>
+                  </ns6:spPr>
+                </ns6:pic>
+              </ns5:graphicData>
+            </ns5:graphic>
+          </ns3:inline>
         </w:drawing>
       </w:r>
       <w:r>
         <w:t xml:space="preserve"> </w:t>
       </w:r>
     </w:p>
-    <w:p>
+    <w:p ns2:paraId="1F667403" ns2:textId="77777777">
       <w:pPr>
         <w:spacing w:after="274" w:line="259" w:lineRule="auto"/>
         <w:ind w:right="9"/>
@@ -10885,7 +10810,7 @@
         <w:t xml:space="preserve"> </w:t>
       </w:r>
     </w:p>
-    <w:p>
+    <w:p ns2:paraId="387D4D1D" ns2:textId="77777777">
       <w:pPr>
         <w:spacing w:after="0" w:line="259" w:lineRule="auto"/>
         <w:ind w:left="-5" w:right="0"/>
@@ -10912,7 +10837,7 @@
         <w:t xml:space="preserve">Heatmap generation </w:t>
       </w:r>
     </w:p>
-    <w:p>
+    <w:p ns2:paraId="3A0429F4" ns2:textId="77777777">
       <w:pPr>
         <w:spacing w:after="161"/>
         <w:ind w:left="-5" w:right="0"/>
@@ -10934,7 +10859,7 @@
         <w:t xml:space="preserve">) method in the program uses the grid cells and transmitter locations to determine the signal strength for each cell. The signal intensity distribution over the target region is shown on the heat map that was created. Different colors denote differing signal levels, and the signal strength values are represented using a color gradient or color coding. </w:t>
       </w:r>
     </w:p>
-    <w:p>
+    <w:p ns2:paraId="4CCA3601" ns2:textId="77777777">
       <w:pPr>
         <w:spacing w:after="161"/>
         <w:ind w:left="-5" w:right="0"/>
@@ -10951,7 +10876,7 @@
         <w:t xml:space="preserve"> places are indicated by lower signal strength. Users can locate areas where environmental variables or barriers may impact signal strength by looking at the heat map. </w:t>
       </w:r>
     </w:p>
-    <w:p>
+    <w:p ns2:paraId="04869F55" ns2:textId="77777777">
       <w:pPr>
         <w:ind w:left="-5" w:right="0"/>
       </w:pPr>
@@ -10959,7 +10884,7 @@
         <w:t xml:space="preserve">Users may acquire a thorough grasp of the signal distribution throughout the target region by using the heat map display. It helps in determining regions where more transmitters or signal amplification methods might be necessary to provide reliable signal coverage. </w:t>
       </w:r>
     </w:p>
-    <w:p>
+    <w:p ns2:paraId="3B9B20A0" ns2:textId="77777777">
       <w:pPr>
         <w:spacing w:after="62" w:line="259" w:lineRule="auto"/>
         <w:ind w:left="0" w:right="1035" w:firstLine="0"/>
@@ -10971,44 +10896,44 @@
         </w:rPr>
         <w:lastRenderedPageBreak/>
         <w:drawing>
-          <wp:inline distT="0" distB="0" distL="0" distR="0" wp14:anchorId="3C2C5631" wp14:editId="0BF37257">
-            <wp:extent cx="4565650" cy="3670301"/>
-            <wp:effectExtent l="0" t="0" r="0" b="0"/>
-            <wp:docPr id="3468" name="Picture 3468"/>
-            <wp:cNvGraphicFramePr/>
-            <a:graphic xmlns:a="http://schemas.openxmlformats.org/drawingml/2006/main">
-              <a:graphicData uri="http://schemas.openxmlformats.org/drawingml/2006/picture">
-                <pic:pic xmlns:pic="http://schemas.openxmlformats.org/drawingml/2006/picture">
-                  <pic:nvPicPr>
-                    <pic:cNvPr id="3468" name="Picture 3468"/>
-                    <pic:cNvPicPr/>
-                  </pic:nvPicPr>
-                  <pic:blipFill>
-                    <a:blip r:embed="rId10"/>
-                    <a:stretch>
-                      <a:fillRect/>
-                    </a:stretch>
-                  </pic:blipFill>
-                  <pic:spPr>
-                    <a:xfrm>
-                      <a:off x="0" y="0"/>
-                      <a:ext cx="4565650" cy="3670301"/>
-                    </a:xfrm>
-                    <a:prstGeom prst="rect">
-                      <a:avLst/>
-                    </a:prstGeom>
-                  </pic:spPr>
-                </pic:pic>
-              </a:graphicData>
-            </a:graphic>
-          </wp:inline>
+          <ns3:inline distT="0" distB="0" distL="0" distR="0" ns4:anchorId="3C2C5631" ns4:editId="0BF37257">
+            <ns3:extent cx="4565650" cy="3670301"/>
+            <ns3:effectExtent l="0" t="0" r="0" b="0"/>
+            <ns3:docPr id="3468" name="Picture 3468"/>
+            <ns3:cNvGraphicFramePr/>
+            <ns5:graphic>
+              <ns5:graphicData uri="http://schemas.openxmlformats.org/drawingml/2006/picture">
+                <ns6:pic>
+                  <ns6:nvPicPr>
+                    <ns6:cNvPr id="3468" name="Picture 3468"/>
+                    <ns6:cNvPicPr/>
+                  </ns6:nvPicPr>
+                  <ns6:blipFill>
+                    <ns5:blip ns7:embed="rId10"/>
+                    <ns5:stretch>
+                      <ns5:fillRect/>
+                    </ns5:stretch>
+                  </ns6:blipFill>
+                  <ns6:spPr>
+                    <ns5:xfrm>
+                      <ns5:off x="0" y="0"/>
+                      <ns5:ext cx="4565650" cy="3670301"/>
+                    </ns5:xfrm>
+                    <ns5:prstGeom prst="rect">
+                      <ns5:avLst/>
+                    </ns5:prstGeom>
+                  </ns6:spPr>
+                </ns6:pic>
+              </ns5:graphicData>
+            </ns5:graphic>
+          </ns3:inline>
         </w:drawing>
       </w:r>
       <w:r>
         <w:t xml:space="preserve"> </w:t>
       </w:r>
     </w:p>
-    <w:p>
+    <w:p ns2:paraId="493F5C10" ns2:textId="77777777">
       <w:pPr>
         <w:spacing w:after="299" w:line="259" w:lineRule="auto"/>
         <w:ind w:right="6"/>
@@ -11023,7 +10948,7 @@
         <w:t xml:space="preserve">Figure 6 Heat Map for randomly generated site </w:t>
       </w:r>
     </w:p>
-    <w:p>
+    <w:p ns2:paraId="1EBBA5A9" ns2:textId="77777777">
       <w:pPr>
         <w:pStyle w:val="Heading2"/>
         <w:ind w:left="-5"/>
@@ -11042,7 +10967,7 @@
         <w:t xml:space="preserve">Dataset Export </w:t>
       </w:r>
     </w:p>
-    <w:p>
+    <w:p ns2:paraId="1FCF01B0" ns2:textId="77777777">
       <w:pPr>
         <w:spacing w:after="386"/>
         <w:ind w:left="-5" w:right="0"/>
@@ -11051,7 +10976,7 @@
         <w:t xml:space="preserve">The data export functionality in the application allows users to save and download important data related to the signal propagation and coverage analysis.  </w:t>
       </w:r>
     </w:p>
-    <w:p>
+    <w:p ns2:paraId="638086BD" ns2:textId="77777777">
       <w:pPr>
         <w:pStyle w:val="Heading1"/>
         <w:spacing w:after="25"/>
@@ -11071,7 +10996,7 @@
         <w:t xml:space="preserve">Conclusion </w:t>
       </w:r>
     </w:p>
-    <w:p>
+    <w:p ns2:paraId="54BDFDA4" ns2:textId="77777777">
       <w:pPr>
         <w:pStyle w:val="Heading2"/>
         <w:ind w:left="-5"/>
@@ -11090,7 +11015,7 @@
         <w:t xml:space="preserve">Summary of the project's features and capabilities </w:t>
       </w:r>
     </w:p>
-    <w:p>
+    <w:p ns2:paraId="17B85585" ns2:textId="77777777">
       <w:pPr>
         <w:spacing w:after="217"/>
         <w:ind w:left="-5" w:right="0"/>
@@ -11099,7 +11024,7 @@
         <w:t xml:space="preserve">For investigating signal propagation in a specific environment, the created MATLAB program offers a wide range of features and capabilities. The main features and capabilities made available by the application are outlined in this section. </w:t>
       </w:r>
     </w:p>
-    <w:p>
+    <w:p ns2:paraId="15B59A19" ns2:textId="77777777">
       <w:pPr>
         <w:spacing w:after="0" w:line="259" w:lineRule="auto"/>
         <w:ind w:left="-5" w:right="0"/>
@@ -11126,7 +11051,7 @@
         <w:t xml:space="preserve">Environmental Properties Panel: </w:t>
       </w:r>
     </w:p>
-    <w:p>
+    <w:p ns2:paraId="72E56F32" ns2:textId="77777777">
       <w:pPr>
         <w:spacing w:after="161"/>
         <w:ind w:left="-5" w:right="0"/>
@@ -11135,7 +11060,7 @@
         <w:t xml:space="preserve">Enables users to define the target area by giving the area's north, east, and south-west coordinates. </w:t>
       </w:r>
     </w:p>
-    <w:p>
+    <w:p ns2:paraId="66E7C141" ns2:textId="77777777">
       <w:pPr>
         <w:spacing w:after="161"/>
         <w:ind w:left="-5" w:right="0"/>
@@ -11152,7 +11077,7 @@
         <w:t xml:space="preserve">) to mimic various environmental circumstances. </w:t>
       </w:r>
     </w:p>
-    <w:p>
+    <w:p ns2:paraId="63EDD0A0" ns2:textId="77777777">
       <w:pPr>
         <w:spacing w:after="218"/>
         <w:ind w:left="-5" w:right="0"/>
@@ -11161,7 +11086,7 @@
         <w:t xml:space="preserve">Provides a choice of basemap options for displaying the target area. </w:t>
       </w:r>
     </w:p>
-    <w:p>
+    <w:p ns2:paraId="35696730" ns2:textId="77777777">
       <w:pPr>
         <w:spacing w:after="3" w:line="333" w:lineRule="auto"/>
         <w:ind w:left="-5" w:right="896"/>
@@ -11191,7 +11116,7 @@
         <w:t xml:space="preserve">highlights the selected area on a map of the target region. allows users to adjust the map representation by selecting a basemap from a dropdown menu. </w:t>
       </w:r>
     </w:p>
-    <w:p>
+    <w:p ns2:paraId="27A866D8" ns2:textId="77777777">
       <w:pPr>
         <w:spacing w:after="49" w:line="356" w:lineRule="auto"/>
         <w:ind w:left="-5" w:right="834"/>
@@ -11221,7 +11146,7 @@
         <w:t xml:space="preserve">allows users to specify the locations of the transmitter and receiver. supports manually entering site information or uploading a CSV file with the necessary data. highlights the locations on the map and visualizes the coverage area to provide visual feedback. </w:t>
       </w:r>
     </w:p>
-    <w:p>
+    <w:p ns2:paraId="027E2E1C" ns2:textId="77777777">
       <w:pPr>
         <w:spacing w:after="216"/>
         <w:ind w:left="-5" w:right="0"/>
@@ -11230,7 +11155,7 @@
         <w:t xml:space="preserve">enables the use of directional antennas to create and view directivity patterns. </w:t>
       </w:r>
     </w:p>
-    <w:p>
+    <w:p ns2:paraId="3DBBA025" ns2:textId="77777777">
       <w:pPr>
         <w:spacing w:after="0" w:line="259" w:lineRule="auto"/>
         <w:ind w:left="-5" w:right="0"/>
@@ -11257,7 +11182,7 @@
         <w:t xml:space="preserve">Signal Map Generation Panel: </w:t>
       </w:r>
     </w:p>
-    <w:p>
+    <w:p ns2:paraId="61FB7938" ns2:textId="77777777">
       <w:pPr>
         <w:spacing w:after="3" w:line="401" w:lineRule="auto"/>
         <w:ind w:left="-5" w:right="110"/>
@@ -11267,7 +11192,7 @@
         <w:t xml:space="preserve">creates datasets more easily for signal transmission analysis. enables users to define the transmitter frequency, power, distribution type, target region, and grid size. facilitates site visualization by generating random transmitter locations based on the chosen grid. </w:t>
       </w:r>
     </w:p>
-    <w:p>
+    <w:p ns2:paraId="076638A8" ns2:textId="77777777">
       <w:pPr>
         <w:spacing w:after="163"/>
         <w:ind w:left="-5" w:right="0"/>
@@ -11284,7 +11209,7 @@
         <w:t xml:space="preserve"> impediments like buildings. </w:t>
       </w:r>
     </w:p>
-    <w:p>
+    <w:p ns2:paraId="77983A4D" ns2:textId="77777777">
       <w:pPr>
         <w:ind w:left="-5" w:right="0"/>
       </w:pPr>
@@ -11292,7 +11217,7 @@
         <w:t xml:space="preserve">creates heat maps that show how the signal intensity is distributed throughout the target area. </w:t>
       </w:r>
     </w:p>
-    <w:p>
+    <w:p ns2:paraId="2601A1CC" ns2:textId="77777777">
       <w:pPr>
         <w:spacing w:after="0" w:line="259" w:lineRule="auto"/>
         <w:ind w:left="-5" w:right="0"/>
@@ -11319,7 +11244,7 @@
         <w:t xml:space="preserve">Data Export: </w:t>
       </w:r>
     </w:p>
-    <w:p>
+    <w:p ns2:paraId="27A8D279" ns2:textId="77777777">
       <w:pPr>
         <w:spacing w:after="3" w:line="400" w:lineRule="auto"/>
         <w:ind w:left="-5" w:right="0"/>
@@ -11336,7 +11261,7 @@
         <w:t xml:space="preserve"> for additional study. </w:t>
       </w:r>
     </w:p>
-    <w:p>
+    <w:p ns2:paraId="129F2AC0" ns2:textId="77777777">
       <w:pPr>
         <w:spacing w:after="244"/>
         <w:ind w:left="-5" w:right="0"/>
@@ -11345,7 +11270,7 @@
         <w:t xml:space="preserve">A complete toolset for signal propagation analysis is provided by the program, which incorporates a variety of capabilities. Users may specify the target area, simulate various environmental factors, view transmitter and receiver locations, create coverage maps, and export the outcomes for more investigation. With the help of this feature set, users may plan wireless networks, improve signal coverage, and choose antennas with knowledge. They can also obtain insights into the peculiarities of signal propagation. </w:t>
       </w:r>
     </w:p>
-    <w:p>
+    <w:p ns2:paraId="7F37C377" ns2:textId="77777777">
       <w:pPr>
         <w:pStyle w:val="Heading2"/>
         <w:ind w:left="-5"/>
@@ -11364,7 +11289,7 @@
         <w:t xml:space="preserve">Future enhancements and possibilities </w:t>
       </w:r>
     </w:p>
-    <w:p>
+    <w:p ns2:paraId="1952A385" ns2:textId="77777777">
       <w:pPr>
         <w:spacing w:after="217"/>
         <w:ind w:left="-5" w:right="0"/>
@@ -11381,7 +11306,7 @@
         <w:t xml:space="preserve"> offers a strong base for signal propagation analysis, but there are many ways to improve it in the future and increase its usefulness. Here are some possible directions for development: </w:t>
       </w:r>
     </w:p>
-    <w:p>
+    <w:p ns2:paraId="1257DF64" ns2:textId="77777777">
       <w:pPr>
         <w:spacing w:after="0" w:line="259" w:lineRule="auto"/>
         <w:ind w:left="-5" w:right="0"/>
@@ -11408,7 +11333,7 @@
         <w:t xml:space="preserve">Advanced Visualization Options:  </w:t>
       </w:r>
     </w:p>
-    <w:p>
+    <w:p ns2:paraId="5021AA09" ns2:textId="77777777">
       <w:pPr>
         <w:spacing w:after="217"/>
         <w:ind w:left="-5" w:right="0"/>
@@ -11417,7 +11342,7 @@
         <w:t xml:space="preserve">By utilizing 3D visualization approaches, improve the visualization ability. Users will be able to comprehend signal coverage and interference in intricate spatial contexts better as a result. </w:t>
       </w:r>
     </w:p>
-    <w:p>
+    <w:p ns2:paraId="368509A4" ns2:textId="77777777">
       <w:pPr>
         <w:spacing w:after="0" w:line="259" w:lineRule="auto"/>
         <w:ind w:left="-5" w:right="0"/>
@@ -11444,7 +11369,7 @@
         <w:t xml:space="preserve">Machine Learning Integration:  </w:t>
       </w:r>
     </w:p>
-    <w:p>
+    <w:p ns2:paraId="28CFA169" ns2:textId="77777777">
       <w:pPr>
         <w:ind w:left="-5" w:right="0"/>
       </w:pPr>
@@ -11452,7 +11377,7 @@
         <w:t xml:space="preserve">Investigate the use of machine learning algorithms to automate processes including determining the best locations for transmitters and receivers based on predetermined goals, estimating signal coverage, and selecting the best antenna designs. </w:t>
       </w:r>
     </w:p>
-    <w:p>
+    <w:p ns2:paraId="407001E6" ns2:textId="77777777">
       <w:pPr>
         <w:spacing w:after="0" w:line="259" w:lineRule="auto"/>
         <w:ind w:left="-5" w:right="0"/>
@@ -11479,7 +11404,7 @@
         <w:t xml:space="preserve">Real-time Data Acquisition:  </w:t>
       </w:r>
     </w:p>
-    <w:p>
+    <w:p ns2:paraId="2405BCB5" ns2:textId="77777777">
       <w:pPr>
         <w:spacing w:after="219"/>
         <w:ind w:left="-5" w:right="0"/>
@@ -11489,7 +11414,7 @@
         <w:t xml:space="preserve">Add real-time data collecting tools to gather and examine data on current signal transmission. As a result, users would be able to conduct analyses immediately and make dynamic modifications in response to shifting environmental conditions. </w:t>
       </w:r>
     </w:p>
-    <w:p>
+    <w:p ns2:paraId="0B2531AA" ns2:textId="77777777">
       <w:pPr>
         <w:spacing w:after="0" w:line="259" w:lineRule="auto"/>
         <w:ind w:left="-5" w:right="0"/>
@@ -11516,76 +11441,186 @@
         <w:t xml:space="preserve">Integration with Geographic Information Systems (GIS): </w:t>
       </w:r>
     </w:p>
+    <w:p ns2:paraId="2CEF0C4B" ns2:textId="77777777">
+      <w:pPr>
+        <w:spacing w:after="161"/>
+        <w:ind w:left="-5" w:right="0"/>
+      </w:pPr>
+      <w:r>
+        <w:t xml:space="preserve">Integrate the app with well-known GIS platforms to take use of their geographical analytic tools, gain access to more geographic datasets, and enable frictionless data transfer between the app and external GIS systems. </w:t>
+      </w:r>
+    </w:p>
+    <w:p ns2:paraId="69B7624D" ns2:textId="77777777">
+      <w:pPr>
+        <w:spacing w:after="383"/>
+        <w:ind w:left="-5" w:right="0"/>
+      </w:pPr>
+      <w:r>
+        <w:t xml:space="preserve">By </w:t>
+      </w:r>
+      <w:proofErr w:type="gramStart"/>
+      <w:r>
+        <w:t>taking into account</w:t>
+      </w:r>
+      <w:proofErr w:type="gramEnd"/>
+      <w:r>
+        <w:t xml:space="preserve"> these potential upgrades and developments, the </w:t>
+      </w:r>
+      <w:proofErr w:type="gramStart"/>
+      <w:r>
+        <w:t>created MATLAB application</w:t>
+      </w:r>
+      <w:proofErr w:type="gramEnd"/>
+      <w:r>
+        <w:t xml:space="preserve"> can develop into a strong and adaptable tool for signal propagation analysis, serving a wider range of users' needs and fostering cutting-edge study and research in wireless communications and antenna design. </w:t>
+      </w:r>
+    </w:p>
+    <w:p ns2:paraId="095F3B97" ns2:textId="72389467">
+      <w:pPr>
+        <w:pStyle w:val="Heading1"/>
+      </w:pPr>
+      <w:r>
+        <w:t>9 Synthetic Trajectory Generator</w:t>
+      </w:r>
+    </w:p>
+    <w:p ns2:paraId="37140CA4" ns2:textId="627AC5BF">
+      <w:pPr>
+        <w:pStyle w:val="Heading2"/>
+      </w:pPr>
+      <w:r>
+        <w:t>9.1 All Node Visualization</w:t>
+      </w:r>
+    </w:p>
+    <w:p ns2:paraId="02B923E3" ns2:textId="77777777"/>
+    <w:p ns2:paraId="14424A1B" ns2:textId="4E1D254F">
+      <w:pPr>
+        <w:pStyle w:val="Heading2"/>
+      </w:pPr>
+      <w:r>
+        <w:t>9.2 Single Seed Input</w:t>
+      </w:r>
+    </w:p>
+    <w:p ns2:paraId="597885DF" ns2:textId="77777777"/>
+    <w:p ns2:paraId="76E71E2E" ns2:textId="6F6228FA">
+      <w:pPr>
+        <w:pStyle w:val="Heading2"/>
+      </w:pPr>
+      <w:r>
+        <w:t>9.3 Batch Inputs</w:t>
+      </w:r>
+    </w:p>
+    <w:p ns2:paraId="4E9D9597" ns2:textId="77777777"/>
     <w:p>
-      <w:pPr>
-        <w:spacing w:after="161"/>
-        <w:ind w:left="-5" w:right="0"/>
-      </w:pPr>
-      <w:r>
-        <w:t xml:space="preserve">Integrate the app with well-known GIS platforms to take use of their geographical analytic tools, gain access to more geographic datasets, and enable frictionless data transfer between the app and external GIS systems. </w:t>
+      <w:r>
+        <w:t>9.1.1 Network node visualization</w:t>
       </w:r>
     </w:p>
     <w:p>
-      <w:pPr>
-        <w:spacing w:after="383"/>
-        <w:ind w:left="-5" w:right="0"/>
-      </w:pPr>
-      <w:r>
-        <w:t xml:space="preserve">By </w:t>
-      </w:r>
-      <w:proofErr w:type="gramStart"/>
-      <w:r>
-        <w:t>taking into account</w:t>
-      </w:r>
-      <w:proofErr w:type="gramEnd"/>
-      <w:r>
-        <w:t xml:space="preserve"> these potential upgrades and developments, the </w:t>
-      </w:r>
-      <w:proofErr w:type="gramStart"/>
-      <w:r>
-        <w:t>created MATLAB application</w:t>
-      </w:r>
-      <w:proofErr w:type="gramEnd"/>
-      <w:r>
-        <w:t xml:space="preserve"> can develop into a strong and adaptable tool for signal propagation analysis, serving a wider range of users' needs and fostering cutting-edge study and research in wireless communications and antenna design. </w:t>
+      <w:r>
+        <w:t>The All Node Visualization tab displays the road-network nodes used by the trajectory generation workflow. The app reads node coordinates from the word2vec-master_new data folder and plots them on a geographic map so the user can inspect available node IDs before creating synthetic trajectories.</w:t>
       </w:r>
     </w:p>
     <w:p>
-      <w:pPr>
-        <w:pStyle w:val="Heading1"/>
-      </w:pPr>
-      <w:r>
-        <w:t>9 Synthetic Trajectory Generator</w:t>
+      <w:r>
+        <w:t>9.2.1 Single-seed synthetic trajectory generation</w:t>
       </w:r>
     </w:p>
     <w:p>
-      <w:pPr>
-        <w:pStyle w:val="Heading2"/>
-      </w:pPr>
-      <w:r>
-        <w:t>9.1 All Node Visualization</w:t>
-      </w:r>
-    </w:p>
-    <w:p/>
+      <w:r>
+        <w:t>The Single Seed tab accepts one or more comma-separated seed node IDs and launches the Python-based generator in word2vec-master_new/visualize/eval.py. The generated trajectory output is used to prepare synthetic trajectories that can later be visualized or simulated inside the MATLAB app.</w:t>
+      </w:r>
+    </w:p>
     <w:p>
-      <w:pPr>
-        <w:pStyle w:val="Heading2"/>
-      </w:pPr>
-      <w:r>
-        <w:t>9.2 Single Seed Input</w:t>
-      </w:r>
-    </w:p>
-    <w:p/>
+      <w:r>
+        <w:t>9.3.1 Batch seed processing</w:t>
+      </w:r>
+    </w:p>
     <w:p>
-      <w:pPr>
-        <w:pStyle w:val="Heading2"/>
-      </w:pPr>
-      <w:r>
-        <w:t>9.3 Batch Inputs</w:t>
-      </w:r>
-    </w:p>
-    <w:p/>
+      <w:r>
+        <w:t>The Batch Inputs tab accepts a MAT file containing multiple seed trajectories. Each row is passed to the same Python generation pipeline so that several synthetic trajectories can be produced in one run.</w:t>
+      </w:r>
+    </w:p>
     <w:p>
+      <w:r>
+        <w:t>9.4 Random path generation and angle modes</w:t>
+      </w:r>
+    </w:p>
+    <w:p>
+      <w:r>
+        <w:t>The Trajectory Lab section adds a second family of trajectory tools based on local path planning. The app can build random obstacle-aware paths inside a 256 x 256 target region using OpenStreetMap building footprints, occupancy maps, and an RRT planner.</w:t>
+      </w:r>
+    </w:p>
+    <w:p>
+      <w:r>
+        <w:t>The Random angle mode creates trajectories and assigns a random antenna angle sequence. The Fix angle mode generates trajectories with a fixed target point and stored per-step angle information. The Pairwise Target mode computes the angle from one trajectory to another trajectory point-by-point, which is useful for relative pointing experiments between moving nodes.</w:t>
+      </w:r>
+    </w:p>
+    <w:p>
+      <w:r>
+        <w:t>9.5 Path visualization, saving, and replay</w:t>
+      </w:r>
+    </w:p>
+    <w:p>
+      <w:r>
+        <w:t>Generated trajectories are stored in the app state and exposed through the Select Trajectory dropdown. Users can visualize the active trajectory on the map, save a single trajectory to CSV, save all currently generated trajectories, or display pairwise angle annotations between trajectory A and trajectory B.</w:t>
+      </w:r>
+    </w:p>
+    <w:p>
+      <w:r>
+        <w:t>9.6 Signal simulation along a trajectory</w:t>
+      </w:r>
+    </w:p>
+    <w:p>
+      <w:r>
+        <w:t>The Simulate Signal Along Trajectory feature treats each trajectory point as a transmitter position and computes a signal map over a receiver sampling region. The app configures a phased antenna array for each step, applies the corresponding stored antenna angle when available, and exports per-step signal maps for downstream analysis.</w:t>
+      </w:r>
+    </w:p>
+    <w:p>
+      <w:r>
+        <w:t>The Simulate All action repeats this workflow across all currently loaded trajectories. This makes the application suitable for generating trajectory-conditioned RF datasets rather than only static coverage snapshots.</w:t>
+      </w:r>
+    </w:p>
+    <w:p>
+      <w:r>
+        <w:t>9.7 Vehicle variation analysis</w:t>
+      </w:r>
+    </w:p>
+    <w:p>
+      <w:r>
+        <w:t>The Vehicle Models tab compares how different mobile-robot kinematic models follow the currently active trajectory. The application supports unicycle, bicycle, and differential-drive models, converts geographic coordinates to UTM coordinates, simulates tracking with pure-pursuit controllers, and plots the resulting paths back on the map.</w:t>
+      </w:r>
+    </w:p>
+    <w:p>
+      <w:r>
+        <w:t>9.8 Dataset generation in the current app_codex workflow</w:t>
+      </w:r>
+    </w:p>
+    <w:p>
+      <w:r>
+        <w:t>The current app_codex.m file also expands dataset generation. In addition to random-site visualization, the Generate button can create a full region dataset by selecting transmitter locations, computing ray-traced signal strength over sampled receiver coordinates, and exporting one spreadsheet per transmitter. This workflow is intended for RF map generation and machine-learning dataset preparation.</w:t>
+      </w:r>
+    </w:p>
+    <w:p>
+      <w:r>
+        <w:t>9.9 External dependencies and operational notes</w:t>
+      </w:r>
+    </w:p>
+    <w:p>
+      <w:r>
+        <w:t>Some advanced functions in app_codex.m depend on project-specific helper code and local data resources. These include coverage_test, coverage256, coverage256timed, the trajectory class, OpenStreetMap files, and the word2vec-master_new Python workflow. To use all features successfully, these dependencies must remain available in the repository and on the MATLAB path.</w:t>
+      </w:r>
+    </w:p>
+    <w:p>
+      <w:r>
+        <w:t>9.10 Recommended launch entry</w:t>
+      </w:r>
+    </w:p>
+    <w:p>
+      <w:r>
+        <w:t>For the latest integrated workflow, users should launch app_codex.m. Older scripts and exported app files may still exist in the repository, but app_codex.m is the maintained entry point that combines the current UI layout with the newest trajectory and dataset-generation functionality.</w:t>
+      </w:r>
+    </w:p>
+    <w:p ns2:paraId="3B4301A2" ns2:textId="2480EA8C">
       <w:pPr>
         <w:pStyle w:val="Heading1"/>
         <w:ind w:left="-5"/>
@@ -11604,7 +11639,7 @@
         <w:t xml:space="preserve">References </w:t>
       </w:r>
     </w:p>
-    <w:p>
+    <w:p ns2:paraId="14A27FA4" ns2:textId="77777777">
       <w:pPr>
         <w:numPr>
           <w:ilvl w:val="0"/>
@@ -11632,7 +11667,7 @@
         <w:t xml:space="preserve">. Retrieved June 30, 2023, from https://www.mathworks.com/help/matlab/ref/geoaxes.html  </w:t>
       </w:r>
     </w:p>
-    <w:p>
+    <w:p ns2:paraId="39077D9C" ns2:textId="77777777">
       <w:pPr>
         <w:numPr>
           <w:ilvl w:val="0"/>
@@ -11660,7 +11695,7 @@
         <w:t xml:space="preserve">. Retrieved June 30, 2023, from https://www.mathworks.com/help/matlab/ref/geoplot.html  </w:t>
       </w:r>
     </w:p>
-    <w:p>
+    <w:p ns2:paraId="6F6AAB00" ns2:textId="77777777">
       <w:pPr>
         <w:numPr>
           <w:ilvl w:val="0"/>
@@ -11688,7 +11723,7 @@
         <w:t xml:space="preserve">. Retrieved June 30, 2023, from https://www.mathworks.com/help/matlab/ref/geobasemap.html  </w:t>
       </w:r>
     </w:p>
-    <w:p>
+    <w:p ns2:paraId="6A2F1D54" ns2:textId="77777777">
       <w:pPr>
         <w:numPr>
           <w:ilvl w:val="0"/>
@@ -11716,7 +11751,7 @@
         <w:t xml:space="preserve">. Retrieved June 30, 2023, from https://www.mathworks.com/help/antenna/ref/propagationmodel.html  </w:t>
       </w:r>
     </w:p>
-    <w:p>
+    <w:p ns2:paraId="2C8502F2" ns2:textId="77777777">
       <w:pPr>
         <w:numPr>
           <w:ilvl w:val="0"/>
@@ -11742,7 +11777,7 @@
         <w:t xml:space="preserve"> https://www.mathworks.com/help/antenna/ref/txsite.html  </w:t>
       </w:r>
     </w:p>
-    <w:p>
+    <w:p ns2:paraId="05CED92E" ns2:textId="77777777">
       <w:pPr>
         <w:numPr>
           <w:ilvl w:val="0"/>
@@ -11768,7 +11803,7 @@
         <w:t xml:space="preserve"> https://www.mathworks.com/help/antenna/ref/rxsite.html  </w:t>
       </w:r>
     </w:p>
-    <w:p>
+    <w:p ns2:paraId="6B6E7653" ns2:textId="77777777">
       <w:pPr>
         <w:numPr>
           <w:ilvl w:val="0"/>
@@ -11794,7 +11829,7 @@
         <w:t xml:space="preserve"> https://www.mathworks.com/help/antenna/ref/txsite.coverage.html  </w:t>
       </w:r>
     </w:p>
-    <w:p>
+    <w:p ns2:paraId="07BE4C56" ns2:textId="77777777">
       <w:pPr>
         <w:numPr>
           <w:ilvl w:val="0"/>
@@ -11820,7 +11855,7 @@
         <w:t xml:space="preserve"> https://www.mathworks.com/help/antenna/ref/rxsite.link.html  </w:t>
       </w:r>
     </w:p>
-    <w:p>
+    <w:p ns2:paraId="2A832E39" ns2:textId="77777777">
       <w:pPr>
         <w:numPr>
           <w:ilvl w:val="0"/>
@@ -11854,7 +11889,7 @@
         <w:t xml:space="preserve"> from https://www.mathworks.com/help/antenna/ref/patternazimuth.html  </w:t>
       </w:r>
     </w:p>
-    <w:p>
+    <w:p ns2:paraId="05911647" ns2:textId="77777777">
       <w:pPr>
         <w:numPr>
           <w:ilvl w:val="0"/>
@@ -11889,7 +11924,7 @@
         <w:t xml:space="preserve"> https://www.mathworks.com/help/antenna/ref/rxsite.sigstrength.html  </w:t>
       </w:r>
     </w:p>
-    <w:p>
+    <w:p ns2:paraId="2A1065E8" ns2:textId="77777777">
       <w:pPr>
         <w:spacing w:after="160" w:line="259" w:lineRule="auto"/>
         <w:ind w:left="720" w:right="0" w:firstLine="0"/>
@@ -11899,7 +11934,7 @@
         <w:t xml:space="preserve"> </w:t>
       </w:r>
     </w:p>
-    <w:p>
+    <w:p ns2:paraId="52222D07" ns2:textId="77777777">
       <w:pPr>
         <w:spacing w:after="158" w:line="259" w:lineRule="auto"/>
         <w:ind w:left="0" w:right="0" w:firstLine="0"/>
@@ -11909,7 +11944,7 @@
         <w:t xml:space="preserve"> </w:t>
       </w:r>
     </w:p>
-    <w:p>
+    <w:p ns2:paraId="042644C8" ns2:textId="77777777">
       <w:pPr>
         <w:spacing w:after="160" w:line="259" w:lineRule="auto"/>
         <w:ind w:left="0" w:right="0" w:firstLine="0"/>
@@ -11919,7 +11954,7 @@
         <w:t xml:space="preserve"> </w:t>
       </w:r>
     </w:p>
-    <w:p>
+    <w:p ns2:paraId="4B295AF6" ns2:textId="77777777">
       <w:pPr>
         <w:spacing w:after="0" w:line="259" w:lineRule="auto"/>
         <w:ind w:left="0" w:right="0" w:firstLine="0"/>
